--- a/TEL100 prosjektrapporter/Maler/TEL100 rapport mal (NO).docx
+++ b/TEL100 prosjektrapporter/Maler/TEL100 rapport mal (NO).docx
@@ -1,13 +1,14 @@
 
 <file path=word/document.xml><?xml version="1.0" encoding="utf-8"?>
-<w:document xmlns:wpc="http://schemas.microsoft.com/office/word/2010/wordprocessingCanvas" xmlns:cx="http://schemas.microsoft.com/office/drawing/2014/chartex" xmlns:cx1="http://schemas.microsoft.com/office/drawing/2015/9/8/chartex" xmlns:cx2="http://schemas.microsoft.com/office/drawing/2015/10/21/chartex" xmlns:cx3="http://schemas.microsoft.com/office/drawing/2016/5/9/chartex" xmlns:cx4="http://schemas.microsoft.com/office/drawing/2016/5/10/chartex" xmlns:cx5="http://schemas.microsoft.com/office/drawing/2016/5/11/chartex" xmlns:cx6="http://schemas.microsoft.com/office/drawing/2016/5/12/chartex" xmlns:cx7="http://schemas.microsoft.com/office/drawing/2016/5/13/chartex" xmlns:cx8="http://schemas.microsoft.com/office/drawing/2016/5/14/chartex" xmlns:mc="http://schemas.openxmlformats.org/markup-compatibility/2006" xmlns:aink="http://schemas.microsoft.com/office/drawing/2016/ink" xmlns:am3d="http://schemas.microsoft.com/office/drawing/2017/model3d" xmlns:o="urn:schemas-microsoft-com:office:office" xmlns:oel="http://schemas.microsoft.com/office/2019/extlst" xmlns:r="http://schemas.openxmlformats.org/officeDocument/2006/relationships" xmlns:m="http://schemas.openxmlformats.org/officeDocument/2006/math" xmlns:v="urn:schemas-microsoft-com:vml" xmlns:wp14="http://schemas.microsoft.com/office/word/2010/wordprocessingDrawing" xmlns:wp="http://schemas.openxmlformats.org/drawingml/2006/wordprocessingDrawing" xmlns:w10="urn:schemas-microsoft-com:office:word" xmlns:w="http://schemas.openxmlformats.org/wordprocessingml/2006/main" xmlns:w14="http://schemas.microsoft.com/office/word/2010/wordml" xmlns:w15="http://schemas.microsoft.com/office/word/2012/wordml" xmlns:w16cex="http://schemas.microsoft.com/office/word/2018/wordml/cex" xmlns:w16cid="http://schemas.microsoft.com/office/word/2016/wordml/cid" xmlns:w16="http://schemas.microsoft.com/office/word/2018/wordml" xmlns:w16du="http://schemas.microsoft.com/office/word/2023/wordml/word16du" xmlns:w16sdtdh="http://schemas.microsoft.com/office/word/2020/wordml/sdtdatahash" xmlns:w16sdtfl="http://schemas.microsoft.com/office/word/2024/wordml/sdtformatlock" xmlns:w16se="http://schemas.microsoft.com/office/word/2015/wordml/symex" xmlns:wpg="http://schemas.microsoft.com/office/word/2010/wordprocessingGroup" xmlns:wpi="http://schemas.microsoft.com/office/word/2010/wordprocessingInk" xmlns:wne="http://schemas.microsoft.com/office/word/2006/wordml" xmlns:wps="http://schemas.microsoft.com/office/word/2010/wordprocessingShape" mc:Ignorable="w14 w15 w16se w16cid w16 w16cex w16sdtdh w16sdtfl w16du wp14">
+<w:document xmlns:wpc="http://schemas.microsoft.com/office/word/2010/wordprocessingCanvas" xmlns:cx="http://schemas.microsoft.com/office/drawing/2014/chartex" xmlns:cx1="http://schemas.microsoft.com/office/drawing/2015/9/8/chartex" xmlns:cx2="http://schemas.microsoft.com/office/drawing/2015/10/21/chartex" xmlns:cx3="http://schemas.microsoft.com/office/drawing/2016/5/9/chartex" xmlns:cx4="http://schemas.microsoft.com/office/drawing/2016/5/10/chartex" xmlns:cx5="http://schemas.microsoft.com/office/drawing/2016/5/11/chartex" xmlns:cx6="http://schemas.microsoft.com/office/drawing/2016/5/12/chartex" xmlns:cx7="http://schemas.microsoft.com/office/drawing/2016/5/13/chartex" xmlns:cx8="http://schemas.microsoft.com/office/drawing/2016/5/14/chartex" xmlns:mc="http://schemas.openxmlformats.org/markup-compatibility/2006" xmlns:aink="http://schemas.microsoft.com/office/drawing/2016/ink" xmlns:am3d="http://schemas.microsoft.com/office/drawing/2017/model3d" xmlns:o="urn:schemas-microsoft-com:office:office" xmlns:oel="http://schemas.microsoft.com/office/2019/extlst" xmlns:r="http://schemas.openxmlformats.org/officeDocument/2006/relationships" xmlns:m="http://schemas.openxmlformats.org/officeDocument/2006/math" xmlns:v="urn:schemas-microsoft-com:vml" xmlns:wp14="http://schemas.microsoft.com/office/word/2010/wordprocessingDrawing" xmlns:wp="http://schemas.openxmlformats.org/drawingml/2006/wordprocessingDrawing" xmlns:w10="urn:schemas-microsoft-com:office:word" xmlns:w="http://schemas.openxmlformats.org/wordprocessingml/2006/main" xmlns:w14="http://schemas.microsoft.com/office/word/2010/wordml" xmlns:w15="http://schemas.microsoft.com/office/word/2012/wordml" xmlns:w16cex="http://schemas.microsoft.com/office/word/2018/wordml/cex" xmlns:w16cid="http://schemas.microsoft.com/office/word/2016/wordml/cid" xmlns:w16="http://schemas.microsoft.com/office/word/2018/wordml" xmlns:w16du="http://schemas.microsoft.com/office/word/2023/wordml/word16du" xmlns:w16sdtdh="http://schemas.microsoft.com/office/word/2020/wordml/sdtdatahash" xmlns:w16sdtfl="http://schemas.microsoft.com/office/word/2024/wordml/sdtformatlock" xmlns:w16se="http://schemas.microsoft.com/office/word/2015/wordml/symex" xmlns:wpg="http://schemas.microsoft.com/office/word/2010/wordprocessingGroup" xmlns:wpi="http://schemas.microsoft.com/office/word/2010/wordprocessingInk" xmlns:wne="http://schemas.microsoft.com/office/word/2006/wordml" xmlns:wps="http://schemas.microsoft.com/office/word/2010/wordprocessingShape" xmlns:a="http://schemas.openxmlformats.org/drawingml/2006/main" xmlns:a16="http://schemas.microsoft.com/office/drawing/2014/main" xmlns:pic="http://schemas.openxmlformats.org/drawingml/2006/picture" xmlns:a14="http://schemas.microsoft.com/office/drawing/2010/main" mc:Ignorable="w14 w15 w16se w16cid w16 w16cex w16sdtdh w16sdtfl w16du wp14">
   <w:body>
-    <w:p>
-      <w:pPr>
+    <w:p w14:noSpellErr="1">
+      <w:pPr>
+        <w:ind w:firstLine="708"/>
         <w:jc w:val="center"/>
         <w:rPr>
-          <w:rFonts w:asciiTheme="majorHAnsi" w:eastAsiaTheme="majorEastAsia" w:hAnsiTheme="majorHAnsi" w:cstheme="majorBidi"/>
-          <w:caps/>
+          <w:rFonts w:ascii="Cambria" w:hAnsi="Cambria" w:eastAsia="ＭＳ ゴシック" w:cs="Times New Roman" w:asciiTheme="majorAscii" w:hAnsiTheme="majorAscii" w:eastAsiaTheme="majorEastAsia" w:cstheme="majorBidi"/>
+          <w:caps w:val="1"/>
           <w:color w:val="26BCD2" w:themeColor="accent1"/>
           <w:spacing w:val="10"/>
           <w:sz w:val="44"/>
@@ -16,8 +17,8 @@
       </w:pPr>
       <w:r>
         <w:rPr>
-          <w:rFonts w:asciiTheme="majorHAnsi" w:eastAsiaTheme="majorEastAsia" w:hAnsiTheme="majorHAnsi" w:cstheme="majorBidi"/>
-          <w:caps/>
+          <w:rFonts w:ascii="Cambria" w:hAnsi="Cambria" w:eastAsia="ＭＳ ゴシック" w:cs="Times New Roman" w:asciiTheme="majorAscii" w:hAnsiTheme="majorAscii" w:eastAsiaTheme="majorEastAsia" w:cstheme="majorBidi"/>
+          <w:caps w:val="1"/>
           <w:color w:val="26BCD2" w:themeColor="accent1"/>
           <w:spacing w:val="10"/>
           <w:sz w:val="44"/>
@@ -2308,7 +2309,7 @@
       <w:pPr>
         <w:jc w:val="center"/>
         <w:rPr>
-          <w:rFonts w:asciiTheme="majorHAnsi" w:eastAsiaTheme="majorEastAsia" w:hAnsiTheme="majorHAnsi" w:cstheme="majorBidi"/>
+          <w:rFonts w:asciiTheme="majorHAnsi" w:hAnsiTheme="majorHAnsi" w:eastAsiaTheme="majorEastAsia" w:cstheme="majorBidi"/>
           <w:caps/>
           <w:color w:val="26BCD2" w:themeColor="accent1"/>
           <w:spacing w:val="10"/>
@@ -2318,7 +2319,7 @@
       </w:pPr>
       <w:r>
         <w:rPr>
-          <w:rFonts w:asciiTheme="majorHAnsi" w:eastAsiaTheme="majorEastAsia" w:hAnsiTheme="majorHAnsi" w:cstheme="majorBidi"/>
+          <w:rFonts w:asciiTheme="majorHAnsi" w:hAnsiTheme="majorHAnsi" w:eastAsiaTheme="majorEastAsia" w:cstheme="majorBidi"/>
           <w:caps/>
           <w:color w:val="26BCD2" w:themeColor="accent1"/>
           <w:spacing w:val="10"/>
@@ -2468,7 +2469,6 @@
         <w:br w:type="page"/>
       </w:r>
       <w:r>
-        <w:lastRenderedPageBreak/>
         <w:t>Forord</w:t>
       </w:r>
     </w:p>
@@ -3194,6 +3194,13 @@
           <w:color w:val="C00000"/>
         </w:rPr>
         <w:br/>
+      </w:r>
+      <w:r>
+        <w:rPr>
+          <w:i/>
+          <w:iCs/>
+          <w:color w:val="C00000"/>
+        </w:rPr>
         <w:t xml:space="preserve">“Basert på nøkkelfunnene i dette arbeidet foreslår prosjektgruppen </w:t>
       </w:r>
       <w:proofErr w:type="gramStart"/>
@@ -3645,7 +3652,7 @@
         </w:rPr>
         <w:t xml:space="preserve"> </w:t>
       </w:r>
-      <w:hyperlink r:id="rId12" w:tgtFrame="_new" w:history="1">
+      <w:hyperlink w:tgtFrame="_new" w:history="1" r:id="rId12">
         <w:r>
           <w:rPr>
             <w:rStyle w:val="Hyperkobling"/>
@@ -4343,7 +4350,6 @@
         <w:rPr>
           <w:color w:val="EE0000"/>
         </w:rPr>
-        <w:lastRenderedPageBreak/>
         <w:t>Hva ble utviklet eller testet?</w:t>
       </w:r>
     </w:p>
@@ -4687,7 +4693,6 @@
           <w:szCs w:val="40"/>
           <w:lang w:val="en-GB"/>
         </w:rPr>
-        <w:lastRenderedPageBreak/>
         <w:t>Ordliste</w:t>
       </w:r>
       <w:proofErr w:type="spellEnd"/>
@@ -4747,7 +4752,7 @@
     <w:p>
       <w:pPr>
         <w:rPr>
-          <w:rFonts w:asciiTheme="majorHAnsi" w:eastAsiaTheme="majorEastAsia" w:hAnsiTheme="majorHAnsi" w:cstheme="majorBidi"/>
+          <w:rFonts w:asciiTheme="majorHAnsi" w:hAnsiTheme="majorHAnsi" w:eastAsiaTheme="majorEastAsia" w:cstheme="majorBidi"/>
           <w:caps/>
           <w:color w:val="26BCD2" w:themeColor="accent1"/>
           <w:spacing w:val="10"/>
@@ -4781,7 +4786,6 @@
           <w:szCs w:val="40"/>
           <w:lang w:val="en-GB"/>
         </w:rPr>
-        <w:lastRenderedPageBreak/>
         <w:t>Figurliste</w:t>
       </w:r>
     </w:p>
@@ -4817,7 +4821,7 @@
         </w:rPr>
         <w:fldChar w:fldCharType="separate"/>
       </w:r>
-      <w:hyperlink w:anchor="_Toc174620252" w:history="1">
+      <w:hyperlink w:history="1" w:anchor="_Toc174620252">
         <w:r>
           <w:rPr>
             <w:rStyle w:val="Hyperkobling"/>
@@ -4890,7 +4894,7 @@
           <w14:ligatures w14:val="standardContextual"/>
         </w:rPr>
       </w:pPr>
-      <w:hyperlink w:anchor="_Toc174620253" w:history="1">
+      <w:hyperlink w:history="1" w:anchor="_Toc174620253">
         <w:r>
           <w:rPr>
             <w:rStyle w:val="Hyperkobling"/>
@@ -4989,7 +4993,6 @@
           <w:szCs w:val="40"/>
           <w:lang w:val="en-GB"/>
         </w:rPr>
-        <w:lastRenderedPageBreak/>
         <w:t xml:space="preserve">Tabelliste </w:t>
       </w:r>
     </w:p>
@@ -5023,7 +5026,7 @@
         </w:rPr>
         <w:fldChar w:fldCharType="separate"/>
       </w:r>
-      <w:hyperlink w:anchor="_Toc73266480" w:history="1">
+      <w:hyperlink w:history="1" w:anchor="_Toc73266480">
         <w:r>
           <w:rPr>
             <w:rStyle w:val="Hyperkobling"/>
@@ -5189,23 +5192,29 @@
     </w:p>
     <w:sdt>
       <w:sdtPr>
-        <w:rPr>
-          <w:caps w:val="0"/>
-          <w:color w:val="auto"/>
-          <w:spacing w:val="0"/>
-          <w:sz w:val="20"/>
-          <w:szCs w:val="20"/>
-        </w:rPr>
         <w:id w:val="1977328413"/>
         <w:docPartObj>
           <w:docPartGallery w:val="Table of Contents"/>
           <w:docPartUnique/>
         </w:docPartObj>
+        <w:rPr>
+          <w:caps w:val="0"/>
+          <w:smallCaps w:val="0"/>
+          <w:color w:val="auto"/>
+          <w:spacing w:val="0"/>
+          <w:sz w:val="20"/>
+          <w:szCs w:val="20"/>
+        </w:rPr>
       </w:sdtPr>
       <w:sdtEndPr>
         <w:rPr>
-          <w:b/>
-          <w:bCs/>
+          <w:b w:val="1"/>
+          <w:bCs w:val="1"/>
+          <w:caps w:val="0"/>
+          <w:smallCaps w:val="0"/>
+          <w:color w:val="auto"/>
+          <w:sz w:val="20"/>
+          <w:szCs w:val="20"/>
         </w:rPr>
       </w:sdtEndPr>
       <w:sdtContent>
@@ -5241,7 +5250,7 @@
           <w:r>
             <w:fldChar w:fldCharType="separate"/>
           </w:r>
-          <w:hyperlink w:anchor="_Toc205198507" w:history="1">
+          <w:hyperlink w:history="1" w:anchor="_Toc205198507">
             <w:r>
               <w:rPr>
                 <w:rStyle w:val="Hyperkobling"/>
@@ -5315,7 +5324,7 @@
               <w14:ligatures w14:val="standardContextual"/>
             </w:rPr>
           </w:pPr>
-          <w:hyperlink w:anchor="_Toc205198508" w:history="1">
+          <w:hyperlink w:history="1" w:anchor="_Toc205198508">
             <w:r>
               <w:rPr>
                 <w:rStyle w:val="Hyperkobling"/>
@@ -5388,7 +5397,7 @@
               <w14:ligatures w14:val="standardContextual"/>
             </w:rPr>
           </w:pPr>
-          <w:hyperlink w:anchor="_Toc205198509" w:history="1">
+          <w:hyperlink w:history="1" w:anchor="_Toc205198509">
             <w:r>
               <w:rPr>
                 <w:rStyle w:val="Hyperkobling"/>
@@ -5461,7 +5470,7 @@
               <w14:ligatures w14:val="standardContextual"/>
             </w:rPr>
           </w:pPr>
-          <w:hyperlink w:anchor="_Toc205198510" w:history="1">
+          <w:hyperlink w:history="1" w:anchor="_Toc205198510">
             <w:r>
               <w:rPr>
                 <w:rStyle w:val="Hyperkobling"/>
@@ -5534,7 +5543,7 @@
               <w14:ligatures w14:val="standardContextual"/>
             </w:rPr>
           </w:pPr>
-          <w:hyperlink w:anchor="_Toc205198511" w:history="1">
+          <w:hyperlink w:history="1" w:anchor="_Toc205198511">
             <w:r>
               <w:rPr>
                 <w:rStyle w:val="Hyperkobling"/>
@@ -5607,7 +5616,7 @@
               <w14:ligatures w14:val="standardContextual"/>
             </w:rPr>
           </w:pPr>
-          <w:hyperlink w:anchor="_Toc205198512" w:history="1">
+          <w:hyperlink w:history="1" w:anchor="_Toc205198512">
             <w:r>
               <w:rPr>
                 <w:rStyle w:val="Hyperkobling"/>
@@ -5680,7 +5689,7 @@
               <w14:ligatures w14:val="standardContextual"/>
             </w:rPr>
           </w:pPr>
-          <w:hyperlink w:anchor="_Toc205198513" w:history="1">
+          <w:hyperlink w:history="1" w:anchor="_Toc205198513">
             <w:r>
               <w:rPr>
                 <w:rStyle w:val="Hyperkobling"/>
@@ -5753,7 +5762,7 @@
               <w14:ligatures w14:val="standardContextual"/>
             </w:rPr>
           </w:pPr>
-          <w:hyperlink w:anchor="_Toc205198514" w:history="1">
+          <w:hyperlink w:history="1" w:anchor="_Toc205198514">
             <w:r>
               <w:rPr>
                 <w:rStyle w:val="Hyperkobling"/>
@@ -5826,7 +5835,7 @@
               <w14:ligatures w14:val="standardContextual"/>
             </w:rPr>
           </w:pPr>
-          <w:hyperlink w:anchor="_Toc205198515" w:history="1">
+          <w:hyperlink w:history="1" w:anchor="_Toc205198515">
             <w:r>
               <w:rPr>
                 <w:rStyle w:val="Hyperkobling"/>
@@ -5899,7 +5908,7 @@
               <w14:ligatures w14:val="standardContextual"/>
             </w:rPr>
           </w:pPr>
-          <w:hyperlink w:anchor="_Toc205198516" w:history="1">
+          <w:hyperlink w:history="1" w:anchor="_Toc205198516">
             <w:r>
               <w:rPr>
                 <w:rStyle w:val="Hyperkobling"/>
@@ -5972,7 +5981,7 @@
               <w14:ligatures w14:val="standardContextual"/>
             </w:rPr>
           </w:pPr>
-          <w:hyperlink w:anchor="_Toc205198517" w:history="1">
+          <w:hyperlink w:history="1" w:anchor="_Toc205198517">
             <w:r>
               <w:rPr>
                 <w:rStyle w:val="Hyperkobling"/>
@@ -6045,7 +6054,7 @@
               <w14:ligatures w14:val="standardContextual"/>
             </w:rPr>
           </w:pPr>
-          <w:hyperlink w:anchor="_Toc205198518" w:history="1">
+          <w:hyperlink w:history="1" w:anchor="_Toc205198518">
             <w:r>
               <w:rPr>
                 <w:rStyle w:val="Hyperkobling"/>
@@ -6118,7 +6127,7 @@
               <w14:ligatures w14:val="standardContextual"/>
             </w:rPr>
           </w:pPr>
-          <w:hyperlink w:anchor="_Toc205198519" w:history="1">
+          <w:hyperlink w:history="1" w:anchor="_Toc205198519">
             <w:r>
               <w:rPr>
                 <w:rStyle w:val="Hyperkobling"/>
@@ -6191,7 +6200,7 @@
               <w14:ligatures w14:val="standardContextual"/>
             </w:rPr>
           </w:pPr>
-          <w:hyperlink w:anchor="_Toc205198520" w:history="1">
+          <w:hyperlink w:history="1" w:anchor="_Toc205198520">
             <w:r>
               <w:rPr>
                 <w:rStyle w:val="Hyperkobling"/>
@@ -6264,7 +6273,7 @@
               <w14:ligatures w14:val="standardContextual"/>
             </w:rPr>
           </w:pPr>
-          <w:hyperlink w:anchor="_Toc205198521" w:history="1">
+          <w:hyperlink w:history="1" w:anchor="_Toc205198521">
             <w:r>
               <w:rPr>
                 <w:rStyle w:val="Hyperkobling"/>
@@ -6337,7 +6346,7 @@
               <w14:ligatures w14:val="standardContextual"/>
             </w:rPr>
           </w:pPr>
-          <w:hyperlink w:anchor="_Toc205198522" w:history="1">
+          <w:hyperlink w:history="1" w:anchor="_Toc205198522">
             <w:r>
               <w:rPr>
                 <w:rStyle w:val="Hyperkobling"/>
@@ -6410,7 +6419,7 @@
               <w14:ligatures w14:val="standardContextual"/>
             </w:rPr>
           </w:pPr>
-          <w:hyperlink w:anchor="_Toc205198523" w:history="1">
+          <w:hyperlink w:history="1" w:anchor="_Toc205198523">
             <w:r>
               <w:rPr>
                 <w:rStyle w:val="Hyperkobling"/>
@@ -6483,7 +6492,7 @@
               <w14:ligatures w14:val="standardContextual"/>
             </w:rPr>
           </w:pPr>
-          <w:hyperlink w:anchor="_Toc205198524" w:history="1">
+          <w:hyperlink w:history="1" w:anchor="_Toc205198524">
             <w:r>
               <w:rPr>
                 <w:rStyle w:val="Hyperkobling"/>
@@ -6556,7 +6565,7 @@
               <w14:ligatures w14:val="standardContextual"/>
             </w:rPr>
           </w:pPr>
-          <w:hyperlink w:anchor="_Toc205198525" w:history="1">
+          <w:hyperlink w:history="1" w:anchor="_Toc205198525">
             <w:r>
               <w:rPr>
                 <w:rStyle w:val="Hyperkobling"/>
@@ -6629,7 +6638,7 @@
               <w14:ligatures w14:val="standardContextual"/>
             </w:rPr>
           </w:pPr>
-          <w:hyperlink w:anchor="_Toc205198526" w:history="1">
+          <w:hyperlink w:history="1" w:anchor="_Toc205198526">
             <w:r>
               <w:rPr>
                 <w:rStyle w:val="Hyperkobling"/>
@@ -6702,7 +6711,7 @@
               <w14:ligatures w14:val="standardContextual"/>
             </w:rPr>
           </w:pPr>
-          <w:hyperlink w:anchor="_Toc205198527" w:history="1">
+          <w:hyperlink w:history="1" w:anchor="_Toc205198527">
             <w:r>
               <w:rPr>
                 <w:rStyle w:val="Hyperkobling"/>
@@ -6775,7 +6784,7 @@
               <w14:ligatures w14:val="standardContextual"/>
             </w:rPr>
           </w:pPr>
-          <w:hyperlink w:anchor="_Toc205198528" w:history="1">
+          <w:hyperlink w:history="1" w:anchor="_Toc205198528">
             <w:r>
               <w:rPr>
                 <w:rStyle w:val="Hyperkobling"/>
@@ -6849,7 +6858,7 @@
               <w14:ligatures w14:val="standardContextual"/>
             </w:rPr>
           </w:pPr>
-          <w:hyperlink w:anchor="_Toc205198529" w:history="1">
+          <w:hyperlink w:history="1" w:anchor="_Toc205198529">
             <w:r>
               <w:rPr>
                 <w:rStyle w:val="Hyperkobling"/>
@@ -6922,7 +6931,7 @@
               <w14:ligatures w14:val="standardContextual"/>
             </w:rPr>
           </w:pPr>
-          <w:hyperlink w:anchor="_Toc205198530" w:history="1">
+          <w:hyperlink w:history="1" w:anchor="_Toc205198530">
             <w:r>
               <w:rPr>
                 <w:rStyle w:val="Hyperkobling"/>
@@ -6996,7 +7005,7 @@
               <w14:ligatures w14:val="standardContextual"/>
             </w:rPr>
           </w:pPr>
-          <w:hyperlink w:anchor="_Toc205198531" w:history="1">
+          <w:hyperlink w:history="1" w:anchor="_Toc205198531">
             <w:r>
               <w:rPr>
                 <w:rStyle w:val="Hyperkobling"/>
@@ -7070,7 +7079,7 @@
               <w14:ligatures w14:val="standardContextual"/>
             </w:rPr>
           </w:pPr>
-          <w:hyperlink w:anchor="_Toc205198532" w:history="1">
+          <w:hyperlink w:history="1" w:anchor="_Toc205198532">
             <w:r>
               <w:rPr>
                 <w:rStyle w:val="Hyperkobling"/>
@@ -7143,7 +7152,7 @@
               <w14:ligatures w14:val="standardContextual"/>
             </w:rPr>
           </w:pPr>
-          <w:hyperlink w:anchor="_Toc205198533" w:history="1">
+          <w:hyperlink w:history="1" w:anchor="_Toc205198533">
             <w:r>
               <w:rPr>
                 <w:rStyle w:val="Hyperkobling"/>
@@ -7216,7 +7225,7 @@
               <w14:ligatures w14:val="standardContextual"/>
             </w:rPr>
           </w:pPr>
-          <w:hyperlink w:anchor="_Toc205198534" w:history="1">
+          <w:hyperlink w:history="1" w:anchor="_Toc205198534">
             <w:r>
               <w:rPr>
                 <w:rStyle w:val="Hyperkobling"/>
@@ -7289,7 +7298,7 @@
               <w14:ligatures w14:val="standardContextual"/>
             </w:rPr>
           </w:pPr>
-          <w:hyperlink w:anchor="_Toc205198535" w:history="1">
+          <w:hyperlink w:history="1" w:anchor="_Toc205198535">
             <w:r>
               <w:rPr>
                 <w:rStyle w:val="Hyperkobling"/>
@@ -7362,7 +7371,7 @@
               <w14:ligatures w14:val="standardContextual"/>
             </w:rPr>
           </w:pPr>
-          <w:hyperlink w:anchor="_Toc205198536" w:history="1">
+          <w:hyperlink w:history="1" w:anchor="_Toc205198536">
             <w:r>
               <w:rPr>
                 <w:rStyle w:val="Hyperkobling"/>
@@ -7436,7 +7445,7 @@
               <w14:ligatures w14:val="standardContextual"/>
             </w:rPr>
           </w:pPr>
-          <w:hyperlink w:anchor="_Toc205198537" w:history="1">
+          <w:hyperlink w:history="1" w:anchor="_Toc205198537">
             <w:r>
               <w:rPr>
                 <w:rStyle w:val="Hyperkobling"/>
@@ -7523,7 +7532,6 @@
         <w:rPr>
           <w:noProof/>
         </w:rPr>
-        <w:lastRenderedPageBreak/>
         <w:drawing>
           <wp:inline distT="0" distB="0" distL="0" distR="0" wp14:anchorId="3443A76F" wp14:editId="7BD5C01E">
             <wp:extent cx="5939790" cy="1304290"/>
@@ -7571,9 +7579,8 @@
       <w:pPr>
         <w:pStyle w:val="Overskrift1"/>
       </w:pPr>
-      <w:bookmarkStart w:id="0" w:name="_Toc205198507"/>
-      <w:r>
-        <w:lastRenderedPageBreak/>
+      <w:bookmarkStart w:name="_Toc205198507" w:id="0"/>
+      <w:r>
         <w:t>Introdu</w:t>
       </w:r>
       <w:r>
@@ -7769,7 +7776,7 @@
       <w:pPr>
         <w:pStyle w:val="Overskrift2"/>
       </w:pPr>
-      <w:bookmarkStart w:id="1" w:name="_Toc205198508"/>
+      <w:bookmarkStart w:name="_Toc205198508" w:id="1"/>
       <w:r>
         <w:t>B</w:t>
       </w:r>
@@ -8043,9 +8050,8 @@
       <w:pPr>
         <w:pStyle w:val="Overskrift2"/>
       </w:pPr>
-      <w:bookmarkStart w:id="2" w:name="_Toc205198509"/>
-      <w:r>
-        <w:lastRenderedPageBreak/>
+      <w:bookmarkStart w:name="_Toc205198509" w:id="2"/>
+      <w:r>
         <w:t>Problem</w:t>
       </w:r>
       <w:r>
@@ -8079,7 +8085,7 @@
       <w:pPr>
         <w:pStyle w:val="Overskrift3"/>
       </w:pPr>
-      <w:bookmarkStart w:id="3" w:name="_Toc205198510"/>
+      <w:bookmarkStart w:name="_Toc205198510" w:id="3"/>
       <w:r>
         <w:t>Mål og delmål</w:t>
       </w:r>
@@ -8741,7 +8747,7 @@
       <w:pPr>
         <w:pStyle w:val="Overskrift3"/>
       </w:pPr>
-      <w:bookmarkStart w:id="4" w:name="_Toc205198511"/>
+      <w:bookmarkStart w:name="_Toc205198511" w:id="4"/>
       <w:r>
         <w:t>Begrensninger</w:t>
       </w:r>
@@ -8759,9 +8765,8 @@
       <w:pPr>
         <w:pStyle w:val="Overskrift1"/>
       </w:pPr>
-      <w:bookmarkStart w:id="5" w:name="_Toc205198512"/>
-      <w:r>
-        <w:lastRenderedPageBreak/>
+      <w:bookmarkStart w:name="_Toc205198512" w:id="5"/>
+      <w:r>
         <w:t>Teor</w:t>
       </w:r>
       <w:r>
@@ -8956,7 +8961,7 @@
       <w:pPr>
         <w:pStyle w:val="Overskrift2"/>
       </w:pPr>
-      <w:bookmarkStart w:id="6" w:name="_Toc205198513"/>
+      <w:bookmarkStart w:name="_Toc205198513" w:id="6"/>
       <w:r>
         <w:t>sentral fagteori</w:t>
       </w:r>
@@ -9453,9 +9458,8 @@
       <w:pPr>
         <w:pStyle w:val="Overskrift2"/>
       </w:pPr>
-      <w:bookmarkStart w:id="7" w:name="_Toc205198514"/>
-      <w:r>
-        <w:lastRenderedPageBreak/>
+      <w:bookmarkStart w:name="_Toc205198514" w:id="7"/>
+      <w:r>
         <w:t>Fysiske måleprinspipper</w:t>
       </w:r>
       <w:bookmarkEnd w:id="7"/>
@@ -10572,9 +10576,8 @@
       <w:pPr>
         <w:pStyle w:val="Overskrift2"/>
       </w:pPr>
-      <w:bookmarkStart w:id="8" w:name="_Toc205198515"/>
-      <w:r>
-        <w:lastRenderedPageBreak/>
+      <w:bookmarkStart w:name="_Toc205198515" w:id="8"/>
+      <w:r>
         <w:t>State-of-the-art analys</w:t>
       </w:r>
       <w:r>
@@ -10760,7 +10763,7 @@
       <w:pPr>
         <w:pStyle w:val="Overskrift2"/>
       </w:pPr>
-      <w:bookmarkStart w:id="9" w:name="_Toc205198516"/>
+      <w:bookmarkStart w:name="_Toc205198516" w:id="9"/>
       <w:r>
         <w:t>oppsummering</w:t>
       </w:r>
@@ -11147,9 +11150,8 @@
       <w:pPr>
         <w:pStyle w:val="Overskrift1"/>
       </w:pPr>
-      <w:bookmarkStart w:id="10" w:name="_Toc205198517"/>
-      <w:r>
-        <w:lastRenderedPageBreak/>
+      <w:bookmarkStart w:name="_Toc205198517" w:id="10"/>
+      <w:r>
         <w:t xml:space="preserve">Designbeskrivelsen </w:t>
       </w:r>
       <w:r>
@@ -11252,7 +11254,7 @@
       <w:pPr>
         <w:pStyle w:val="Overskrift2"/>
       </w:pPr>
-      <w:bookmarkStart w:id="11" w:name="_Toc205198518"/>
+      <w:bookmarkStart w:name="_Toc205198518" w:id="11"/>
       <w:r>
         <w:t>D</w:t>
       </w:r>
@@ -11271,7 +11273,7 @@
       <w:pPr>
         <w:pStyle w:val="Overskrift3"/>
       </w:pPr>
-      <w:bookmarkStart w:id="12" w:name="_Toc205198519"/>
+      <w:bookmarkStart w:name="_Toc205198519" w:id="12"/>
       <w:r>
         <w:t>Konseptover</w:t>
       </w:r>
@@ -11586,7 +11588,7 @@
       <w:pPr>
         <w:pStyle w:val="Overskrift3"/>
       </w:pPr>
-      <w:bookmarkStart w:id="13" w:name="_Toc205198520"/>
+      <w:bookmarkStart w:name="_Toc205198520" w:id="13"/>
       <w:r>
         <w:t xml:space="preserve">«Bill Of </w:t>
       </w:r>
@@ -12274,9 +12276,8 @@
       <w:pPr>
         <w:pStyle w:val="Overskrift2"/>
       </w:pPr>
-      <w:bookmarkStart w:id="14" w:name="_Toc205198521"/>
-      <w:r>
-        <w:lastRenderedPageBreak/>
+      <w:bookmarkStart w:name="_Toc205198521" w:id="14"/>
+      <w:r>
         <w:t>Elektronisk Systemdesign</w:t>
       </w:r>
       <w:bookmarkEnd w:id="14"/>
@@ -12288,7 +12289,7 @@
       <w:pPr>
         <w:pStyle w:val="Overskrift3"/>
       </w:pPr>
-      <w:bookmarkStart w:id="15" w:name="_Toc205198522"/>
+      <w:bookmarkStart w:name="_Toc205198522" w:id="15"/>
       <w:r>
         <w:t>System arkitektur</w:t>
       </w:r>
@@ -12457,7 +12458,7 @@
       <w:pPr>
         <w:pStyle w:val="Overskrift3"/>
       </w:pPr>
-      <w:bookmarkStart w:id="16" w:name="_Toc205198523"/>
+      <w:bookmarkStart w:name="_Toc205198523" w:id="16"/>
       <w:r>
         <w:t>Kretsdiagram</w:t>
       </w:r>
@@ -12622,9 +12623,8 @@
       <w:pPr>
         <w:pStyle w:val="Overskrift2"/>
       </w:pPr>
-      <w:bookmarkStart w:id="17" w:name="_Toc205198524"/>
-      <w:r>
-        <w:lastRenderedPageBreak/>
+      <w:bookmarkStart w:name="_Toc205198524" w:id="17"/>
+      <w:r>
         <w:t>Firmware</w:t>
       </w:r>
       <w:bookmarkEnd w:id="17"/>
@@ -12636,7 +12636,7 @@
       <w:pPr>
         <w:pStyle w:val="Overskrift3"/>
       </w:pPr>
-      <w:bookmarkStart w:id="18" w:name="_Toc205198525"/>
+      <w:bookmarkStart w:name="_Toc205198525" w:id="18"/>
       <w:r>
         <w:t>Firmware arkitektur</w:t>
       </w:r>
@@ -13055,7 +13055,7 @@
       <w:pPr>
         <w:pStyle w:val="Overskrift3"/>
       </w:pPr>
-      <w:bookmarkStart w:id="19" w:name="_Toc205198526"/>
+      <w:bookmarkStart w:name="_Toc205198526" w:id="19"/>
       <w:r>
         <w:t>Utvikling av firmware</w:t>
       </w:r>
@@ -13169,10 +13169,10 @@
       <w:pPr>
         <w:pStyle w:val="NormalWeb"/>
         <w:pBdr>
-          <w:top w:val="single" w:sz="6" w:space="2" w:color="888888"/>
-          <w:left w:val="single" w:sz="6" w:space="2" w:color="888888"/>
-          <w:bottom w:val="single" w:sz="6" w:space="2" w:color="888888"/>
-          <w:right w:val="single" w:sz="6" w:space="2" w:color="888888"/>
+          <w:top w:val="single" w:color="888888" w:sz="6" w:space="2"/>
+          <w:left w:val="single" w:color="888888" w:sz="6" w:space="2"/>
+          <w:bottom w:val="single" w:color="888888" w:sz="6" w:space="2"/>
+          <w:right w:val="single" w:color="888888" w:sz="6" w:space="2"/>
         </w:pBdr>
         <w:shd w:val="clear" w:color="auto" w:fill="2D2E41"/>
         <w:tabs>
@@ -13289,10 +13289,10 @@
       <w:pPr>
         <w:pStyle w:val="NormalWeb"/>
         <w:pBdr>
-          <w:top w:val="single" w:sz="6" w:space="2" w:color="888888"/>
-          <w:left w:val="single" w:sz="6" w:space="2" w:color="888888"/>
-          <w:bottom w:val="single" w:sz="6" w:space="2" w:color="888888"/>
-          <w:right w:val="single" w:sz="6" w:space="2" w:color="888888"/>
+          <w:top w:val="single" w:color="888888" w:sz="6" w:space="2"/>
+          <w:left w:val="single" w:color="888888" w:sz="6" w:space="2"/>
+          <w:bottom w:val="single" w:color="888888" w:sz="6" w:space="2"/>
+          <w:right w:val="single" w:color="888888" w:sz="6" w:space="2"/>
         </w:pBdr>
         <w:shd w:val="clear" w:color="auto" w:fill="2D2E41"/>
         <w:tabs>
@@ -13481,10 +13481,10 @@
       <w:pPr>
         <w:pStyle w:val="NormalWeb"/>
         <w:pBdr>
-          <w:top w:val="single" w:sz="6" w:space="2" w:color="888888"/>
-          <w:left w:val="single" w:sz="6" w:space="2" w:color="888888"/>
-          <w:bottom w:val="single" w:sz="6" w:space="2" w:color="888888"/>
-          <w:right w:val="single" w:sz="6" w:space="2" w:color="888888"/>
+          <w:top w:val="single" w:color="888888" w:sz="6" w:space="2"/>
+          <w:left w:val="single" w:color="888888" w:sz="6" w:space="2"/>
+          <w:bottom w:val="single" w:color="888888" w:sz="6" w:space="2"/>
+          <w:right w:val="single" w:color="888888" w:sz="6" w:space="2"/>
         </w:pBdr>
         <w:shd w:val="clear" w:color="auto" w:fill="2D2E41"/>
         <w:tabs>
@@ -13550,9 +13550,8 @@
       <w:pPr>
         <w:pStyle w:val="Overskrift2"/>
       </w:pPr>
-      <w:bookmarkStart w:id="20" w:name="_Toc205198527"/>
-      <w:r>
-        <w:lastRenderedPageBreak/>
+      <w:bookmarkStart w:name="_Toc205198527" w:id="20"/>
+      <w:r>
         <w:t>oppsummering</w:t>
       </w:r>
       <w:bookmarkEnd w:id="20"/>
@@ -13961,7 +13960,7 @@
         <w:pStyle w:val="Bildetekst"/>
         <w:keepNext/>
       </w:pPr>
-      <w:bookmarkStart w:id="21" w:name="_Toc73266480"/>
+      <w:bookmarkStart w:name="_Toc73266480" w:id="21"/>
       <w:proofErr w:type="spellStart"/>
       <w:r>
         <w:t>Table</w:t>
@@ -14219,12 +14218,11 @@
           <w:lang w:val="en-GB"/>
         </w:rPr>
       </w:pPr>
-      <w:bookmarkStart w:id="22" w:name="_Toc205198528"/>
+      <w:bookmarkStart w:name="_Toc205198528" w:id="22"/>
       <w:r>
         <w:rPr>
           <w:lang w:val="en-GB"/>
         </w:rPr>
-        <w:lastRenderedPageBreak/>
         <w:t>E</w:t>
       </w:r>
       <w:r>
@@ -14543,7 +14541,7 @@
       <w:pPr>
         <w:pStyle w:val="Overskrift2"/>
       </w:pPr>
-      <w:bookmarkStart w:id="23" w:name="_Toc205198529"/>
+      <w:bookmarkStart w:name="_Toc205198529" w:id="23"/>
       <w:r>
         <w:t>Testplan</w:t>
       </w:r>
@@ -15243,7 +15241,7 @@
           <w:lang w:val="en-GB"/>
         </w:rPr>
       </w:pPr>
-      <w:bookmarkStart w:id="24" w:name="_Toc205198530"/>
+      <w:bookmarkStart w:name="_Toc205198530" w:id="24"/>
       <w:r>
         <w:rPr>
           <w:lang w:val="en-GB"/>
@@ -15429,7 +15427,6 @@
         <w:rPr>
           <w:color w:val="FF0000"/>
         </w:rPr>
-        <w:lastRenderedPageBreak/>
         <w:t>Hvilke komponenter og kode ble testet?</w:t>
       </w:r>
     </w:p>
@@ -15526,7 +15523,7 @@
       <w:pPr>
         <w:pStyle w:val="Overskrift2"/>
       </w:pPr>
-      <w:bookmarkStart w:id="25" w:name="_Toc205198531"/>
+      <w:bookmarkStart w:name="_Toc205198531" w:id="25"/>
       <w:r>
         <w:t>Funksjontesting</w:t>
       </w:r>
@@ -16216,7 +16213,7 @@
       <w:pPr>
         <w:pStyle w:val="Overskrift2"/>
       </w:pPr>
-      <w:bookmarkStart w:id="26" w:name="_Toc205198532"/>
+      <w:bookmarkStart w:name="_Toc205198532" w:id="26"/>
       <w:r>
         <w:t xml:space="preserve">oppsummering og </w:t>
       </w:r>
@@ -16475,9 +16472,8 @@
       <w:pPr>
         <w:pStyle w:val="Overskrift1"/>
       </w:pPr>
-      <w:bookmarkStart w:id="27" w:name="_Toc205198533"/>
-      <w:r>
-        <w:lastRenderedPageBreak/>
+      <w:bookmarkStart w:name="_Toc205198533" w:id="27"/>
+      <w:r>
         <w:t>anbe</w:t>
       </w:r>
       <w:r>
@@ -16885,7 +16881,7 @@
       <w:pPr>
         <w:pStyle w:val="Overskrift2"/>
       </w:pPr>
-      <w:bookmarkStart w:id="28" w:name="_Toc205198534"/>
+      <w:bookmarkStart w:name="_Toc205198534" w:id="28"/>
       <w:r>
         <w:t>Videre arbeid</w:t>
       </w:r>
@@ -17634,7 +17630,6 @@
           <w:color w:val="EE0000"/>
           <w:lang w:val="en-US"/>
         </w:rPr>
-        <w:lastRenderedPageBreak/>
         <w:t>Integrere</w:t>
       </w:r>
       <w:proofErr w:type="spellEnd"/>
@@ -17828,23 +17823,32 @@
         <w:br w:type="page"/>
       </w:r>
     </w:p>
-    <w:bookmarkStart w:id="29" w:name="_Toc205198535" w:displacedByCustomXml="next"/>
+    <w:bookmarkStart w:name="_Toc205198535" w:displacedByCustomXml="next" w:id="29"/>
     <w:sdt>
       <w:sdtPr>
-        <w:rPr>
-          <w:caps w:val="0"/>
-          <w:color w:val="auto"/>
-          <w:spacing w:val="0"/>
-          <w:sz w:val="20"/>
-          <w:szCs w:val="20"/>
-        </w:rPr>
         <w:id w:val="-1566253103"/>
         <w:docPartObj>
           <w:docPartGallery w:val="Bibliographies"/>
           <w:docPartUnique/>
         </w:docPartObj>
+        <w:rPr>
+          <w:caps w:val="0"/>
+          <w:smallCaps w:val="0"/>
+          <w:color w:val="auto"/>
+          <w:spacing w:val="0"/>
+          <w:sz w:val="20"/>
+          <w:szCs w:val="20"/>
+        </w:rPr>
       </w:sdtPr>
-      <w:sdtEndPr/>
+      <w:sdtEndPr>
+        <w:rPr>
+          <w:caps w:val="0"/>
+          <w:smallCaps w:val="0"/>
+          <w:color w:val="auto"/>
+          <w:sz w:val="20"/>
+          <w:szCs w:val="20"/>
+        </w:rPr>
+      </w:sdtEndPr>
       <w:sdtContent>
         <w:p>
           <w:pPr>
@@ -17971,12 +17975,11 @@
           <w:lang w:val="en-GB"/>
         </w:rPr>
       </w:pPr>
-      <w:bookmarkStart w:id="30" w:name="_Toc205198536"/>
+      <w:bookmarkStart w:name="_Toc205198536" w:id="30"/>
       <w:r>
         <w:rPr>
           <w:lang w:val="en-GB"/>
         </w:rPr>
-        <w:lastRenderedPageBreak/>
         <w:t>Vedlegg</w:t>
       </w:r>
       <w:bookmarkEnd w:id="30"/>
@@ -17995,7 +17998,7 @@
           <w:lang w:val="en-GB"/>
         </w:rPr>
       </w:pPr>
-      <w:bookmarkStart w:id="31" w:name="_Toc205198537"/>
+      <w:bookmarkStart w:name="_Toc205198537" w:id="31"/>
       <w:r>
         <w:rPr>
           <w:lang w:val="en-GB"/>
@@ -18020,7 +18023,7 @@
     <w:sectPr>
       <w:headerReference w:type="default" r:id="rId20"/>
       <w:footerReference w:type="default" r:id="rId21"/>
-      <w:pgSz w:w="11906" w:h="16838" w:code="9"/>
+      <w:pgSz w:w="11906" w:h="16838" w:orient="portrait" w:code="9"/>
       <w:pgMar w:top="907" w:right="1134" w:bottom="851" w:left="1418" w:header="709" w:footer="283" w:gutter="0"/>
       <w:cols w:space="708"/>
       <w:docGrid w:linePitch="360"/>
@@ -18052,7 +18055,7 @@
 </file>
 
 <file path=word/footer1.xml><?xml version="1.0" encoding="utf-8"?>
-<w:ftr xmlns:wpc="http://schemas.microsoft.com/office/word/2010/wordprocessingCanvas" xmlns:cx="http://schemas.microsoft.com/office/drawing/2014/chartex" xmlns:cx1="http://schemas.microsoft.com/office/drawing/2015/9/8/chartex" xmlns:cx2="http://schemas.microsoft.com/office/drawing/2015/10/21/chartex" xmlns:cx3="http://schemas.microsoft.com/office/drawing/2016/5/9/chartex" xmlns:cx4="http://schemas.microsoft.com/office/drawing/2016/5/10/chartex" xmlns:cx5="http://schemas.microsoft.com/office/drawing/2016/5/11/chartex" xmlns:cx6="http://schemas.microsoft.com/office/drawing/2016/5/12/chartex" xmlns:cx7="http://schemas.microsoft.com/office/drawing/2016/5/13/chartex" xmlns:cx8="http://schemas.microsoft.com/office/drawing/2016/5/14/chartex" xmlns:mc="http://schemas.openxmlformats.org/markup-compatibility/2006" xmlns:aink="http://schemas.microsoft.com/office/drawing/2016/ink" xmlns:am3d="http://schemas.microsoft.com/office/drawing/2017/model3d" xmlns:o="urn:schemas-microsoft-com:office:office" xmlns:oel="http://schemas.microsoft.com/office/2019/extlst" xmlns:r="http://schemas.openxmlformats.org/officeDocument/2006/relationships" xmlns:m="http://schemas.openxmlformats.org/officeDocument/2006/math" xmlns:v="urn:schemas-microsoft-com:vml" xmlns:wp14="http://schemas.microsoft.com/office/word/2010/wordprocessingDrawing" xmlns:wp="http://schemas.openxmlformats.org/drawingml/2006/wordprocessingDrawing" xmlns:w10="urn:schemas-microsoft-com:office:word" xmlns:w="http://schemas.openxmlformats.org/wordprocessingml/2006/main" xmlns:w14="http://schemas.microsoft.com/office/word/2010/wordml" xmlns:w15="http://schemas.microsoft.com/office/word/2012/wordml" xmlns:w16cex="http://schemas.microsoft.com/office/word/2018/wordml/cex" xmlns:w16cid="http://schemas.microsoft.com/office/word/2016/wordml/cid" xmlns:w16="http://schemas.microsoft.com/office/word/2018/wordml" xmlns:w16du="http://schemas.microsoft.com/office/word/2023/wordml/word16du" xmlns:w16sdtdh="http://schemas.microsoft.com/office/word/2020/wordml/sdtdatahash" xmlns:w16sdtfl="http://schemas.microsoft.com/office/word/2024/wordml/sdtformatlock" xmlns:w16se="http://schemas.microsoft.com/office/word/2015/wordml/symex" xmlns:wpg="http://schemas.microsoft.com/office/word/2010/wordprocessingGroup" xmlns:wpi="http://schemas.microsoft.com/office/word/2010/wordprocessingInk" xmlns:wne="http://schemas.microsoft.com/office/word/2006/wordml" xmlns:wps="http://schemas.microsoft.com/office/word/2010/wordprocessingShape" mc:Ignorable="w14 w15 w16se w16cid w16 w16cex w16sdtdh w16sdtfl w16du wp14">
+<w:ftr xmlns:wpc="http://schemas.microsoft.com/office/word/2010/wordprocessingCanvas" xmlns:cx="http://schemas.microsoft.com/office/drawing/2014/chartex" xmlns:cx1="http://schemas.microsoft.com/office/drawing/2015/9/8/chartex" xmlns:cx2="http://schemas.microsoft.com/office/drawing/2015/10/21/chartex" xmlns:cx3="http://schemas.microsoft.com/office/drawing/2016/5/9/chartex" xmlns:cx4="http://schemas.microsoft.com/office/drawing/2016/5/10/chartex" xmlns:cx5="http://schemas.microsoft.com/office/drawing/2016/5/11/chartex" xmlns:cx6="http://schemas.microsoft.com/office/drawing/2016/5/12/chartex" xmlns:cx7="http://schemas.microsoft.com/office/drawing/2016/5/13/chartex" xmlns:cx8="http://schemas.microsoft.com/office/drawing/2016/5/14/chartex" xmlns:mc="http://schemas.openxmlformats.org/markup-compatibility/2006" xmlns:aink="http://schemas.microsoft.com/office/drawing/2016/ink" xmlns:am3d="http://schemas.microsoft.com/office/drawing/2017/model3d" xmlns:o="urn:schemas-microsoft-com:office:office" xmlns:oel="http://schemas.microsoft.com/office/2019/extlst" xmlns:r="http://schemas.openxmlformats.org/officeDocument/2006/relationships" xmlns:m="http://schemas.openxmlformats.org/officeDocument/2006/math" xmlns:v="urn:schemas-microsoft-com:vml" xmlns:wp14="http://schemas.microsoft.com/office/word/2010/wordprocessingDrawing" xmlns:wp="http://schemas.openxmlformats.org/drawingml/2006/wordprocessingDrawing" xmlns:w10="urn:schemas-microsoft-com:office:word" xmlns:w="http://schemas.openxmlformats.org/wordprocessingml/2006/main" xmlns:w14="http://schemas.microsoft.com/office/word/2010/wordml" xmlns:w15="http://schemas.microsoft.com/office/word/2012/wordml" xmlns:w16cex="http://schemas.microsoft.com/office/word/2018/wordml/cex" xmlns:w16cid="http://schemas.microsoft.com/office/word/2016/wordml/cid" xmlns:w16="http://schemas.microsoft.com/office/word/2018/wordml" xmlns:w16du="http://schemas.microsoft.com/office/word/2023/wordml/word16du" xmlns:w16sdtdh="http://schemas.microsoft.com/office/word/2020/wordml/sdtdatahash" xmlns:w16sdtfl="http://schemas.microsoft.com/office/word/2024/wordml/sdtformatlock" xmlns:w16se="http://schemas.microsoft.com/office/word/2015/wordml/symex" xmlns:wpg="http://schemas.microsoft.com/office/word/2010/wordprocessingGroup" xmlns:wpi="http://schemas.microsoft.com/office/word/2010/wordprocessingInk" xmlns:wne="http://schemas.microsoft.com/office/word/2006/wordml" xmlns:wps="http://schemas.microsoft.com/office/word/2010/wordprocessingShape" xmlns:a="http://schemas.openxmlformats.org/drawingml/2006/main" xmlns:pic="http://schemas.openxmlformats.org/drawingml/2006/picture" xmlns:a14="http://schemas.microsoft.com/office/drawing/2010/main" mc:Ignorable="w14 w15 w16se w16cid w16 w16cex w16sdtdh w16sdtfl w16du wp14">
   <w:sdt>
     <w:sdtPr>
       <w:id w:val="-25410152"/>
@@ -18242,7 +18245,7 @@
         <w:ind w:left="720" w:hanging="360"/>
       </w:pPr>
       <w:rPr>
-        <w:rFonts w:ascii="Symbol" w:hAnsi="Symbol" w:hint="default"/>
+        <w:rFonts w:hint="default" w:ascii="Symbol" w:hAnsi="Symbol"/>
         <w:sz w:val="20"/>
       </w:rPr>
     </w:lvl>
@@ -18258,7 +18261,7 @@
         <w:ind w:left="1440" w:hanging="360"/>
       </w:pPr>
       <w:rPr>
-        <w:rFonts w:ascii="Courier New" w:hAnsi="Courier New" w:hint="default"/>
+        <w:rFonts w:hint="default" w:ascii="Courier New" w:hAnsi="Courier New"/>
         <w:sz w:val="20"/>
       </w:rPr>
     </w:lvl>
@@ -18274,7 +18277,7 @@
         <w:ind w:left="2160" w:hanging="360"/>
       </w:pPr>
       <w:rPr>
-        <w:rFonts w:ascii="Wingdings" w:hAnsi="Wingdings" w:hint="default"/>
+        <w:rFonts w:hint="default" w:ascii="Wingdings" w:hAnsi="Wingdings"/>
         <w:sz w:val="20"/>
       </w:rPr>
     </w:lvl>
@@ -18290,7 +18293,7 @@
         <w:ind w:left="2880" w:hanging="360"/>
       </w:pPr>
       <w:rPr>
-        <w:rFonts w:ascii="Wingdings" w:hAnsi="Wingdings" w:hint="default"/>
+        <w:rFonts w:hint="default" w:ascii="Wingdings" w:hAnsi="Wingdings"/>
         <w:sz w:val="20"/>
       </w:rPr>
     </w:lvl>
@@ -18306,7 +18309,7 @@
         <w:ind w:left="3600" w:hanging="360"/>
       </w:pPr>
       <w:rPr>
-        <w:rFonts w:ascii="Wingdings" w:hAnsi="Wingdings" w:hint="default"/>
+        <w:rFonts w:hint="default" w:ascii="Wingdings" w:hAnsi="Wingdings"/>
         <w:sz w:val="20"/>
       </w:rPr>
     </w:lvl>
@@ -18322,7 +18325,7 @@
         <w:ind w:left="4320" w:hanging="360"/>
       </w:pPr>
       <w:rPr>
-        <w:rFonts w:ascii="Wingdings" w:hAnsi="Wingdings" w:hint="default"/>
+        <w:rFonts w:hint="default" w:ascii="Wingdings" w:hAnsi="Wingdings"/>
         <w:sz w:val="20"/>
       </w:rPr>
     </w:lvl>
@@ -18338,7 +18341,7 @@
         <w:ind w:left="5040" w:hanging="360"/>
       </w:pPr>
       <w:rPr>
-        <w:rFonts w:ascii="Wingdings" w:hAnsi="Wingdings" w:hint="default"/>
+        <w:rFonts w:hint="default" w:ascii="Wingdings" w:hAnsi="Wingdings"/>
         <w:sz w:val="20"/>
       </w:rPr>
     </w:lvl>
@@ -18354,7 +18357,7 @@
         <w:ind w:left="5760" w:hanging="360"/>
       </w:pPr>
       <w:rPr>
-        <w:rFonts w:ascii="Wingdings" w:hAnsi="Wingdings" w:hint="default"/>
+        <w:rFonts w:hint="default" w:ascii="Wingdings" w:hAnsi="Wingdings"/>
         <w:sz w:val="20"/>
       </w:rPr>
     </w:lvl>
@@ -18370,7 +18373,7 @@
         <w:ind w:left="6480" w:hanging="360"/>
       </w:pPr>
       <w:rPr>
-        <w:rFonts w:ascii="Wingdings" w:hAnsi="Wingdings" w:hint="default"/>
+        <w:rFonts w:hint="default" w:ascii="Wingdings" w:hAnsi="Wingdings"/>
         <w:sz w:val="20"/>
       </w:rPr>
     </w:lvl>
@@ -18391,7 +18394,7 @@
         <w:ind w:left="720" w:hanging="360"/>
       </w:pPr>
       <w:rPr>
-        <w:rFonts w:ascii="Symbol" w:hAnsi="Symbol" w:hint="default"/>
+        <w:rFonts w:hint="default" w:ascii="Symbol" w:hAnsi="Symbol"/>
         <w:sz w:val="20"/>
       </w:rPr>
     </w:lvl>
@@ -18407,7 +18410,7 @@
         <w:ind w:left="1440" w:hanging="360"/>
       </w:pPr>
       <w:rPr>
-        <w:rFonts w:ascii="Courier New" w:hAnsi="Courier New" w:hint="default"/>
+        <w:rFonts w:hint="default" w:ascii="Courier New" w:hAnsi="Courier New"/>
         <w:sz w:val="20"/>
       </w:rPr>
     </w:lvl>
@@ -18423,7 +18426,7 @@
         <w:ind w:left="2160" w:hanging="360"/>
       </w:pPr>
       <w:rPr>
-        <w:rFonts w:ascii="Wingdings" w:hAnsi="Wingdings" w:hint="default"/>
+        <w:rFonts w:hint="default" w:ascii="Wingdings" w:hAnsi="Wingdings"/>
         <w:sz w:val="20"/>
       </w:rPr>
     </w:lvl>
@@ -18439,7 +18442,7 @@
         <w:ind w:left="2880" w:hanging="360"/>
       </w:pPr>
       <w:rPr>
-        <w:rFonts w:ascii="Wingdings" w:hAnsi="Wingdings" w:hint="default"/>
+        <w:rFonts w:hint="default" w:ascii="Wingdings" w:hAnsi="Wingdings"/>
         <w:sz w:val="20"/>
       </w:rPr>
     </w:lvl>
@@ -18455,7 +18458,7 @@
         <w:ind w:left="3600" w:hanging="360"/>
       </w:pPr>
       <w:rPr>
-        <w:rFonts w:ascii="Wingdings" w:hAnsi="Wingdings" w:hint="default"/>
+        <w:rFonts w:hint="default" w:ascii="Wingdings" w:hAnsi="Wingdings"/>
         <w:sz w:val="20"/>
       </w:rPr>
     </w:lvl>
@@ -18471,7 +18474,7 @@
         <w:ind w:left="4320" w:hanging="360"/>
       </w:pPr>
       <w:rPr>
-        <w:rFonts w:ascii="Wingdings" w:hAnsi="Wingdings" w:hint="default"/>
+        <w:rFonts w:hint="default" w:ascii="Wingdings" w:hAnsi="Wingdings"/>
         <w:sz w:val="20"/>
       </w:rPr>
     </w:lvl>
@@ -18487,7 +18490,7 @@
         <w:ind w:left="5040" w:hanging="360"/>
       </w:pPr>
       <w:rPr>
-        <w:rFonts w:ascii="Wingdings" w:hAnsi="Wingdings" w:hint="default"/>
+        <w:rFonts w:hint="default" w:ascii="Wingdings" w:hAnsi="Wingdings"/>
         <w:sz w:val="20"/>
       </w:rPr>
     </w:lvl>
@@ -18503,7 +18506,7 @@
         <w:ind w:left="5760" w:hanging="360"/>
       </w:pPr>
       <w:rPr>
-        <w:rFonts w:ascii="Wingdings" w:hAnsi="Wingdings" w:hint="default"/>
+        <w:rFonts w:hint="default" w:ascii="Wingdings" w:hAnsi="Wingdings"/>
         <w:sz w:val="20"/>
       </w:rPr>
     </w:lvl>
@@ -18519,7 +18522,7 @@
         <w:ind w:left="6480" w:hanging="360"/>
       </w:pPr>
       <w:rPr>
-        <w:rFonts w:ascii="Wingdings" w:hAnsi="Wingdings" w:hint="default"/>
+        <w:rFonts w:hint="default" w:ascii="Wingdings" w:hAnsi="Wingdings"/>
         <w:sz w:val="20"/>
       </w:rPr>
     </w:lvl>
@@ -18540,7 +18543,7 @@
         <w:ind w:left="720" w:hanging="360"/>
       </w:pPr>
       <w:rPr>
-        <w:rFonts w:ascii="Symbol" w:hAnsi="Symbol" w:hint="default"/>
+        <w:rFonts w:hint="default" w:ascii="Symbol" w:hAnsi="Symbol"/>
         <w:sz w:val="20"/>
       </w:rPr>
     </w:lvl>
@@ -18556,7 +18559,7 @@
         <w:ind w:left="1440" w:hanging="360"/>
       </w:pPr>
       <w:rPr>
-        <w:rFonts w:ascii="Courier New" w:hAnsi="Courier New" w:hint="default"/>
+        <w:rFonts w:hint="default" w:ascii="Courier New" w:hAnsi="Courier New"/>
         <w:sz w:val="20"/>
       </w:rPr>
     </w:lvl>
@@ -18572,7 +18575,7 @@
         <w:ind w:left="2160" w:hanging="360"/>
       </w:pPr>
       <w:rPr>
-        <w:rFonts w:ascii="Wingdings" w:hAnsi="Wingdings" w:hint="default"/>
+        <w:rFonts w:hint="default" w:ascii="Wingdings" w:hAnsi="Wingdings"/>
         <w:sz w:val="20"/>
       </w:rPr>
     </w:lvl>
@@ -18588,7 +18591,7 @@
         <w:ind w:left="2880" w:hanging="360"/>
       </w:pPr>
       <w:rPr>
-        <w:rFonts w:ascii="Wingdings" w:hAnsi="Wingdings" w:hint="default"/>
+        <w:rFonts w:hint="default" w:ascii="Wingdings" w:hAnsi="Wingdings"/>
         <w:sz w:val="20"/>
       </w:rPr>
     </w:lvl>
@@ -18604,7 +18607,7 @@
         <w:ind w:left="3600" w:hanging="360"/>
       </w:pPr>
       <w:rPr>
-        <w:rFonts w:ascii="Wingdings" w:hAnsi="Wingdings" w:hint="default"/>
+        <w:rFonts w:hint="default" w:ascii="Wingdings" w:hAnsi="Wingdings"/>
         <w:sz w:val="20"/>
       </w:rPr>
     </w:lvl>
@@ -18620,7 +18623,7 @@
         <w:ind w:left="4320" w:hanging="360"/>
       </w:pPr>
       <w:rPr>
-        <w:rFonts w:ascii="Wingdings" w:hAnsi="Wingdings" w:hint="default"/>
+        <w:rFonts w:hint="default" w:ascii="Wingdings" w:hAnsi="Wingdings"/>
         <w:sz w:val="20"/>
       </w:rPr>
     </w:lvl>
@@ -18636,7 +18639,7 @@
         <w:ind w:left="5040" w:hanging="360"/>
       </w:pPr>
       <w:rPr>
-        <w:rFonts w:ascii="Wingdings" w:hAnsi="Wingdings" w:hint="default"/>
+        <w:rFonts w:hint="default" w:ascii="Wingdings" w:hAnsi="Wingdings"/>
         <w:sz w:val="20"/>
       </w:rPr>
     </w:lvl>
@@ -18652,7 +18655,7 @@
         <w:ind w:left="5760" w:hanging="360"/>
       </w:pPr>
       <w:rPr>
-        <w:rFonts w:ascii="Wingdings" w:hAnsi="Wingdings" w:hint="default"/>
+        <w:rFonts w:hint="default" w:ascii="Wingdings" w:hAnsi="Wingdings"/>
         <w:sz w:val="20"/>
       </w:rPr>
     </w:lvl>
@@ -18668,7 +18671,7 @@
         <w:ind w:left="6480" w:hanging="360"/>
       </w:pPr>
       <w:rPr>
-        <w:rFonts w:ascii="Wingdings" w:hAnsi="Wingdings" w:hint="default"/>
+        <w:rFonts w:hint="default" w:ascii="Wingdings" w:hAnsi="Wingdings"/>
         <w:sz w:val="20"/>
       </w:rPr>
     </w:lvl>
@@ -18689,7 +18692,7 @@
         <w:ind w:left="720" w:hanging="360"/>
       </w:pPr>
       <w:rPr>
-        <w:rFonts w:ascii="Symbol" w:hAnsi="Symbol" w:hint="default"/>
+        <w:rFonts w:hint="default" w:ascii="Symbol" w:hAnsi="Symbol"/>
         <w:sz w:val="20"/>
       </w:rPr>
     </w:lvl>
@@ -18705,7 +18708,7 @@
         <w:ind w:left="1440" w:hanging="360"/>
       </w:pPr>
       <w:rPr>
-        <w:rFonts w:ascii="Courier New" w:hAnsi="Courier New" w:hint="default"/>
+        <w:rFonts w:hint="default" w:ascii="Courier New" w:hAnsi="Courier New"/>
         <w:sz w:val="20"/>
       </w:rPr>
     </w:lvl>
@@ -18721,7 +18724,7 @@
         <w:ind w:left="2160" w:hanging="360"/>
       </w:pPr>
       <w:rPr>
-        <w:rFonts w:ascii="Wingdings" w:hAnsi="Wingdings" w:hint="default"/>
+        <w:rFonts w:hint="default" w:ascii="Wingdings" w:hAnsi="Wingdings"/>
         <w:sz w:val="20"/>
       </w:rPr>
     </w:lvl>
@@ -18737,7 +18740,7 @@
         <w:ind w:left="2880" w:hanging="360"/>
       </w:pPr>
       <w:rPr>
-        <w:rFonts w:ascii="Wingdings" w:hAnsi="Wingdings" w:hint="default"/>
+        <w:rFonts w:hint="default" w:ascii="Wingdings" w:hAnsi="Wingdings"/>
         <w:sz w:val="20"/>
       </w:rPr>
     </w:lvl>
@@ -18753,7 +18756,7 @@
         <w:ind w:left="3600" w:hanging="360"/>
       </w:pPr>
       <w:rPr>
-        <w:rFonts w:ascii="Wingdings" w:hAnsi="Wingdings" w:hint="default"/>
+        <w:rFonts w:hint="default" w:ascii="Wingdings" w:hAnsi="Wingdings"/>
         <w:sz w:val="20"/>
       </w:rPr>
     </w:lvl>
@@ -18769,7 +18772,7 @@
         <w:ind w:left="4320" w:hanging="360"/>
       </w:pPr>
       <w:rPr>
-        <w:rFonts w:ascii="Wingdings" w:hAnsi="Wingdings" w:hint="default"/>
+        <w:rFonts w:hint="default" w:ascii="Wingdings" w:hAnsi="Wingdings"/>
         <w:sz w:val="20"/>
       </w:rPr>
     </w:lvl>
@@ -18785,7 +18788,7 @@
         <w:ind w:left="5040" w:hanging="360"/>
       </w:pPr>
       <w:rPr>
-        <w:rFonts w:ascii="Wingdings" w:hAnsi="Wingdings" w:hint="default"/>
+        <w:rFonts w:hint="default" w:ascii="Wingdings" w:hAnsi="Wingdings"/>
         <w:sz w:val="20"/>
       </w:rPr>
     </w:lvl>
@@ -18801,7 +18804,7 @@
         <w:ind w:left="5760" w:hanging="360"/>
       </w:pPr>
       <w:rPr>
-        <w:rFonts w:ascii="Wingdings" w:hAnsi="Wingdings" w:hint="default"/>
+        <w:rFonts w:hint="default" w:ascii="Wingdings" w:hAnsi="Wingdings"/>
         <w:sz w:val="20"/>
       </w:rPr>
     </w:lvl>
@@ -18817,7 +18820,7 @@
         <w:ind w:left="6480" w:hanging="360"/>
       </w:pPr>
       <w:rPr>
-        <w:rFonts w:ascii="Wingdings" w:hAnsi="Wingdings" w:hint="default"/>
+        <w:rFonts w:hint="default" w:ascii="Wingdings" w:hAnsi="Wingdings"/>
         <w:sz w:val="20"/>
       </w:rPr>
     </w:lvl>
@@ -18838,7 +18841,7 @@
         <w:ind w:left="720" w:hanging="360"/>
       </w:pPr>
       <w:rPr>
-        <w:rFonts w:ascii="Symbol" w:hAnsi="Symbol" w:hint="default"/>
+        <w:rFonts w:hint="default" w:ascii="Symbol" w:hAnsi="Symbol"/>
         <w:sz w:val="20"/>
       </w:rPr>
     </w:lvl>
@@ -18854,7 +18857,7 @@
         <w:ind w:left="1440" w:hanging="360"/>
       </w:pPr>
       <w:rPr>
-        <w:rFonts w:ascii="Courier New" w:hAnsi="Courier New" w:hint="default"/>
+        <w:rFonts w:hint="default" w:ascii="Courier New" w:hAnsi="Courier New"/>
         <w:sz w:val="20"/>
       </w:rPr>
     </w:lvl>
@@ -18870,7 +18873,7 @@
         <w:ind w:left="2160" w:hanging="360"/>
       </w:pPr>
       <w:rPr>
-        <w:rFonts w:ascii="Wingdings" w:hAnsi="Wingdings" w:hint="default"/>
+        <w:rFonts w:hint="default" w:ascii="Wingdings" w:hAnsi="Wingdings"/>
         <w:sz w:val="20"/>
       </w:rPr>
     </w:lvl>
@@ -18886,7 +18889,7 @@
         <w:ind w:left="2880" w:hanging="360"/>
       </w:pPr>
       <w:rPr>
-        <w:rFonts w:ascii="Wingdings" w:hAnsi="Wingdings" w:hint="default"/>
+        <w:rFonts w:hint="default" w:ascii="Wingdings" w:hAnsi="Wingdings"/>
         <w:sz w:val="20"/>
       </w:rPr>
     </w:lvl>
@@ -18902,7 +18905,7 @@
         <w:ind w:left="3600" w:hanging="360"/>
       </w:pPr>
       <w:rPr>
-        <w:rFonts w:ascii="Wingdings" w:hAnsi="Wingdings" w:hint="default"/>
+        <w:rFonts w:hint="default" w:ascii="Wingdings" w:hAnsi="Wingdings"/>
         <w:sz w:val="20"/>
       </w:rPr>
     </w:lvl>
@@ -18918,7 +18921,7 @@
         <w:ind w:left="4320" w:hanging="360"/>
       </w:pPr>
       <w:rPr>
-        <w:rFonts w:ascii="Wingdings" w:hAnsi="Wingdings" w:hint="default"/>
+        <w:rFonts w:hint="default" w:ascii="Wingdings" w:hAnsi="Wingdings"/>
         <w:sz w:val="20"/>
       </w:rPr>
     </w:lvl>
@@ -18934,7 +18937,7 @@
         <w:ind w:left="5040" w:hanging="360"/>
       </w:pPr>
       <w:rPr>
-        <w:rFonts w:ascii="Wingdings" w:hAnsi="Wingdings" w:hint="default"/>
+        <w:rFonts w:hint="default" w:ascii="Wingdings" w:hAnsi="Wingdings"/>
         <w:sz w:val="20"/>
       </w:rPr>
     </w:lvl>
@@ -18950,7 +18953,7 @@
         <w:ind w:left="5760" w:hanging="360"/>
       </w:pPr>
       <w:rPr>
-        <w:rFonts w:ascii="Wingdings" w:hAnsi="Wingdings" w:hint="default"/>
+        <w:rFonts w:hint="default" w:ascii="Wingdings" w:hAnsi="Wingdings"/>
         <w:sz w:val="20"/>
       </w:rPr>
     </w:lvl>
@@ -18966,7 +18969,7 @@
         <w:ind w:left="6480" w:hanging="360"/>
       </w:pPr>
       <w:rPr>
-        <w:rFonts w:ascii="Wingdings" w:hAnsi="Wingdings" w:hint="default"/>
+        <w:rFonts w:hint="default" w:ascii="Wingdings" w:hAnsi="Wingdings"/>
         <w:sz w:val="20"/>
       </w:rPr>
     </w:lvl>
@@ -18984,7 +18987,7 @@
         <w:ind w:left="720" w:hanging="360"/>
       </w:pPr>
       <w:rPr>
-        <w:rFonts w:ascii="Symbol" w:hAnsi="Symbol" w:hint="default"/>
+        <w:rFonts w:hint="default" w:ascii="Symbol" w:hAnsi="Symbol"/>
       </w:rPr>
     </w:lvl>
     <w:lvl w:ilvl="1" w:tplc="04090003">
@@ -18996,7 +18999,7 @@
         <w:ind w:left="1440" w:hanging="360"/>
       </w:pPr>
       <w:rPr>
-        <w:rFonts w:ascii="Courier New" w:hAnsi="Courier New" w:cs="Courier New" w:hint="default"/>
+        <w:rFonts w:hint="default" w:ascii="Courier New" w:hAnsi="Courier New" w:cs="Courier New"/>
       </w:rPr>
     </w:lvl>
     <w:lvl w:ilvl="2" w:tplc="04090005">
@@ -19008,7 +19011,7 @@
         <w:ind w:left="2160" w:hanging="360"/>
       </w:pPr>
       <w:rPr>
-        <w:rFonts w:ascii="Wingdings" w:hAnsi="Wingdings" w:hint="default"/>
+        <w:rFonts w:hint="default" w:ascii="Wingdings" w:hAnsi="Wingdings"/>
       </w:rPr>
     </w:lvl>
     <w:lvl w:ilvl="3" w:tplc="04090001" w:tentative="1">
@@ -19020,7 +19023,7 @@
         <w:ind w:left="2880" w:hanging="360"/>
       </w:pPr>
       <w:rPr>
-        <w:rFonts w:ascii="Symbol" w:hAnsi="Symbol" w:hint="default"/>
+        <w:rFonts w:hint="default" w:ascii="Symbol" w:hAnsi="Symbol"/>
       </w:rPr>
     </w:lvl>
     <w:lvl w:ilvl="4" w:tplc="04090003" w:tentative="1">
@@ -19032,7 +19035,7 @@
         <w:ind w:left="3600" w:hanging="360"/>
       </w:pPr>
       <w:rPr>
-        <w:rFonts w:ascii="Courier New" w:hAnsi="Courier New" w:cs="Courier New" w:hint="default"/>
+        <w:rFonts w:hint="default" w:ascii="Courier New" w:hAnsi="Courier New" w:cs="Courier New"/>
       </w:rPr>
     </w:lvl>
     <w:lvl w:ilvl="5" w:tplc="04090005" w:tentative="1">
@@ -19044,7 +19047,7 @@
         <w:ind w:left="4320" w:hanging="360"/>
       </w:pPr>
       <w:rPr>
-        <w:rFonts w:ascii="Wingdings" w:hAnsi="Wingdings" w:hint="default"/>
+        <w:rFonts w:hint="default" w:ascii="Wingdings" w:hAnsi="Wingdings"/>
       </w:rPr>
     </w:lvl>
     <w:lvl w:ilvl="6" w:tplc="04090001" w:tentative="1">
@@ -19056,7 +19059,7 @@
         <w:ind w:left="5040" w:hanging="360"/>
       </w:pPr>
       <w:rPr>
-        <w:rFonts w:ascii="Symbol" w:hAnsi="Symbol" w:hint="default"/>
+        <w:rFonts w:hint="default" w:ascii="Symbol" w:hAnsi="Symbol"/>
       </w:rPr>
     </w:lvl>
     <w:lvl w:ilvl="7" w:tplc="04090003" w:tentative="1">
@@ -19068,7 +19071,7 @@
         <w:ind w:left="5760" w:hanging="360"/>
       </w:pPr>
       <w:rPr>
-        <w:rFonts w:ascii="Courier New" w:hAnsi="Courier New" w:cs="Courier New" w:hint="default"/>
+        <w:rFonts w:hint="default" w:ascii="Courier New" w:hAnsi="Courier New" w:cs="Courier New"/>
       </w:rPr>
     </w:lvl>
     <w:lvl w:ilvl="8" w:tplc="04090005" w:tentative="1">
@@ -19080,7 +19083,7 @@
         <w:ind w:left="6480" w:hanging="360"/>
       </w:pPr>
       <w:rPr>
-        <w:rFonts w:ascii="Wingdings" w:hAnsi="Wingdings" w:hint="default"/>
+        <w:rFonts w:hint="default" w:ascii="Wingdings" w:hAnsi="Wingdings"/>
       </w:rPr>
     </w:lvl>
   </w:abstractNum>
@@ -19100,7 +19103,7 @@
         <w:ind w:left="720" w:hanging="360"/>
       </w:pPr>
       <w:rPr>
-        <w:rFonts w:ascii="Symbol" w:hAnsi="Symbol" w:hint="default"/>
+        <w:rFonts w:hint="default" w:ascii="Symbol" w:hAnsi="Symbol"/>
         <w:sz w:val="20"/>
       </w:rPr>
     </w:lvl>
@@ -19116,7 +19119,7 @@
         <w:ind w:left="1440" w:hanging="360"/>
       </w:pPr>
       <w:rPr>
-        <w:rFonts w:ascii="Courier New" w:hAnsi="Courier New" w:hint="default"/>
+        <w:rFonts w:hint="default" w:ascii="Courier New" w:hAnsi="Courier New"/>
         <w:sz w:val="20"/>
       </w:rPr>
     </w:lvl>
@@ -19132,7 +19135,7 @@
         <w:ind w:left="2160" w:hanging="360"/>
       </w:pPr>
       <w:rPr>
-        <w:rFonts w:ascii="Wingdings" w:hAnsi="Wingdings" w:hint="default"/>
+        <w:rFonts w:hint="default" w:ascii="Wingdings" w:hAnsi="Wingdings"/>
         <w:sz w:val="20"/>
       </w:rPr>
     </w:lvl>
@@ -19148,7 +19151,7 @@
         <w:ind w:left="2880" w:hanging="360"/>
       </w:pPr>
       <w:rPr>
-        <w:rFonts w:ascii="Wingdings" w:hAnsi="Wingdings" w:hint="default"/>
+        <w:rFonts w:hint="default" w:ascii="Wingdings" w:hAnsi="Wingdings"/>
         <w:sz w:val="20"/>
       </w:rPr>
     </w:lvl>
@@ -19164,7 +19167,7 @@
         <w:ind w:left="3600" w:hanging="360"/>
       </w:pPr>
       <w:rPr>
-        <w:rFonts w:ascii="Wingdings" w:hAnsi="Wingdings" w:hint="default"/>
+        <w:rFonts w:hint="default" w:ascii="Wingdings" w:hAnsi="Wingdings"/>
         <w:sz w:val="20"/>
       </w:rPr>
     </w:lvl>
@@ -19180,7 +19183,7 @@
         <w:ind w:left="4320" w:hanging="360"/>
       </w:pPr>
       <w:rPr>
-        <w:rFonts w:ascii="Wingdings" w:hAnsi="Wingdings" w:hint="default"/>
+        <w:rFonts w:hint="default" w:ascii="Wingdings" w:hAnsi="Wingdings"/>
         <w:sz w:val="20"/>
       </w:rPr>
     </w:lvl>
@@ -19196,7 +19199,7 @@
         <w:ind w:left="5040" w:hanging="360"/>
       </w:pPr>
       <w:rPr>
-        <w:rFonts w:ascii="Wingdings" w:hAnsi="Wingdings" w:hint="default"/>
+        <w:rFonts w:hint="default" w:ascii="Wingdings" w:hAnsi="Wingdings"/>
         <w:sz w:val="20"/>
       </w:rPr>
     </w:lvl>
@@ -19212,7 +19215,7 @@
         <w:ind w:left="5760" w:hanging="360"/>
       </w:pPr>
       <w:rPr>
-        <w:rFonts w:ascii="Wingdings" w:hAnsi="Wingdings" w:hint="default"/>
+        <w:rFonts w:hint="default" w:ascii="Wingdings" w:hAnsi="Wingdings"/>
         <w:sz w:val="20"/>
       </w:rPr>
     </w:lvl>
@@ -19228,7 +19231,7 @@
         <w:ind w:left="6480" w:hanging="360"/>
       </w:pPr>
       <w:rPr>
-        <w:rFonts w:ascii="Wingdings" w:hAnsi="Wingdings" w:hint="default"/>
+        <w:rFonts w:hint="default" w:ascii="Wingdings" w:hAnsi="Wingdings"/>
         <w:sz w:val="20"/>
       </w:rPr>
     </w:lvl>
@@ -19246,7 +19249,7 @@
         <w:ind w:left="720" w:hanging="360"/>
       </w:pPr>
       <w:rPr>
-        <w:rFonts w:ascii="Symbol" w:hAnsi="Symbol" w:hint="default"/>
+        <w:rFonts w:hint="default" w:ascii="Symbol" w:hAnsi="Symbol"/>
       </w:rPr>
     </w:lvl>
     <w:lvl w:ilvl="1" w:tplc="04090003" w:tentative="1">
@@ -19258,7 +19261,7 @@
         <w:ind w:left="1440" w:hanging="360"/>
       </w:pPr>
       <w:rPr>
-        <w:rFonts w:ascii="Courier New" w:hAnsi="Courier New" w:cs="Courier New" w:hint="default"/>
+        <w:rFonts w:hint="default" w:ascii="Courier New" w:hAnsi="Courier New" w:cs="Courier New"/>
       </w:rPr>
     </w:lvl>
     <w:lvl w:ilvl="2" w:tplc="04090005" w:tentative="1">
@@ -19270,7 +19273,7 @@
         <w:ind w:left="2160" w:hanging="360"/>
       </w:pPr>
       <w:rPr>
-        <w:rFonts w:ascii="Wingdings" w:hAnsi="Wingdings" w:hint="default"/>
+        <w:rFonts w:hint="default" w:ascii="Wingdings" w:hAnsi="Wingdings"/>
       </w:rPr>
     </w:lvl>
     <w:lvl w:ilvl="3" w:tplc="04090001" w:tentative="1">
@@ -19282,7 +19285,7 @@
         <w:ind w:left="2880" w:hanging="360"/>
       </w:pPr>
       <w:rPr>
-        <w:rFonts w:ascii="Symbol" w:hAnsi="Symbol" w:hint="default"/>
+        <w:rFonts w:hint="default" w:ascii="Symbol" w:hAnsi="Symbol"/>
       </w:rPr>
     </w:lvl>
     <w:lvl w:ilvl="4" w:tplc="04090003" w:tentative="1">
@@ -19294,7 +19297,7 @@
         <w:ind w:left="3600" w:hanging="360"/>
       </w:pPr>
       <w:rPr>
-        <w:rFonts w:ascii="Courier New" w:hAnsi="Courier New" w:cs="Courier New" w:hint="default"/>
+        <w:rFonts w:hint="default" w:ascii="Courier New" w:hAnsi="Courier New" w:cs="Courier New"/>
       </w:rPr>
     </w:lvl>
     <w:lvl w:ilvl="5" w:tplc="04090005" w:tentative="1">
@@ -19306,7 +19309,7 @@
         <w:ind w:left="4320" w:hanging="360"/>
       </w:pPr>
       <w:rPr>
-        <w:rFonts w:ascii="Wingdings" w:hAnsi="Wingdings" w:hint="default"/>
+        <w:rFonts w:hint="default" w:ascii="Wingdings" w:hAnsi="Wingdings"/>
       </w:rPr>
     </w:lvl>
     <w:lvl w:ilvl="6" w:tplc="04090001" w:tentative="1">
@@ -19318,7 +19321,7 @@
         <w:ind w:left="5040" w:hanging="360"/>
       </w:pPr>
       <w:rPr>
-        <w:rFonts w:ascii="Symbol" w:hAnsi="Symbol" w:hint="default"/>
+        <w:rFonts w:hint="default" w:ascii="Symbol" w:hAnsi="Symbol"/>
       </w:rPr>
     </w:lvl>
     <w:lvl w:ilvl="7" w:tplc="04090003" w:tentative="1">
@@ -19330,7 +19333,7 @@
         <w:ind w:left="5760" w:hanging="360"/>
       </w:pPr>
       <w:rPr>
-        <w:rFonts w:ascii="Courier New" w:hAnsi="Courier New" w:cs="Courier New" w:hint="default"/>
+        <w:rFonts w:hint="default" w:ascii="Courier New" w:hAnsi="Courier New" w:cs="Courier New"/>
       </w:rPr>
     </w:lvl>
     <w:lvl w:ilvl="8" w:tplc="04090005" w:tentative="1">
@@ -19342,7 +19345,7 @@
         <w:ind w:left="6480" w:hanging="360"/>
       </w:pPr>
       <w:rPr>
-        <w:rFonts w:ascii="Wingdings" w:hAnsi="Wingdings" w:hint="default"/>
+        <w:rFonts w:hint="default" w:ascii="Wingdings" w:hAnsi="Wingdings"/>
       </w:rPr>
     </w:lvl>
   </w:abstractNum>
@@ -19362,7 +19365,7 @@
         <w:ind w:left="720" w:hanging="360"/>
       </w:pPr>
       <w:rPr>
-        <w:rFonts w:ascii="Symbol" w:hAnsi="Symbol" w:hint="default"/>
+        <w:rFonts w:hint="default" w:ascii="Symbol" w:hAnsi="Symbol"/>
         <w:sz w:val="20"/>
       </w:rPr>
     </w:lvl>
@@ -19378,7 +19381,7 @@
         <w:ind w:left="1440" w:hanging="360"/>
       </w:pPr>
       <w:rPr>
-        <w:rFonts w:ascii="Courier New" w:hAnsi="Courier New" w:hint="default"/>
+        <w:rFonts w:hint="default" w:ascii="Courier New" w:hAnsi="Courier New"/>
         <w:sz w:val="20"/>
       </w:rPr>
     </w:lvl>
@@ -19394,7 +19397,7 @@
         <w:ind w:left="2160" w:hanging="360"/>
       </w:pPr>
       <w:rPr>
-        <w:rFonts w:ascii="Wingdings" w:hAnsi="Wingdings" w:hint="default"/>
+        <w:rFonts w:hint="default" w:ascii="Wingdings" w:hAnsi="Wingdings"/>
         <w:sz w:val="20"/>
       </w:rPr>
     </w:lvl>
@@ -19410,7 +19413,7 @@
         <w:ind w:left="2880" w:hanging="360"/>
       </w:pPr>
       <w:rPr>
-        <w:rFonts w:ascii="Wingdings" w:hAnsi="Wingdings" w:hint="default"/>
+        <w:rFonts w:hint="default" w:ascii="Wingdings" w:hAnsi="Wingdings"/>
         <w:sz w:val="20"/>
       </w:rPr>
     </w:lvl>
@@ -19426,7 +19429,7 @@
         <w:ind w:left="3600" w:hanging="360"/>
       </w:pPr>
       <w:rPr>
-        <w:rFonts w:ascii="Wingdings" w:hAnsi="Wingdings" w:hint="default"/>
+        <w:rFonts w:hint="default" w:ascii="Wingdings" w:hAnsi="Wingdings"/>
         <w:sz w:val="20"/>
       </w:rPr>
     </w:lvl>
@@ -19442,7 +19445,7 @@
         <w:ind w:left="4320" w:hanging="360"/>
       </w:pPr>
       <w:rPr>
-        <w:rFonts w:ascii="Wingdings" w:hAnsi="Wingdings" w:hint="default"/>
+        <w:rFonts w:hint="default" w:ascii="Wingdings" w:hAnsi="Wingdings"/>
         <w:sz w:val="20"/>
       </w:rPr>
     </w:lvl>
@@ -19458,7 +19461,7 @@
         <w:ind w:left="5040" w:hanging="360"/>
       </w:pPr>
       <w:rPr>
-        <w:rFonts w:ascii="Wingdings" w:hAnsi="Wingdings" w:hint="default"/>
+        <w:rFonts w:hint="default" w:ascii="Wingdings" w:hAnsi="Wingdings"/>
         <w:sz w:val="20"/>
       </w:rPr>
     </w:lvl>
@@ -19474,7 +19477,7 @@
         <w:ind w:left="5760" w:hanging="360"/>
       </w:pPr>
       <w:rPr>
-        <w:rFonts w:ascii="Wingdings" w:hAnsi="Wingdings" w:hint="default"/>
+        <w:rFonts w:hint="default" w:ascii="Wingdings" w:hAnsi="Wingdings"/>
         <w:sz w:val="20"/>
       </w:rPr>
     </w:lvl>
@@ -19490,7 +19493,7 @@
         <w:ind w:left="6480" w:hanging="360"/>
       </w:pPr>
       <w:rPr>
-        <w:rFonts w:ascii="Wingdings" w:hAnsi="Wingdings" w:hint="default"/>
+        <w:rFonts w:hint="default" w:ascii="Wingdings" w:hAnsi="Wingdings"/>
         <w:sz w:val="20"/>
       </w:rPr>
     </w:lvl>
@@ -19508,7 +19511,7 @@
         <w:ind w:left="720" w:hanging="360"/>
       </w:pPr>
       <w:rPr>
-        <w:rFonts w:ascii="Symbol" w:hAnsi="Symbol" w:hint="default"/>
+        <w:rFonts w:hint="default" w:ascii="Symbol" w:hAnsi="Symbol"/>
       </w:rPr>
     </w:lvl>
     <w:lvl w:ilvl="1" w:tplc="04090003" w:tentative="1">
@@ -19520,7 +19523,7 @@
         <w:ind w:left="1440" w:hanging="360"/>
       </w:pPr>
       <w:rPr>
-        <w:rFonts w:ascii="Courier New" w:hAnsi="Courier New" w:cs="Courier New" w:hint="default"/>
+        <w:rFonts w:hint="default" w:ascii="Courier New" w:hAnsi="Courier New" w:cs="Courier New"/>
       </w:rPr>
     </w:lvl>
     <w:lvl w:ilvl="2" w:tplc="04090005" w:tentative="1">
@@ -19532,7 +19535,7 @@
         <w:ind w:left="2160" w:hanging="360"/>
       </w:pPr>
       <w:rPr>
-        <w:rFonts w:ascii="Wingdings" w:hAnsi="Wingdings" w:hint="default"/>
+        <w:rFonts w:hint="default" w:ascii="Wingdings" w:hAnsi="Wingdings"/>
       </w:rPr>
     </w:lvl>
     <w:lvl w:ilvl="3" w:tplc="04090001" w:tentative="1">
@@ -19544,7 +19547,7 @@
         <w:ind w:left="2880" w:hanging="360"/>
       </w:pPr>
       <w:rPr>
-        <w:rFonts w:ascii="Symbol" w:hAnsi="Symbol" w:hint="default"/>
+        <w:rFonts w:hint="default" w:ascii="Symbol" w:hAnsi="Symbol"/>
       </w:rPr>
     </w:lvl>
     <w:lvl w:ilvl="4" w:tplc="04090003" w:tentative="1">
@@ -19556,7 +19559,7 @@
         <w:ind w:left="3600" w:hanging="360"/>
       </w:pPr>
       <w:rPr>
-        <w:rFonts w:ascii="Courier New" w:hAnsi="Courier New" w:cs="Courier New" w:hint="default"/>
+        <w:rFonts w:hint="default" w:ascii="Courier New" w:hAnsi="Courier New" w:cs="Courier New"/>
       </w:rPr>
     </w:lvl>
     <w:lvl w:ilvl="5" w:tplc="04090005" w:tentative="1">
@@ -19568,7 +19571,7 @@
         <w:ind w:left="4320" w:hanging="360"/>
       </w:pPr>
       <w:rPr>
-        <w:rFonts w:ascii="Wingdings" w:hAnsi="Wingdings" w:hint="default"/>
+        <w:rFonts w:hint="default" w:ascii="Wingdings" w:hAnsi="Wingdings"/>
       </w:rPr>
     </w:lvl>
     <w:lvl w:ilvl="6" w:tplc="04090001" w:tentative="1">
@@ -19580,7 +19583,7 @@
         <w:ind w:left="5040" w:hanging="360"/>
       </w:pPr>
       <w:rPr>
-        <w:rFonts w:ascii="Symbol" w:hAnsi="Symbol" w:hint="default"/>
+        <w:rFonts w:hint="default" w:ascii="Symbol" w:hAnsi="Symbol"/>
       </w:rPr>
     </w:lvl>
     <w:lvl w:ilvl="7" w:tplc="04090003" w:tentative="1">
@@ -19592,7 +19595,7 @@
         <w:ind w:left="5760" w:hanging="360"/>
       </w:pPr>
       <w:rPr>
-        <w:rFonts w:ascii="Courier New" w:hAnsi="Courier New" w:cs="Courier New" w:hint="default"/>
+        <w:rFonts w:hint="default" w:ascii="Courier New" w:hAnsi="Courier New" w:cs="Courier New"/>
       </w:rPr>
     </w:lvl>
     <w:lvl w:ilvl="8" w:tplc="04090005" w:tentative="1">
@@ -19604,7 +19607,7 @@
         <w:ind w:left="6480" w:hanging="360"/>
       </w:pPr>
       <w:rPr>
-        <w:rFonts w:ascii="Wingdings" w:hAnsi="Wingdings" w:hint="default"/>
+        <w:rFonts w:hint="default" w:ascii="Wingdings" w:hAnsi="Wingdings"/>
       </w:rPr>
     </w:lvl>
   </w:abstractNum>
@@ -19624,7 +19627,7 @@
         <w:ind w:left="720" w:hanging="360"/>
       </w:pPr>
       <w:rPr>
-        <w:rFonts w:ascii="Symbol" w:hAnsi="Symbol" w:hint="default"/>
+        <w:rFonts w:hint="default" w:ascii="Symbol" w:hAnsi="Symbol"/>
         <w:sz w:val="20"/>
       </w:rPr>
     </w:lvl>
@@ -19640,7 +19643,7 @@
         <w:ind w:left="1440" w:hanging="360"/>
       </w:pPr>
       <w:rPr>
-        <w:rFonts w:ascii="Courier New" w:hAnsi="Courier New" w:hint="default"/>
+        <w:rFonts w:hint="default" w:ascii="Courier New" w:hAnsi="Courier New"/>
         <w:sz w:val="20"/>
       </w:rPr>
     </w:lvl>
@@ -19656,7 +19659,7 @@
         <w:ind w:left="2160" w:hanging="360"/>
       </w:pPr>
       <w:rPr>
-        <w:rFonts w:ascii="Wingdings" w:hAnsi="Wingdings" w:hint="default"/>
+        <w:rFonts w:hint="default" w:ascii="Wingdings" w:hAnsi="Wingdings"/>
         <w:sz w:val="20"/>
       </w:rPr>
     </w:lvl>
@@ -19672,7 +19675,7 @@
         <w:ind w:left="2880" w:hanging="360"/>
       </w:pPr>
       <w:rPr>
-        <w:rFonts w:ascii="Wingdings" w:hAnsi="Wingdings" w:hint="default"/>
+        <w:rFonts w:hint="default" w:ascii="Wingdings" w:hAnsi="Wingdings"/>
         <w:sz w:val="20"/>
       </w:rPr>
     </w:lvl>
@@ -19688,7 +19691,7 @@
         <w:ind w:left="3600" w:hanging="360"/>
       </w:pPr>
       <w:rPr>
-        <w:rFonts w:ascii="Wingdings" w:hAnsi="Wingdings" w:hint="default"/>
+        <w:rFonts w:hint="default" w:ascii="Wingdings" w:hAnsi="Wingdings"/>
         <w:sz w:val="20"/>
       </w:rPr>
     </w:lvl>
@@ -19704,7 +19707,7 @@
         <w:ind w:left="4320" w:hanging="360"/>
       </w:pPr>
       <w:rPr>
-        <w:rFonts w:ascii="Wingdings" w:hAnsi="Wingdings" w:hint="default"/>
+        <w:rFonts w:hint="default" w:ascii="Wingdings" w:hAnsi="Wingdings"/>
         <w:sz w:val="20"/>
       </w:rPr>
     </w:lvl>
@@ -19720,7 +19723,7 @@
         <w:ind w:left="5040" w:hanging="360"/>
       </w:pPr>
       <w:rPr>
-        <w:rFonts w:ascii="Wingdings" w:hAnsi="Wingdings" w:hint="default"/>
+        <w:rFonts w:hint="default" w:ascii="Wingdings" w:hAnsi="Wingdings"/>
         <w:sz w:val="20"/>
       </w:rPr>
     </w:lvl>
@@ -19736,7 +19739,7 @@
         <w:ind w:left="5760" w:hanging="360"/>
       </w:pPr>
       <w:rPr>
-        <w:rFonts w:ascii="Wingdings" w:hAnsi="Wingdings" w:hint="default"/>
+        <w:rFonts w:hint="default" w:ascii="Wingdings" w:hAnsi="Wingdings"/>
         <w:sz w:val="20"/>
       </w:rPr>
     </w:lvl>
@@ -19752,7 +19755,7 @@
         <w:ind w:left="6480" w:hanging="360"/>
       </w:pPr>
       <w:rPr>
-        <w:rFonts w:ascii="Wingdings" w:hAnsi="Wingdings" w:hint="default"/>
+        <w:rFonts w:hint="default" w:ascii="Wingdings" w:hAnsi="Wingdings"/>
         <w:sz w:val="20"/>
       </w:rPr>
     </w:lvl>
@@ -19773,7 +19776,7 @@
         <w:ind w:left="720" w:hanging="360"/>
       </w:pPr>
       <w:rPr>
-        <w:rFonts w:ascii="Symbol" w:hAnsi="Symbol" w:hint="default"/>
+        <w:rFonts w:hint="default" w:ascii="Symbol" w:hAnsi="Symbol"/>
         <w:sz w:val="20"/>
       </w:rPr>
     </w:lvl>
@@ -19789,7 +19792,7 @@
         <w:ind w:left="1440" w:hanging="360"/>
       </w:pPr>
       <w:rPr>
-        <w:rFonts w:ascii="Courier New" w:hAnsi="Courier New" w:hint="default"/>
+        <w:rFonts w:hint="default" w:ascii="Courier New" w:hAnsi="Courier New"/>
         <w:sz w:val="20"/>
       </w:rPr>
     </w:lvl>
@@ -19805,7 +19808,7 @@
         <w:ind w:left="2160" w:hanging="360"/>
       </w:pPr>
       <w:rPr>
-        <w:rFonts w:ascii="Wingdings" w:hAnsi="Wingdings" w:hint="default"/>
+        <w:rFonts w:hint="default" w:ascii="Wingdings" w:hAnsi="Wingdings"/>
         <w:sz w:val="20"/>
       </w:rPr>
     </w:lvl>
@@ -19821,7 +19824,7 @@
         <w:ind w:left="2880" w:hanging="360"/>
       </w:pPr>
       <w:rPr>
-        <w:rFonts w:ascii="Wingdings" w:hAnsi="Wingdings" w:hint="default"/>
+        <w:rFonts w:hint="default" w:ascii="Wingdings" w:hAnsi="Wingdings"/>
         <w:sz w:val="20"/>
       </w:rPr>
     </w:lvl>
@@ -19837,7 +19840,7 @@
         <w:ind w:left="3600" w:hanging="360"/>
       </w:pPr>
       <w:rPr>
-        <w:rFonts w:ascii="Wingdings" w:hAnsi="Wingdings" w:hint="default"/>
+        <w:rFonts w:hint="default" w:ascii="Wingdings" w:hAnsi="Wingdings"/>
         <w:sz w:val="20"/>
       </w:rPr>
     </w:lvl>
@@ -19853,7 +19856,7 @@
         <w:ind w:left="4320" w:hanging="360"/>
       </w:pPr>
       <w:rPr>
-        <w:rFonts w:ascii="Wingdings" w:hAnsi="Wingdings" w:hint="default"/>
+        <w:rFonts w:hint="default" w:ascii="Wingdings" w:hAnsi="Wingdings"/>
         <w:sz w:val="20"/>
       </w:rPr>
     </w:lvl>
@@ -19869,7 +19872,7 @@
         <w:ind w:left="5040" w:hanging="360"/>
       </w:pPr>
       <w:rPr>
-        <w:rFonts w:ascii="Wingdings" w:hAnsi="Wingdings" w:hint="default"/>
+        <w:rFonts w:hint="default" w:ascii="Wingdings" w:hAnsi="Wingdings"/>
         <w:sz w:val="20"/>
       </w:rPr>
     </w:lvl>
@@ -19885,7 +19888,7 @@
         <w:ind w:left="5760" w:hanging="360"/>
       </w:pPr>
       <w:rPr>
-        <w:rFonts w:ascii="Wingdings" w:hAnsi="Wingdings" w:hint="default"/>
+        <w:rFonts w:hint="default" w:ascii="Wingdings" w:hAnsi="Wingdings"/>
         <w:sz w:val="20"/>
       </w:rPr>
     </w:lvl>
@@ -19901,7 +19904,7 @@
         <w:ind w:left="6480" w:hanging="360"/>
       </w:pPr>
       <w:rPr>
-        <w:rFonts w:ascii="Wingdings" w:hAnsi="Wingdings" w:hint="default"/>
+        <w:rFonts w:hint="default" w:ascii="Wingdings" w:hAnsi="Wingdings"/>
         <w:sz w:val="20"/>
       </w:rPr>
     </w:lvl>
@@ -19922,7 +19925,7 @@
         <w:ind w:left="720" w:hanging="360"/>
       </w:pPr>
       <w:rPr>
-        <w:rFonts w:ascii="Symbol" w:hAnsi="Symbol" w:hint="default"/>
+        <w:rFonts w:hint="default" w:ascii="Symbol" w:hAnsi="Symbol"/>
         <w:sz w:val="20"/>
       </w:rPr>
     </w:lvl>
@@ -19938,7 +19941,7 @@
         <w:ind w:left="1440" w:hanging="360"/>
       </w:pPr>
       <w:rPr>
-        <w:rFonts w:ascii="Courier New" w:hAnsi="Courier New" w:hint="default"/>
+        <w:rFonts w:hint="default" w:ascii="Courier New" w:hAnsi="Courier New"/>
         <w:sz w:val="20"/>
       </w:rPr>
     </w:lvl>
@@ -19954,7 +19957,7 @@
         <w:ind w:left="2160" w:hanging="360"/>
       </w:pPr>
       <w:rPr>
-        <w:rFonts w:ascii="Wingdings" w:hAnsi="Wingdings" w:hint="default"/>
+        <w:rFonts w:hint="default" w:ascii="Wingdings" w:hAnsi="Wingdings"/>
         <w:sz w:val="20"/>
       </w:rPr>
     </w:lvl>
@@ -19970,7 +19973,7 @@
         <w:ind w:left="2880" w:hanging="360"/>
       </w:pPr>
       <w:rPr>
-        <w:rFonts w:ascii="Wingdings" w:hAnsi="Wingdings" w:hint="default"/>
+        <w:rFonts w:hint="default" w:ascii="Wingdings" w:hAnsi="Wingdings"/>
         <w:sz w:val="20"/>
       </w:rPr>
     </w:lvl>
@@ -19986,7 +19989,7 @@
         <w:ind w:left="3600" w:hanging="360"/>
       </w:pPr>
       <w:rPr>
-        <w:rFonts w:ascii="Wingdings" w:hAnsi="Wingdings" w:hint="default"/>
+        <w:rFonts w:hint="default" w:ascii="Wingdings" w:hAnsi="Wingdings"/>
         <w:sz w:val="20"/>
       </w:rPr>
     </w:lvl>
@@ -20002,7 +20005,7 @@
         <w:ind w:left="4320" w:hanging="360"/>
       </w:pPr>
       <w:rPr>
-        <w:rFonts w:ascii="Wingdings" w:hAnsi="Wingdings" w:hint="default"/>
+        <w:rFonts w:hint="default" w:ascii="Wingdings" w:hAnsi="Wingdings"/>
         <w:sz w:val="20"/>
       </w:rPr>
     </w:lvl>
@@ -20018,7 +20021,7 @@
         <w:ind w:left="5040" w:hanging="360"/>
       </w:pPr>
       <w:rPr>
-        <w:rFonts w:ascii="Wingdings" w:hAnsi="Wingdings" w:hint="default"/>
+        <w:rFonts w:hint="default" w:ascii="Wingdings" w:hAnsi="Wingdings"/>
         <w:sz w:val="20"/>
       </w:rPr>
     </w:lvl>
@@ -20034,7 +20037,7 @@
         <w:ind w:left="5760" w:hanging="360"/>
       </w:pPr>
       <w:rPr>
-        <w:rFonts w:ascii="Wingdings" w:hAnsi="Wingdings" w:hint="default"/>
+        <w:rFonts w:hint="default" w:ascii="Wingdings" w:hAnsi="Wingdings"/>
         <w:sz w:val="20"/>
       </w:rPr>
     </w:lvl>
@@ -20050,7 +20053,7 @@
         <w:ind w:left="6480" w:hanging="360"/>
       </w:pPr>
       <w:rPr>
-        <w:rFonts w:ascii="Wingdings" w:hAnsi="Wingdings" w:hint="default"/>
+        <w:rFonts w:hint="default" w:ascii="Wingdings" w:hAnsi="Wingdings"/>
         <w:sz w:val="20"/>
       </w:rPr>
     </w:lvl>
@@ -20071,7 +20074,7 @@
         <w:ind w:left="720" w:hanging="360"/>
       </w:pPr>
       <w:rPr>
-        <w:rFonts w:ascii="Symbol" w:hAnsi="Symbol" w:hint="default"/>
+        <w:rFonts w:hint="default" w:ascii="Symbol" w:hAnsi="Symbol"/>
         <w:sz w:val="20"/>
       </w:rPr>
     </w:lvl>
@@ -20087,7 +20090,7 @@
         <w:ind w:left="1440" w:hanging="360"/>
       </w:pPr>
       <w:rPr>
-        <w:rFonts w:ascii="Courier New" w:hAnsi="Courier New" w:hint="default"/>
+        <w:rFonts w:hint="default" w:ascii="Courier New" w:hAnsi="Courier New"/>
         <w:sz w:val="20"/>
       </w:rPr>
     </w:lvl>
@@ -20103,7 +20106,7 @@
         <w:ind w:left="2160" w:hanging="360"/>
       </w:pPr>
       <w:rPr>
-        <w:rFonts w:ascii="Wingdings" w:hAnsi="Wingdings" w:hint="default"/>
+        <w:rFonts w:hint="default" w:ascii="Wingdings" w:hAnsi="Wingdings"/>
         <w:sz w:val="20"/>
       </w:rPr>
     </w:lvl>
@@ -20119,7 +20122,7 @@
         <w:ind w:left="2880" w:hanging="360"/>
       </w:pPr>
       <w:rPr>
-        <w:rFonts w:ascii="Wingdings" w:hAnsi="Wingdings" w:hint="default"/>
+        <w:rFonts w:hint="default" w:ascii="Wingdings" w:hAnsi="Wingdings"/>
         <w:sz w:val="20"/>
       </w:rPr>
     </w:lvl>
@@ -20135,7 +20138,7 @@
         <w:ind w:left="3600" w:hanging="360"/>
       </w:pPr>
       <w:rPr>
-        <w:rFonts w:ascii="Wingdings" w:hAnsi="Wingdings" w:hint="default"/>
+        <w:rFonts w:hint="default" w:ascii="Wingdings" w:hAnsi="Wingdings"/>
         <w:sz w:val="20"/>
       </w:rPr>
     </w:lvl>
@@ -20151,7 +20154,7 @@
         <w:ind w:left="4320" w:hanging="360"/>
       </w:pPr>
       <w:rPr>
-        <w:rFonts w:ascii="Wingdings" w:hAnsi="Wingdings" w:hint="default"/>
+        <w:rFonts w:hint="default" w:ascii="Wingdings" w:hAnsi="Wingdings"/>
         <w:sz w:val="20"/>
       </w:rPr>
     </w:lvl>
@@ -20167,7 +20170,7 @@
         <w:ind w:left="5040" w:hanging="360"/>
       </w:pPr>
       <w:rPr>
-        <w:rFonts w:ascii="Wingdings" w:hAnsi="Wingdings" w:hint="default"/>
+        <w:rFonts w:hint="default" w:ascii="Wingdings" w:hAnsi="Wingdings"/>
         <w:sz w:val="20"/>
       </w:rPr>
     </w:lvl>
@@ -20183,7 +20186,7 @@
         <w:ind w:left="5760" w:hanging="360"/>
       </w:pPr>
       <w:rPr>
-        <w:rFonts w:ascii="Wingdings" w:hAnsi="Wingdings" w:hint="default"/>
+        <w:rFonts w:hint="default" w:ascii="Wingdings" w:hAnsi="Wingdings"/>
         <w:sz w:val="20"/>
       </w:rPr>
     </w:lvl>
@@ -20199,7 +20202,7 @@
         <w:ind w:left="6480" w:hanging="360"/>
       </w:pPr>
       <w:rPr>
-        <w:rFonts w:ascii="Wingdings" w:hAnsi="Wingdings" w:hint="default"/>
+        <w:rFonts w:hint="default" w:ascii="Wingdings" w:hAnsi="Wingdings"/>
         <w:sz w:val="20"/>
       </w:rPr>
     </w:lvl>
@@ -20220,7 +20223,7 @@
         <w:ind w:left="720" w:hanging="360"/>
       </w:pPr>
       <w:rPr>
-        <w:rFonts w:ascii="Symbol" w:hAnsi="Symbol" w:hint="default"/>
+        <w:rFonts w:hint="default" w:ascii="Symbol" w:hAnsi="Symbol"/>
         <w:sz w:val="20"/>
       </w:rPr>
     </w:lvl>
@@ -20236,7 +20239,7 @@
         <w:ind w:left="1440" w:hanging="360"/>
       </w:pPr>
       <w:rPr>
-        <w:rFonts w:ascii="Courier New" w:hAnsi="Courier New" w:hint="default"/>
+        <w:rFonts w:hint="default" w:ascii="Courier New" w:hAnsi="Courier New"/>
         <w:sz w:val="20"/>
       </w:rPr>
     </w:lvl>
@@ -20252,7 +20255,7 @@
         <w:ind w:left="2160" w:hanging="360"/>
       </w:pPr>
       <w:rPr>
-        <w:rFonts w:ascii="Wingdings" w:hAnsi="Wingdings" w:hint="default"/>
+        <w:rFonts w:hint="default" w:ascii="Wingdings" w:hAnsi="Wingdings"/>
         <w:sz w:val="20"/>
       </w:rPr>
     </w:lvl>
@@ -20268,7 +20271,7 @@
         <w:ind w:left="2880" w:hanging="360"/>
       </w:pPr>
       <w:rPr>
-        <w:rFonts w:ascii="Wingdings" w:hAnsi="Wingdings" w:hint="default"/>
+        <w:rFonts w:hint="default" w:ascii="Wingdings" w:hAnsi="Wingdings"/>
         <w:sz w:val="20"/>
       </w:rPr>
     </w:lvl>
@@ -20284,7 +20287,7 @@
         <w:ind w:left="3600" w:hanging="360"/>
       </w:pPr>
       <w:rPr>
-        <w:rFonts w:ascii="Wingdings" w:hAnsi="Wingdings" w:hint="default"/>
+        <w:rFonts w:hint="default" w:ascii="Wingdings" w:hAnsi="Wingdings"/>
         <w:sz w:val="20"/>
       </w:rPr>
     </w:lvl>
@@ -20300,7 +20303,7 @@
         <w:ind w:left="4320" w:hanging="360"/>
       </w:pPr>
       <w:rPr>
-        <w:rFonts w:ascii="Wingdings" w:hAnsi="Wingdings" w:hint="default"/>
+        <w:rFonts w:hint="default" w:ascii="Wingdings" w:hAnsi="Wingdings"/>
         <w:sz w:val="20"/>
       </w:rPr>
     </w:lvl>
@@ -20316,7 +20319,7 @@
         <w:ind w:left="5040" w:hanging="360"/>
       </w:pPr>
       <w:rPr>
-        <w:rFonts w:ascii="Wingdings" w:hAnsi="Wingdings" w:hint="default"/>
+        <w:rFonts w:hint="default" w:ascii="Wingdings" w:hAnsi="Wingdings"/>
         <w:sz w:val="20"/>
       </w:rPr>
     </w:lvl>
@@ -20332,7 +20335,7 @@
         <w:ind w:left="5760" w:hanging="360"/>
       </w:pPr>
       <w:rPr>
-        <w:rFonts w:ascii="Wingdings" w:hAnsi="Wingdings" w:hint="default"/>
+        <w:rFonts w:hint="default" w:ascii="Wingdings" w:hAnsi="Wingdings"/>
         <w:sz w:val="20"/>
       </w:rPr>
     </w:lvl>
@@ -20348,7 +20351,7 @@
         <w:ind w:left="6480" w:hanging="360"/>
       </w:pPr>
       <w:rPr>
-        <w:rFonts w:ascii="Wingdings" w:hAnsi="Wingdings" w:hint="default"/>
+        <w:rFonts w:hint="default" w:ascii="Wingdings" w:hAnsi="Wingdings"/>
         <w:sz w:val="20"/>
       </w:rPr>
     </w:lvl>
@@ -20369,7 +20372,7 @@
         <w:ind w:left="720" w:hanging="360"/>
       </w:pPr>
       <w:rPr>
-        <w:rFonts w:ascii="Symbol" w:hAnsi="Symbol" w:hint="default"/>
+        <w:rFonts w:hint="default" w:ascii="Symbol" w:hAnsi="Symbol"/>
         <w:sz w:val="20"/>
       </w:rPr>
     </w:lvl>
@@ -20385,7 +20388,7 @@
         <w:ind w:left="1440" w:hanging="360"/>
       </w:pPr>
       <w:rPr>
-        <w:rFonts w:ascii="Courier New" w:hAnsi="Courier New" w:hint="default"/>
+        <w:rFonts w:hint="default" w:ascii="Courier New" w:hAnsi="Courier New"/>
         <w:sz w:val="20"/>
       </w:rPr>
     </w:lvl>
@@ -20401,7 +20404,7 @@
         <w:ind w:left="2160" w:hanging="360"/>
       </w:pPr>
       <w:rPr>
-        <w:rFonts w:ascii="Wingdings" w:hAnsi="Wingdings" w:hint="default"/>
+        <w:rFonts w:hint="default" w:ascii="Wingdings" w:hAnsi="Wingdings"/>
         <w:sz w:val="20"/>
       </w:rPr>
     </w:lvl>
@@ -20417,7 +20420,7 @@
         <w:ind w:left="2880" w:hanging="360"/>
       </w:pPr>
       <w:rPr>
-        <w:rFonts w:ascii="Wingdings" w:hAnsi="Wingdings" w:hint="default"/>
+        <w:rFonts w:hint="default" w:ascii="Wingdings" w:hAnsi="Wingdings"/>
         <w:sz w:val="20"/>
       </w:rPr>
     </w:lvl>
@@ -20433,7 +20436,7 @@
         <w:ind w:left="3600" w:hanging="360"/>
       </w:pPr>
       <w:rPr>
-        <w:rFonts w:ascii="Wingdings" w:hAnsi="Wingdings" w:hint="default"/>
+        <w:rFonts w:hint="default" w:ascii="Wingdings" w:hAnsi="Wingdings"/>
         <w:sz w:val="20"/>
       </w:rPr>
     </w:lvl>
@@ -20449,7 +20452,7 @@
         <w:ind w:left="4320" w:hanging="360"/>
       </w:pPr>
       <w:rPr>
-        <w:rFonts w:ascii="Wingdings" w:hAnsi="Wingdings" w:hint="default"/>
+        <w:rFonts w:hint="default" w:ascii="Wingdings" w:hAnsi="Wingdings"/>
         <w:sz w:val="20"/>
       </w:rPr>
     </w:lvl>
@@ -20465,7 +20468,7 @@
         <w:ind w:left="5040" w:hanging="360"/>
       </w:pPr>
       <w:rPr>
-        <w:rFonts w:ascii="Wingdings" w:hAnsi="Wingdings" w:hint="default"/>
+        <w:rFonts w:hint="default" w:ascii="Wingdings" w:hAnsi="Wingdings"/>
         <w:sz w:val="20"/>
       </w:rPr>
     </w:lvl>
@@ -20481,7 +20484,7 @@
         <w:ind w:left="5760" w:hanging="360"/>
       </w:pPr>
       <w:rPr>
-        <w:rFonts w:ascii="Wingdings" w:hAnsi="Wingdings" w:hint="default"/>
+        <w:rFonts w:hint="default" w:ascii="Wingdings" w:hAnsi="Wingdings"/>
         <w:sz w:val="20"/>
       </w:rPr>
     </w:lvl>
@@ -20497,7 +20500,7 @@
         <w:ind w:left="6480" w:hanging="360"/>
       </w:pPr>
       <w:rPr>
-        <w:rFonts w:ascii="Wingdings" w:hAnsi="Wingdings" w:hint="default"/>
+        <w:rFonts w:hint="default" w:ascii="Wingdings" w:hAnsi="Wingdings"/>
         <w:sz w:val="20"/>
       </w:rPr>
     </w:lvl>
@@ -20518,7 +20521,7 @@
         <w:ind w:left="720" w:hanging="360"/>
       </w:pPr>
       <w:rPr>
-        <w:rFonts w:ascii="Symbol" w:hAnsi="Symbol" w:hint="default"/>
+        <w:rFonts w:hint="default" w:ascii="Symbol" w:hAnsi="Symbol"/>
         <w:sz w:val="20"/>
       </w:rPr>
     </w:lvl>
@@ -20534,7 +20537,7 @@
         <w:ind w:left="1440" w:hanging="360"/>
       </w:pPr>
       <w:rPr>
-        <w:rFonts w:ascii="Courier New" w:hAnsi="Courier New" w:hint="default"/>
+        <w:rFonts w:hint="default" w:ascii="Courier New" w:hAnsi="Courier New"/>
         <w:sz w:val="20"/>
       </w:rPr>
     </w:lvl>
@@ -20550,7 +20553,7 @@
         <w:ind w:left="2160" w:hanging="360"/>
       </w:pPr>
       <w:rPr>
-        <w:rFonts w:ascii="Wingdings" w:hAnsi="Wingdings" w:hint="default"/>
+        <w:rFonts w:hint="default" w:ascii="Wingdings" w:hAnsi="Wingdings"/>
         <w:sz w:val="20"/>
       </w:rPr>
     </w:lvl>
@@ -20566,7 +20569,7 @@
         <w:ind w:left="2880" w:hanging="360"/>
       </w:pPr>
       <w:rPr>
-        <w:rFonts w:ascii="Wingdings" w:hAnsi="Wingdings" w:hint="default"/>
+        <w:rFonts w:hint="default" w:ascii="Wingdings" w:hAnsi="Wingdings"/>
         <w:sz w:val="20"/>
       </w:rPr>
     </w:lvl>
@@ -20582,7 +20585,7 @@
         <w:ind w:left="3600" w:hanging="360"/>
       </w:pPr>
       <w:rPr>
-        <w:rFonts w:ascii="Wingdings" w:hAnsi="Wingdings" w:hint="default"/>
+        <w:rFonts w:hint="default" w:ascii="Wingdings" w:hAnsi="Wingdings"/>
         <w:sz w:val="20"/>
       </w:rPr>
     </w:lvl>
@@ -20598,7 +20601,7 @@
         <w:ind w:left="4320" w:hanging="360"/>
       </w:pPr>
       <w:rPr>
-        <w:rFonts w:ascii="Wingdings" w:hAnsi="Wingdings" w:hint="default"/>
+        <w:rFonts w:hint="default" w:ascii="Wingdings" w:hAnsi="Wingdings"/>
         <w:sz w:val="20"/>
       </w:rPr>
     </w:lvl>
@@ -20614,7 +20617,7 @@
         <w:ind w:left="5040" w:hanging="360"/>
       </w:pPr>
       <w:rPr>
-        <w:rFonts w:ascii="Wingdings" w:hAnsi="Wingdings" w:hint="default"/>
+        <w:rFonts w:hint="default" w:ascii="Wingdings" w:hAnsi="Wingdings"/>
         <w:sz w:val="20"/>
       </w:rPr>
     </w:lvl>
@@ -20630,7 +20633,7 @@
         <w:ind w:left="5760" w:hanging="360"/>
       </w:pPr>
       <w:rPr>
-        <w:rFonts w:ascii="Wingdings" w:hAnsi="Wingdings" w:hint="default"/>
+        <w:rFonts w:hint="default" w:ascii="Wingdings" w:hAnsi="Wingdings"/>
         <w:sz w:val="20"/>
       </w:rPr>
     </w:lvl>
@@ -20646,7 +20649,7 @@
         <w:ind w:left="6480" w:hanging="360"/>
       </w:pPr>
       <w:rPr>
-        <w:rFonts w:ascii="Wingdings" w:hAnsi="Wingdings" w:hint="default"/>
+        <w:rFonts w:hint="default" w:ascii="Wingdings" w:hAnsi="Wingdings"/>
         <w:sz w:val="20"/>
       </w:rPr>
     </w:lvl>
@@ -20667,7 +20670,7 @@
         <w:ind w:left="720" w:hanging="360"/>
       </w:pPr>
       <w:rPr>
-        <w:rFonts w:ascii="Symbol" w:hAnsi="Symbol" w:hint="default"/>
+        <w:rFonts w:hint="default" w:ascii="Symbol" w:hAnsi="Symbol"/>
         <w:sz w:val="20"/>
       </w:rPr>
     </w:lvl>
@@ -20683,7 +20686,7 @@
         <w:ind w:left="1440" w:hanging="360"/>
       </w:pPr>
       <w:rPr>
-        <w:rFonts w:ascii="Courier New" w:hAnsi="Courier New" w:hint="default"/>
+        <w:rFonts w:hint="default" w:ascii="Courier New" w:hAnsi="Courier New"/>
         <w:sz w:val="20"/>
       </w:rPr>
     </w:lvl>
@@ -20699,7 +20702,7 @@
         <w:ind w:left="2160" w:hanging="360"/>
       </w:pPr>
       <w:rPr>
-        <w:rFonts w:ascii="Wingdings" w:hAnsi="Wingdings" w:hint="default"/>
+        <w:rFonts w:hint="default" w:ascii="Wingdings" w:hAnsi="Wingdings"/>
         <w:sz w:val="20"/>
       </w:rPr>
     </w:lvl>
@@ -20715,7 +20718,7 @@
         <w:ind w:left="2880" w:hanging="360"/>
       </w:pPr>
       <w:rPr>
-        <w:rFonts w:ascii="Wingdings" w:hAnsi="Wingdings" w:hint="default"/>
+        <w:rFonts w:hint="default" w:ascii="Wingdings" w:hAnsi="Wingdings"/>
         <w:sz w:val="20"/>
       </w:rPr>
     </w:lvl>
@@ -20731,7 +20734,7 @@
         <w:ind w:left="3600" w:hanging="360"/>
       </w:pPr>
       <w:rPr>
-        <w:rFonts w:ascii="Wingdings" w:hAnsi="Wingdings" w:hint="default"/>
+        <w:rFonts w:hint="default" w:ascii="Wingdings" w:hAnsi="Wingdings"/>
         <w:sz w:val="20"/>
       </w:rPr>
     </w:lvl>
@@ -20747,7 +20750,7 @@
         <w:ind w:left="4320" w:hanging="360"/>
       </w:pPr>
       <w:rPr>
-        <w:rFonts w:ascii="Wingdings" w:hAnsi="Wingdings" w:hint="default"/>
+        <w:rFonts w:hint="default" w:ascii="Wingdings" w:hAnsi="Wingdings"/>
         <w:sz w:val="20"/>
       </w:rPr>
     </w:lvl>
@@ -20763,7 +20766,7 @@
         <w:ind w:left="5040" w:hanging="360"/>
       </w:pPr>
       <w:rPr>
-        <w:rFonts w:ascii="Wingdings" w:hAnsi="Wingdings" w:hint="default"/>
+        <w:rFonts w:hint="default" w:ascii="Wingdings" w:hAnsi="Wingdings"/>
         <w:sz w:val="20"/>
       </w:rPr>
     </w:lvl>
@@ -20779,7 +20782,7 @@
         <w:ind w:left="5760" w:hanging="360"/>
       </w:pPr>
       <w:rPr>
-        <w:rFonts w:ascii="Wingdings" w:hAnsi="Wingdings" w:hint="default"/>
+        <w:rFonts w:hint="default" w:ascii="Wingdings" w:hAnsi="Wingdings"/>
         <w:sz w:val="20"/>
       </w:rPr>
     </w:lvl>
@@ -20795,7 +20798,7 @@
         <w:ind w:left="6480" w:hanging="360"/>
       </w:pPr>
       <w:rPr>
-        <w:rFonts w:ascii="Wingdings" w:hAnsi="Wingdings" w:hint="default"/>
+        <w:rFonts w:hint="default" w:ascii="Wingdings" w:hAnsi="Wingdings"/>
         <w:sz w:val="20"/>
       </w:rPr>
     </w:lvl>
@@ -20813,7 +20816,7 @@
         <w:ind w:left="720" w:hanging="360"/>
       </w:pPr>
       <w:rPr>
-        <w:rFonts w:ascii="Symbol" w:hAnsi="Symbol" w:hint="default"/>
+        <w:rFonts w:hint="default" w:ascii="Symbol" w:hAnsi="Symbol"/>
       </w:rPr>
     </w:lvl>
     <w:lvl w:ilvl="1" w:tplc="04090003" w:tentative="1">
@@ -20825,7 +20828,7 @@
         <w:ind w:left="1440" w:hanging="360"/>
       </w:pPr>
       <w:rPr>
-        <w:rFonts w:ascii="Courier New" w:hAnsi="Courier New" w:cs="Courier New" w:hint="default"/>
+        <w:rFonts w:hint="default" w:ascii="Courier New" w:hAnsi="Courier New" w:cs="Courier New"/>
       </w:rPr>
     </w:lvl>
     <w:lvl w:ilvl="2" w:tplc="04090005" w:tentative="1">
@@ -20837,7 +20840,7 @@
         <w:ind w:left="2160" w:hanging="360"/>
       </w:pPr>
       <w:rPr>
-        <w:rFonts w:ascii="Wingdings" w:hAnsi="Wingdings" w:hint="default"/>
+        <w:rFonts w:hint="default" w:ascii="Wingdings" w:hAnsi="Wingdings"/>
       </w:rPr>
     </w:lvl>
     <w:lvl w:ilvl="3" w:tplc="04090001" w:tentative="1">
@@ -20849,7 +20852,7 @@
         <w:ind w:left="2880" w:hanging="360"/>
       </w:pPr>
       <w:rPr>
-        <w:rFonts w:ascii="Symbol" w:hAnsi="Symbol" w:hint="default"/>
+        <w:rFonts w:hint="default" w:ascii="Symbol" w:hAnsi="Symbol"/>
       </w:rPr>
     </w:lvl>
     <w:lvl w:ilvl="4" w:tplc="04090003" w:tentative="1">
@@ -20861,7 +20864,7 @@
         <w:ind w:left="3600" w:hanging="360"/>
       </w:pPr>
       <w:rPr>
-        <w:rFonts w:ascii="Courier New" w:hAnsi="Courier New" w:cs="Courier New" w:hint="default"/>
+        <w:rFonts w:hint="default" w:ascii="Courier New" w:hAnsi="Courier New" w:cs="Courier New"/>
       </w:rPr>
     </w:lvl>
     <w:lvl w:ilvl="5" w:tplc="04090005" w:tentative="1">
@@ -20873,7 +20876,7 @@
         <w:ind w:left="4320" w:hanging="360"/>
       </w:pPr>
       <w:rPr>
-        <w:rFonts w:ascii="Wingdings" w:hAnsi="Wingdings" w:hint="default"/>
+        <w:rFonts w:hint="default" w:ascii="Wingdings" w:hAnsi="Wingdings"/>
       </w:rPr>
     </w:lvl>
     <w:lvl w:ilvl="6" w:tplc="04090001" w:tentative="1">
@@ -20885,7 +20888,7 @@
         <w:ind w:left="5040" w:hanging="360"/>
       </w:pPr>
       <w:rPr>
-        <w:rFonts w:ascii="Symbol" w:hAnsi="Symbol" w:hint="default"/>
+        <w:rFonts w:hint="default" w:ascii="Symbol" w:hAnsi="Symbol"/>
       </w:rPr>
     </w:lvl>
     <w:lvl w:ilvl="7" w:tplc="04090003" w:tentative="1">
@@ -20897,7 +20900,7 @@
         <w:ind w:left="5760" w:hanging="360"/>
       </w:pPr>
       <w:rPr>
-        <w:rFonts w:ascii="Courier New" w:hAnsi="Courier New" w:cs="Courier New" w:hint="default"/>
+        <w:rFonts w:hint="default" w:ascii="Courier New" w:hAnsi="Courier New" w:cs="Courier New"/>
       </w:rPr>
     </w:lvl>
     <w:lvl w:ilvl="8" w:tplc="04090005" w:tentative="1">
@@ -20909,7 +20912,7 @@
         <w:ind w:left="6480" w:hanging="360"/>
       </w:pPr>
       <w:rPr>
-        <w:rFonts w:ascii="Wingdings" w:hAnsi="Wingdings" w:hint="default"/>
+        <w:rFonts w:hint="default" w:ascii="Wingdings" w:hAnsi="Wingdings"/>
       </w:rPr>
     </w:lvl>
   </w:abstractNum>
@@ -20929,7 +20932,7 @@
         <w:ind w:left="720" w:hanging="360"/>
       </w:pPr>
       <w:rPr>
-        <w:rFonts w:ascii="Symbol" w:hAnsi="Symbol" w:hint="default"/>
+        <w:rFonts w:hint="default" w:ascii="Symbol" w:hAnsi="Symbol"/>
         <w:sz w:val="20"/>
       </w:rPr>
     </w:lvl>
@@ -20945,7 +20948,7 @@
         <w:ind w:left="1440" w:hanging="360"/>
       </w:pPr>
       <w:rPr>
-        <w:rFonts w:ascii="Courier New" w:hAnsi="Courier New" w:hint="default"/>
+        <w:rFonts w:hint="default" w:ascii="Courier New" w:hAnsi="Courier New"/>
         <w:sz w:val="20"/>
       </w:rPr>
     </w:lvl>
@@ -20961,7 +20964,7 @@
         <w:ind w:left="2160" w:hanging="360"/>
       </w:pPr>
       <w:rPr>
-        <w:rFonts w:ascii="Wingdings" w:hAnsi="Wingdings" w:hint="default"/>
+        <w:rFonts w:hint="default" w:ascii="Wingdings" w:hAnsi="Wingdings"/>
         <w:sz w:val="20"/>
       </w:rPr>
     </w:lvl>
@@ -20977,7 +20980,7 @@
         <w:ind w:left="2880" w:hanging="360"/>
       </w:pPr>
       <w:rPr>
-        <w:rFonts w:ascii="Wingdings" w:hAnsi="Wingdings" w:hint="default"/>
+        <w:rFonts w:hint="default" w:ascii="Wingdings" w:hAnsi="Wingdings"/>
         <w:sz w:val="20"/>
       </w:rPr>
     </w:lvl>
@@ -20993,7 +20996,7 @@
         <w:ind w:left="3600" w:hanging="360"/>
       </w:pPr>
       <w:rPr>
-        <w:rFonts w:ascii="Wingdings" w:hAnsi="Wingdings" w:hint="default"/>
+        <w:rFonts w:hint="default" w:ascii="Wingdings" w:hAnsi="Wingdings"/>
         <w:sz w:val="20"/>
       </w:rPr>
     </w:lvl>
@@ -21009,7 +21012,7 @@
         <w:ind w:left="4320" w:hanging="360"/>
       </w:pPr>
       <w:rPr>
-        <w:rFonts w:ascii="Wingdings" w:hAnsi="Wingdings" w:hint="default"/>
+        <w:rFonts w:hint="default" w:ascii="Wingdings" w:hAnsi="Wingdings"/>
         <w:sz w:val="20"/>
       </w:rPr>
     </w:lvl>
@@ -21025,7 +21028,7 @@
         <w:ind w:left="5040" w:hanging="360"/>
       </w:pPr>
       <w:rPr>
-        <w:rFonts w:ascii="Wingdings" w:hAnsi="Wingdings" w:hint="default"/>
+        <w:rFonts w:hint="default" w:ascii="Wingdings" w:hAnsi="Wingdings"/>
         <w:sz w:val="20"/>
       </w:rPr>
     </w:lvl>
@@ -21041,7 +21044,7 @@
         <w:ind w:left="5760" w:hanging="360"/>
       </w:pPr>
       <w:rPr>
-        <w:rFonts w:ascii="Wingdings" w:hAnsi="Wingdings" w:hint="default"/>
+        <w:rFonts w:hint="default" w:ascii="Wingdings" w:hAnsi="Wingdings"/>
         <w:sz w:val="20"/>
       </w:rPr>
     </w:lvl>
@@ -21057,7 +21060,7 @@
         <w:ind w:left="6480" w:hanging="360"/>
       </w:pPr>
       <w:rPr>
-        <w:rFonts w:ascii="Wingdings" w:hAnsi="Wingdings" w:hint="default"/>
+        <w:rFonts w:hint="default" w:ascii="Wingdings" w:hAnsi="Wingdings"/>
         <w:sz w:val="20"/>
       </w:rPr>
     </w:lvl>
@@ -21078,7 +21081,7 @@
         <w:ind w:left="720" w:hanging="360"/>
       </w:pPr>
       <w:rPr>
-        <w:rFonts w:ascii="Symbol" w:hAnsi="Symbol" w:hint="default"/>
+        <w:rFonts w:hint="default" w:ascii="Symbol" w:hAnsi="Symbol"/>
         <w:sz w:val="20"/>
       </w:rPr>
     </w:lvl>
@@ -21094,7 +21097,7 @@
         <w:ind w:left="1440" w:hanging="360"/>
       </w:pPr>
       <w:rPr>
-        <w:rFonts w:ascii="Courier New" w:hAnsi="Courier New" w:hint="default"/>
+        <w:rFonts w:hint="default" w:ascii="Courier New" w:hAnsi="Courier New"/>
         <w:sz w:val="20"/>
       </w:rPr>
     </w:lvl>
@@ -21110,7 +21113,7 @@
         <w:ind w:left="2160" w:hanging="360"/>
       </w:pPr>
       <w:rPr>
-        <w:rFonts w:ascii="Wingdings" w:hAnsi="Wingdings" w:hint="default"/>
+        <w:rFonts w:hint="default" w:ascii="Wingdings" w:hAnsi="Wingdings"/>
         <w:sz w:val="20"/>
       </w:rPr>
     </w:lvl>
@@ -21126,7 +21129,7 @@
         <w:ind w:left="2880" w:hanging="360"/>
       </w:pPr>
       <w:rPr>
-        <w:rFonts w:ascii="Wingdings" w:hAnsi="Wingdings" w:hint="default"/>
+        <w:rFonts w:hint="default" w:ascii="Wingdings" w:hAnsi="Wingdings"/>
         <w:sz w:val="20"/>
       </w:rPr>
     </w:lvl>
@@ -21142,7 +21145,7 @@
         <w:ind w:left="3600" w:hanging="360"/>
       </w:pPr>
       <w:rPr>
-        <w:rFonts w:ascii="Wingdings" w:hAnsi="Wingdings" w:hint="default"/>
+        <w:rFonts w:hint="default" w:ascii="Wingdings" w:hAnsi="Wingdings"/>
         <w:sz w:val="20"/>
       </w:rPr>
     </w:lvl>
@@ -21158,7 +21161,7 @@
         <w:ind w:left="4320" w:hanging="360"/>
       </w:pPr>
       <w:rPr>
-        <w:rFonts w:ascii="Wingdings" w:hAnsi="Wingdings" w:hint="default"/>
+        <w:rFonts w:hint="default" w:ascii="Wingdings" w:hAnsi="Wingdings"/>
         <w:sz w:val="20"/>
       </w:rPr>
     </w:lvl>
@@ -21174,7 +21177,7 @@
         <w:ind w:left="5040" w:hanging="360"/>
       </w:pPr>
       <w:rPr>
-        <w:rFonts w:ascii="Wingdings" w:hAnsi="Wingdings" w:hint="default"/>
+        <w:rFonts w:hint="default" w:ascii="Wingdings" w:hAnsi="Wingdings"/>
         <w:sz w:val="20"/>
       </w:rPr>
     </w:lvl>
@@ -21190,7 +21193,7 @@
         <w:ind w:left="5760" w:hanging="360"/>
       </w:pPr>
       <w:rPr>
-        <w:rFonts w:ascii="Wingdings" w:hAnsi="Wingdings" w:hint="default"/>
+        <w:rFonts w:hint="default" w:ascii="Wingdings" w:hAnsi="Wingdings"/>
         <w:sz w:val="20"/>
       </w:rPr>
     </w:lvl>
@@ -21206,7 +21209,7 @@
         <w:ind w:left="6480" w:hanging="360"/>
       </w:pPr>
       <w:rPr>
-        <w:rFonts w:ascii="Wingdings" w:hAnsi="Wingdings" w:hint="default"/>
+        <w:rFonts w:hint="default" w:ascii="Wingdings" w:hAnsi="Wingdings"/>
         <w:sz w:val="20"/>
       </w:rPr>
     </w:lvl>
@@ -21227,7 +21230,7 @@
         <w:ind w:left="720" w:hanging="360"/>
       </w:pPr>
       <w:rPr>
-        <w:rFonts w:ascii="Symbol" w:hAnsi="Symbol" w:hint="default"/>
+        <w:rFonts w:hint="default" w:ascii="Symbol" w:hAnsi="Symbol"/>
         <w:sz w:val="20"/>
       </w:rPr>
     </w:lvl>
@@ -21243,7 +21246,7 @@
         <w:ind w:left="1440" w:hanging="360"/>
       </w:pPr>
       <w:rPr>
-        <w:rFonts w:ascii="Courier New" w:hAnsi="Courier New" w:hint="default"/>
+        <w:rFonts w:hint="default" w:ascii="Courier New" w:hAnsi="Courier New"/>
         <w:sz w:val="20"/>
       </w:rPr>
     </w:lvl>
@@ -21259,7 +21262,7 @@
         <w:ind w:left="2160" w:hanging="360"/>
       </w:pPr>
       <w:rPr>
-        <w:rFonts w:ascii="Wingdings" w:hAnsi="Wingdings" w:hint="default"/>
+        <w:rFonts w:hint="default" w:ascii="Wingdings" w:hAnsi="Wingdings"/>
         <w:sz w:val="20"/>
       </w:rPr>
     </w:lvl>
@@ -21275,7 +21278,7 @@
         <w:ind w:left="2880" w:hanging="360"/>
       </w:pPr>
       <w:rPr>
-        <w:rFonts w:ascii="Wingdings" w:hAnsi="Wingdings" w:hint="default"/>
+        <w:rFonts w:hint="default" w:ascii="Wingdings" w:hAnsi="Wingdings"/>
         <w:sz w:val="20"/>
       </w:rPr>
     </w:lvl>
@@ -21291,7 +21294,7 @@
         <w:ind w:left="3600" w:hanging="360"/>
       </w:pPr>
       <w:rPr>
-        <w:rFonts w:ascii="Wingdings" w:hAnsi="Wingdings" w:hint="default"/>
+        <w:rFonts w:hint="default" w:ascii="Wingdings" w:hAnsi="Wingdings"/>
         <w:sz w:val="20"/>
       </w:rPr>
     </w:lvl>
@@ -21307,7 +21310,7 @@
         <w:ind w:left="4320" w:hanging="360"/>
       </w:pPr>
       <w:rPr>
-        <w:rFonts w:ascii="Wingdings" w:hAnsi="Wingdings" w:hint="default"/>
+        <w:rFonts w:hint="default" w:ascii="Wingdings" w:hAnsi="Wingdings"/>
         <w:sz w:val="20"/>
       </w:rPr>
     </w:lvl>
@@ -21323,7 +21326,7 @@
         <w:ind w:left="5040" w:hanging="360"/>
       </w:pPr>
       <w:rPr>
-        <w:rFonts w:ascii="Wingdings" w:hAnsi="Wingdings" w:hint="default"/>
+        <w:rFonts w:hint="default" w:ascii="Wingdings" w:hAnsi="Wingdings"/>
         <w:sz w:val="20"/>
       </w:rPr>
     </w:lvl>
@@ -21339,7 +21342,7 @@
         <w:ind w:left="5760" w:hanging="360"/>
       </w:pPr>
       <w:rPr>
-        <w:rFonts w:ascii="Wingdings" w:hAnsi="Wingdings" w:hint="default"/>
+        <w:rFonts w:hint="default" w:ascii="Wingdings" w:hAnsi="Wingdings"/>
         <w:sz w:val="20"/>
       </w:rPr>
     </w:lvl>
@@ -21355,7 +21358,7 @@
         <w:ind w:left="6480" w:hanging="360"/>
       </w:pPr>
       <w:rPr>
-        <w:rFonts w:ascii="Wingdings" w:hAnsi="Wingdings" w:hint="default"/>
+        <w:rFonts w:hint="default" w:ascii="Wingdings" w:hAnsi="Wingdings"/>
         <w:sz w:val="20"/>
       </w:rPr>
     </w:lvl>
@@ -21376,7 +21379,7 @@
         <w:ind w:left="720" w:hanging="360"/>
       </w:pPr>
       <w:rPr>
-        <w:rFonts w:ascii="Symbol" w:hAnsi="Symbol" w:hint="default"/>
+        <w:rFonts w:hint="default" w:ascii="Symbol" w:hAnsi="Symbol"/>
         <w:sz w:val="20"/>
       </w:rPr>
     </w:lvl>
@@ -21392,7 +21395,7 @@
         <w:ind w:left="1440" w:hanging="360"/>
       </w:pPr>
       <w:rPr>
-        <w:rFonts w:ascii="Courier New" w:hAnsi="Courier New" w:hint="default"/>
+        <w:rFonts w:hint="default" w:ascii="Courier New" w:hAnsi="Courier New"/>
         <w:sz w:val="20"/>
       </w:rPr>
     </w:lvl>
@@ -21408,7 +21411,7 @@
         <w:ind w:left="2160" w:hanging="360"/>
       </w:pPr>
       <w:rPr>
-        <w:rFonts w:ascii="Wingdings" w:hAnsi="Wingdings" w:hint="default"/>
+        <w:rFonts w:hint="default" w:ascii="Wingdings" w:hAnsi="Wingdings"/>
         <w:sz w:val="20"/>
       </w:rPr>
     </w:lvl>
@@ -21424,7 +21427,7 @@
         <w:ind w:left="2880" w:hanging="360"/>
       </w:pPr>
       <w:rPr>
-        <w:rFonts w:ascii="Wingdings" w:hAnsi="Wingdings" w:hint="default"/>
+        <w:rFonts w:hint="default" w:ascii="Wingdings" w:hAnsi="Wingdings"/>
         <w:sz w:val="20"/>
       </w:rPr>
     </w:lvl>
@@ -21440,7 +21443,7 @@
         <w:ind w:left="3600" w:hanging="360"/>
       </w:pPr>
       <w:rPr>
-        <w:rFonts w:ascii="Wingdings" w:hAnsi="Wingdings" w:hint="default"/>
+        <w:rFonts w:hint="default" w:ascii="Wingdings" w:hAnsi="Wingdings"/>
         <w:sz w:val="20"/>
       </w:rPr>
     </w:lvl>
@@ -21456,7 +21459,7 @@
         <w:ind w:left="4320" w:hanging="360"/>
       </w:pPr>
       <w:rPr>
-        <w:rFonts w:ascii="Wingdings" w:hAnsi="Wingdings" w:hint="default"/>
+        <w:rFonts w:hint="default" w:ascii="Wingdings" w:hAnsi="Wingdings"/>
         <w:sz w:val="20"/>
       </w:rPr>
     </w:lvl>
@@ -21472,7 +21475,7 @@
         <w:ind w:left="5040" w:hanging="360"/>
       </w:pPr>
       <w:rPr>
-        <w:rFonts w:ascii="Wingdings" w:hAnsi="Wingdings" w:hint="default"/>
+        <w:rFonts w:hint="default" w:ascii="Wingdings" w:hAnsi="Wingdings"/>
         <w:sz w:val="20"/>
       </w:rPr>
     </w:lvl>
@@ -21488,7 +21491,7 @@
         <w:ind w:left="5760" w:hanging="360"/>
       </w:pPr>
       <w:rPr>
-        <w:rFonts w:ascii="Wingdings" w:hAnsi="Wingdings" w:hint="default"/>
+        <w:rFonts w:hint="default" w:ascii="Wingdings" w:hAnsi="Wingdings"/>
         <w:sz w:val="20"/>
       </w:rPr>
     </w:lvl>
@@ -21504,7 +21507,7 @@
         <w:ind w:left="6480" w:hanging="360"/>
       </w:pPr>
       <w:rPr>
-        <w:rFonts w:ascii="Wingdings" w:hAnsi="Wingdings" w:hint="default"/>
+        <w:rFonts w:hint="default" w:ascii="Wingdings" w:hAnsi="Wingdings"/>
         <w:sz w:val="20"/>
       </w:rPr>
     </w:lvl>
@@ -21525,7 +21528,7 @@
         <w:ind w:left="720" w:hanging="360"/>
       </w:pPr>
       <w:rPr>
-        <w:rFonts w:ascii="Symbol" w:hAnsi="Symbol" w:hint="default"/>
+        <w:rFonts w:hint="default" w:ascii="Symbol" w:hAnsi="Symbol"/>
         <w:sz w:val="20"/>
       </w:rPr>
     </w:lvl>
@@ -21541,7 +21544,7 @@
         <w:ind w:left="1440" w:hanging="360"/>
       </w:pPr>
       <w:rPr>
-        <w:rFonts w:ascii="Courier New" w:hAnsi="Courier New" w:hint="default"/>
+        <w:rFonts w:hint="default" w:ascii="Courier New" w:hAnsi="Courier New"/>
         <w:sz w:val="20"/>
       </w:rPr>
     </w:lvl>
@@ -21557,7 +21560,7 @@
         <w:ind w:left="2160" w:hanging="360"/>
       </w:pPr>
       <w:rPr>
-        <w:rFonts w:ascii="Wingdings" w:hAnsi="Wingdings" w:hint="default"/>
+        <w:rFonts w:hint="default" w:ascii="Wingdings" w:hAnsi="Wingdings"/>
         <w:sz w:val="20"/>
       </w:rPr>
     </w:lvl>
@@ -21573,7 +21576,7 @@
         <w:ind w:left="2880" w:hanging="360"/>
       </w:pPr>
       <w:rPr>
-        <w:rFonts w:ascii="Wingdings" w:hAnsi="Wingdings" w:hint="default"/>
+        <w:rFonts w:hint="default" w:ascii="Wingdings" w:hAnsi="Wingdings"/>
         <w:sz w:val="20"/>
       </w:rPr>
     </w:lvl>
@@ -21589,7 +21592,7 @@
         <w:ind w:left="3600" w:hanging="360"/>
       </w:pPr>
       <w:rPr>
-        <w:rFonts w:ascii="Wingdings" w:hAnsi="Wingdings" w:hint="default"/>
+        <w:rFonts w:hint="default" w:ascii="Wingdings" w:hAnsi="Wingdings"/>
         <w:sz w:val="20"/>
       </w:rPr>
     </w:lvl>
@@ -21605,7 +21608,7 @@
         <w:ind w:left="4320" w:hanging="360"/>
       </w:pPr>
       <w:rPr>
-        <w:rFonts w:ascii="Wingdings" w:hAnsi="Wingdings" w:hint="default"/>
+        <w:rFonts w:hint="default" w:ascii="Wingdings" w:hAnsi="Wingdings"/>
         <w:sz w:val="20"/>
       </w:rPr>
     </w:lvl>
@@ -21621,7 +21624,7 @@
         <w:ind w:left="5040" w:hanging="360"/>
       </w:pPr>
       <w:rPr>
-        <w:rFonts w:ascii="Wingdings" w:hAnsi="Wingdings" w:hint="default"/>
+        <w:rFonts w:hint="default" w:ascii="Wingdings" w:hAnsi="Wingdings"/>
         <w:sz w:val="20"/>
       </w:rPr>
     </w:lvl>
@@ -21637,7 +21640,7 @@
         <w:ind w:left="5760" w:hanging="360"/>
       </w:pPr>
       <w:rPr>
-        <w:rFonts w:ascii="Wingdings" w:hAnsi="Wingdings" w:hint="default"/>
+        <w:rFonts w:hint="default" w:ascii="Wingdings" w:hAnsi="Wingdings"/>
         <w:sz w:val="20"/>
       </w:rPr>
     </w:lvl>
@@ -21653,7 +21656,7 @@
         <w:ind w:left="6480" w:hanging="360"/>
       </w:pPr>
       <w:rPr>
-        <w:rFonts w:ascii="Wingdings" w:hAnsi="Wingdings" w:hint="default"/>
+        <w:rFonts w:hint="default" w:ascii="Wingdings" w:hAnsi="Wingdings"/>
         <w:sz w:val="20"/>
       </w:rPr>
     </w:lvl>
@@ -21674,7 +21677,7 @@
         <w:ind w:left="720" w:hanging="360"/>
       </w:pPr>
       <w:rPr>
-        <w:rFonts w:ascii="Symbol" w:hAnsi="Symbol" w:hint="default"/>
+        <w:rFonts w:hint="default" w:ascii="Symbol" w:hAnsi="Symbol"/>
         <w:sz w:val="20"/>
       </w:rPr>
     </w:lvl>
@@ -21690,7 +21693,7 @@
         <w:ind w:left="1440" w:hanging="360"/>
       </w:pPr>
       <w:rPr>
-        <w:rFonts w:ascii="Courier New" w:hAnsi="Courier New" w:hint="default"/>
+        <w:rFonts w:hint="default" w:ascii="Courier New" w:hAnsi="Courier New"/>
         <w:sz w:val="20"/>
       </w:rPr>
     </w:lvl>
@@ -21706,7 +21709,7 @@
         <w:ind w:left="2160" w:hanging="360"/>
       </w:pPr>
       <w:rPr>
-        <w:rFonts w:ascii="Wingdings" w:hAnsi="Wingdings" w:hint="default"/>
+        <w:rFonts w:hint="default" w:ascii="Wingdings" w:hAnsi="Wingdings"/>
         <w:sz w:val="20"/>
       </w:rPr>
     </w:lvl>
@@ -21722,7 +21725,7 @@
         <w:ind w:left="2880" w:hanging="360"/>
       </w:pPr>
       <w:rPr>
-        <w:rFonts w:ascii="Wingdings" w:hAnsi="Wingdings" w:hint="default"/>
+        <w:rFonts w:hint="default" w:ascii="Wingdings" w:hAnsi="Wingdings"/>
         <w:sz w:val="20"/>
       </w:rPr>
     </w:lvl>
@@ -21738,7 +21741,7 @@
         <w:ind w:left="3600" w:hanging="360"/>
       </w:pPr>
       <w:rPr>
-        <w:rFonts w:ascii="Wingdings" w:hAnsi="Wingdings" w:hint="default"/>
+        <w:rFonts w:hint="default" w:ascii="Wingdings" w:hAnsi="Wingdings"/>
         <w:sz w:val="20"/>
       </w:rPr>
     </w:lvl>
@@ -21754,7 +21757,7 @@
         <w:ind w:left="4320" w:hanging="360"/>
       </w:pPr>
       <w:rPr>
-        <w:rFonts w:ascii="Wingdings" w:hAnsi="Wingdings" w:hint="default"/>
+        <w:rFonts w:hint="default" w:ascii="Wingdings" w:hAnsi="Wingdings"/>
         <w:sz w:val="20"/>
       </w:rPr>
     </w:lvl>
@@ -21770,7 +21773,7 @@
         <w:ind w:left="5040" w:hanging="360"/>
       </w:pPr>
       <w:rPr>
-        <w:rFonts w:ascii="Wingdings" w:hAnsi="Wingdings" w:hint="default"/>
+        <w:rFonts w:hint="default" w:ascii="Wingdings" w:hAnsi="Wingdings"/>
         <w:sz w:val="20"/>
       </w:rPr>
     </w:lvl>
@@ -21786,7 +21789,7 @@
         <w:ind w:left="5760" w:hanging="360"/>
       </w:pPr>
       <w:rPr>
-        <w:rFonts w:ascii="Wingdings" w:hAnsi="Wingdings" w:hint="default"/>
+        <w:rFonts w:hint="default" w:ascii="Wingdings" w:hAnsi="Wingdings"/>
         <w:sz w:val="20"/>
       </w:rPr>
     </w:lvl>
@@ -21802,7 +21805,7 @@
         <w:ind w:left="6480" w:hanging="360"/>
       </w:pPr>
       <w:rPr>
-        <w:rFonts w:ascii="Wingdings" w:hAnsi="Wingdings" w:hint="default"/>
+        <w:rFonts w:hint="default" w:ascii="Wingdings" w:hAnsi="Wingdings"/>
         <w:sz w:val="20"/>
       </w:rPr>
     </w:lvl>
@@ -21823,7 +21826,7 @@
         <w:ind w:left="720" w:hanging="360"/>
       </w:pPr>
       <w:rPr>
-        <w:rFonts w:ascii="Symbol" w:hAnsi="Symbol" w:hint="default"/>
+        <w:rFonts w:hint="default" w:ascii="Symbol" w:hAnsi="Symbol"/>
         <w:sz w:val="20"/>
       </w:rPr>
     </w:lvl>
@@ -21839,7 +21842,7 @@
         <w:ind w:left="1440" w:hanging="360"/>
       </w:pPr>
       <w:rPr>
-        <w:rFonts w:ascii="Courier New" w:hAnsi="Courier New" w:hint="default"/>
+        <w:rFonts w:hint="default" w:ascii="Courier New" w:hAnsi="Courier New"/>
         <w:sz w:val="20"/>
       </w:rPr>
     </w:lvl>
@@ -21855,7 +21858,7 @@
         <w:ind w:left="2160" w:hanging="360"/>
       </w:pPr>
       <w:rPr>
-        <w:rFonts w:ascii="Wingdings" w:hAnsi="Wingdings" w:hint="default"/>
+        <w:rFonts w:hint="default" w:ascii="Wingdings" w:hAnsi="Wingdings"/>
         <w:sz w:val="20"/>
       </w:rPr>
     </w:lvl>
@@ -21871,7 +21874,7 @@
         <w:ind w:left="2880" w:hanging="360"/>
       </w:pPr>
       <w:rPr>
-        <w:rFonts w:ascii="Wingdings" w:hAnsi="Wingdings" w:hint="default"/>
+        <w:rFonts w:hint="default" w:ascii="Wingdings" w:hAnsi="Wingdings"/>
         <w:sz w:val="20"/>
       </w:rPr>
     </w:lvl>
@@ -21887,7 +21890,7 @@
         <w:ind w:left="3600" w:hanging="360"/>
       </w:pPr>
       <w:rPr>
-        <w:rFonts w:ascii="Wingdings" w:hAnsi="Wingdings" w:hint="default"/>
+        <w:rFonts w:hint="default" w:ascii="Wingdings" w:hAnsi="Wingdings"/>
         <w:sz w:val="20"/>
       </w:rPr>
     </w:lvl>
@@ -21903,7 +21906,7 @@
         <w:ind w:left="4320" w:hanging="360"/>
       </w:pPr>
       <w:rPr>
-        <w:rFonts w:ascii="Wingdings" w:hAnsi="Wingdings" w:hint="default"/>
+        <w:rFonts w:hint="default" w:ascii="Wingdings" w:hAnsi="Wingdings"/>
         <w:sz w:val="20"/>
       </w:rPr>
     </w:lvl>
@@ -21919,7 +21922,7 @@
         <w:ind w:left="5040" w:hanging="360"/>
       </w:pPr>
       <w:rPr>
-        <w:rFonts w:ascii="Wingdings" w:hAnsi="Wingdings" w:hint="default"/>
+        <w:rFonts w:hint="default" w:ascii="Wingdings" w:hAnsi="Wingdings"/>
         <w:sz w:val="20"/>
       </w:rPr>
     </w:lvl>
@@ -21935,7 +21938,7 @@
         <w:ind w:left="5760" w:hanging="360"/>
       </w:pPr>
       <w:rPr>
-        <w:rFonts w:ascii="Wingdings" w:hAnsi="Wingdings" w:hint="default"/>
+        <w:rFonts w:hint="default" w:ascii="Wingdings" w:hAnsi="Wingdings"/>
         <w:sz w:val="20"/>
       </w:rPr>
     </w:lvl>
@@ -21951,7 +21954,7 @@
         <w:ind w:left="6480" w:hanging="360"/>
       </w:pPr>
       <w:rPr>
-        <w:rFonts w:ascii="Wingdings" w:hAnsi="Wingdings" w:hint="default"/>
+        <w:rFonts w:hint="default" w:ascii="Wingdings" w:hAnsi="Wingdings"/>
         <w:sz w:val="20"/>
       </w:rPr>
     </w:lvl>
@@ -21972,7 +21975,7 @@
         <w:ind w:left="720" w:hanging="360"/>
       </w:pPr>
       <w:rPr>
-        <w:rFonts w:ascii="Symbol" w:hAnsi="Symbol" w:hint="default"/>
+        <w:rFonts w:hint="default" w:ascii="Symbol" w:hAnsi="Symbol"/>
         <w:sz w:val="20"/>
       </w:rPr>
     </w:lvl>
@@ -21988,7 +21991,7 @@
         <w:ind w:left="1440" w:hanging="360"/>
       </w:pPr>
       <w:rPr>
-        <w:rFonts w:ascii="Courier New" w:hAnsi="Courier New" w:hint="default"/>
+        <w:rFonts w:hint="default" w:ascii="Courier New" w:hAnsi="Courier New"/>
         <w:sz w:val="20"/>
       </w:rPr>
     </w:lvl>
@@ -22004,7 +22007,7 @@
         <w:ind w:left="2160" w:hanging="360"/>
       </w:pPr>
       <w:rPr>
-        <w:rFonts w:ascii="Wingdings" w:hAnsi="Wingdings" w:hint="default"/>
+        <w:rFonts w:hint="default" w:ascii="Wingdings" w:hAnsi="Wingdings"/>
         <w:sz w:val="20"/>
       </w:rPr>
     </w:lvl>
@@ -22020,7 +22023,7 @@
         <w:ind w:left="2880" w:hanging="360"/>
       </w:pPr>
       <w:rPr>
-        <w:rFonts w:ascii="Wingdings" w:hAnsi="Wingdings" w:hint="default"/>
+        <w:rFonts w:hint="default" w:ascii="Wingdings" w:hAnsi="Wingdings"/>
         <w:sz w:val="20"/>
       </w:rPr>
     </w:lvl>
@@ -22036,7 +22039,7 @@
         <w:ind w:left="3600" w:hanging="360"/>
       </w:pPr>
       <w:rPr>
-        <w:rFonts w:ascii="Wingdings" w:hAnsi="Wingdings" w:hint="default"/>
+        <w:rFonts w:hint="default" w:ascii="Wingdings" w:hAnsi="Wingdings"/>
         <w:sz w:val="20"/>
       </w:rPr>
     </w:lvl>
@@ -22052,7 +22055,7 @@
         <w:ind w:left="4320" w:hanging="360"/>
       </w:pPr>
       <w:rPr>
-        <w:rFonts w:ascii="Wingdings" w:hAnsi="Wingdings" w:hint="default"/>
+        <w:rFonts w:hint="default" w:ascii="Wingdings" w:hAnsi="Wingdings"/>
         <w:sz w:val="20"/>
       </w:rPr>
     </w:lvl>
@@ -22068,7 +22071,7 @@
         <w:ind w:left="5040" w:hanging="360"/>
       </w:pPr>
       <w:rPr>
-        <w:rFonts w:ascii="Wingdings" w:hAnsi="Wingdings" w:hint="default"/>
+        <w:rFonts w:hint="default" w:ascii="Wingdings" w:hAnsi="Wingdings"/>
         <w:sz w:val="20"/>
       </w:rPr>
     </w:lvl>
@@ -22084,7 +22087,7 @@
         <w:ind w:left="5760" w:hanging="360"/>
       </w:pPr>
       <w:rPr>
-        <w:rFonts w:ascii="Wingdings" w:hAnsi="Wingdings" w:hint="default"/>
+        <w:rFonts w:hint="default" w:ascii="Wingdings" w:hAnsi="Wingdings"/>
         <w:sz w:val="20"/>
       </w:rPr>
     </w:lvl>
@@ -22100,7 +22103,7 @@
         <w:ind w:left="6480" w:hanging="360"/>
       </w:pPr>
       <w:rPr>
-        <w:rFonts w:ascii="Wingdings" w:hAnsi="Wingdings" w:hint="default"/>
+        <w:rFonts w:hint="default" w:ascii="Wingdings" w:hAnsi="Wingdings"/>
         <w:sz w:val="20"/>
       </w:rPr>
     </w:lvl>
@@ -22121,7 +22124,7 @@
         <w:ind w:left="720" w:hanging="360"/>
       </w:pPr>
       <w:rPr>
-        <w:rFonts w:ascii="Symbol" w:hAnsi="Symbol" w:hint="default"/>
+        <w:rFonts w:hint="default" w:ascii="Symbol" w:hAnsi="Symbol"/>
         <w:sz w:val="20"/>
       </w:rPr>
     </w:lvl>
@@ -22137,7 +22140,7 @@
         <w:ind w:left="1440" w:hanging="360"/>
       </w:pPr>
       <w:rPr>
-        <w:rFonts w:ascii="Courier New" w:hAnsi="Courier New" w:hint="default"/>
+        <w:rFonts w:hint="default" w:ascii="Courier New" w:hAnsi="Courier New"/>
         <w:sz w:val="20"/>
       </w:rPr>
     </w:lvl>
@@ -22153,7 +22156,7 @@
         <w:ind w:left="2160" w:hanging="360"/>
       </w:pPr>
       <w:rPr>
-        <w:rFonts w:ascii="Wingdings" w:hAnsi="Wingdings" w:hint="default"/>
+        <w:rFonts w:hint="default" w:ascii="Wingdings" w:hAnsi="Wingdings"/>
         <w:sz w:val="20"/>
       </w:rPr>
     </w:lvl>
@@ -22169,7 +22172,7 @@
         <w:ind w:left="2880" w:hanging="360"/>
       </w:pPr>
       <w:rPr>
-        <w:rFonts w:ascii="Wingdings" w:hAnsi="Wingdings" w:hint="default"/>
+        <w:rFonts w:hint="default" w:ascii="Wingdings" w:hAnsi="Wingdings"/>
         <w:sz w:val="20"/>
       </w:rPr>
     </w:lvl>
@@ -22185,7 +22188,7 @@
         <w:ind w:left="3600" w:hanging="360"/>
       </w:pPr>
       <w:rPr>
-        <w:rFonts w:ascii="Wingdings" w:hAnsi="Wingdings" w:hint="default"/>
+        <w:rFonts w:hint="default" w:ascii="Wingdings" w:hAnsi="Wingdings"/>
         <w:sz w:val="20"/>
       </w:rPr>
     </w:lvl>
@@ -22201,7 +22204,7 @@
         <w:ind w:left="4320" w:hanging="360"/>
       </w:pPr>
       <w:rPr>
-        <w:rFonts w:ascii="Wingdings" w:hAnsi="Wingdings" w:hint="default"/>
+        <w:rFonts w:hint="default" w:ascii="Wingdings" w:hAnsi="Wingdings"/>
         <w:sz w:val="20"/>
       </w:rPr>
     </w:lvl>
@@ -22217,7 +22220,7 @@
         <w:ind w:left="5040" w:hanging="360"/>
       </w:pPr>
       <w:rPr>
-        <w:rFonts w:ascii="Wingdings" w:hAnsi="Wingdings" w:hint="default"/>
+        <w:rFonts w:hint="default" w:ascii="Wingdings" w:hAnsi="Wingdings"/>
         <w:sz w:val="20"/>
       </w:rPr>
     </w:lvl>
@@ -22233,7 +22236,7 @@
         <w:ind w:left="5760" w:hanging="360"/>
       </w:pPr>
       <w:rPr>
-        <w:rFonts w:ascii="Wingdings" w:hAnsi="Wingdings" w:hint="default"/>
+        <w:rFonts w:hint="default" w:ascii="Wingdings" w:hAnsi="Wingdings"/>
         <w:sz w:val="20"/>
       </w:rPr>
     </w:lvl>
@@ -22249,7 +22252,7 @@
         <w:ind w:left="6480" w:hanging="360"/>
       </w:pPr>
       <w:rPr>
-        <w:rFonts w:ascii="Wingdings" w:hAnsi="Wingdings" w:hint="default"/>
+        <w:rFonts w:hint="default" w:ascii="Wingdings" w:hAnsi="Wingdings"/>
         <w:sz w:val="20"/>
       </w:rPr>
     </w:lvl>
@@ -22270,7 +22273,7 @@
         <w:ind w:left="720" w:hanging="360"/>
       </w:pPr>
       <w:rPr>
-        <w:rFonts w:ascii="Symbol" w:hAnsi="Symbol" w:hint="default"/>
+        <w:rFonts w:hint="default" w:ascii="Symbol" w:hAnsi="Symbol"/>
         <w:sz w:val="20"/>
       </w:rPr>
     </w:lvl>
@@ -22286,7 +22289,7 @@
         <w:ind w:left="1440" w:hanging="360"/>
       </w:pPr>
       <w:rPr>
-        <w:rFonts w:ascii="Courier New" w:hAnsi="Courier New" w:hint="default"/>
+        <w:rFonts w:hint="default" w:ascii="Courier New" w:hAnsi="Courier New"/>
         <w:sz w:val="20"/>
       </w:rPr>
     </w:lvl>
@@ -22302,7 +22305,7 @@
         <w:ind w:left="2160" w:hanging="360"/>
       </w:pPr>
       <w:rPr>
-        <w:rFonts w:ascii="Wingdings" w:hAnsi="Wingdings" w:hint="default"/>
+        <w:rFonts w:hint="default" w:ascii="Wingdings" w:hAnsi="Wingdings"/>
         <w:sz w:val="20"/>
       </w:rPr>
     </w:lvl>
@@ -22318,7 +22321,7 @@
         <w:ind w:left="2880" w:hanging="360"/>
       </w:pPr>
       <w:rPr>
-        <w:rFonts w:ascii="Wingdings" w:hAnsi="Wingdings" w:hint="default"/>
+        <w:rFonts w:hint="default" w:ascii="Wingdings" w:hAnsi="Wingdings"/>
         <w:sz w:val="20"/>
       </w:rPr>
     </w:lvl>
@@ -22334,7 +22337,7 @@
         <w:ind w:left="3600" w:hanging="360"/>
       </w:pPr>
       <w:rPr>
-        <w:rFonts w:ascii="Wingdings" w:hAnsi="Wingdings" w:hint="default"/>
+        <w:rFonts w:hint="default" w:ascii="Wingdings" w:hAnsi="Wingdings"/>
         <w:sz w:val="20"/>
       </w:rPr>
     </w:lvl>
@@ -22350,7 +22353,7 @@
         <w:ind w:left="4320" w:hanging="360"/>
       </w:pPr>
       <w:rPr>
-        <w:rFonts w:ascii="Wingdings" w:hAnsi="Wingdings" w:hint="default"/>
+        <w:rFonts w:hint="default" w:ascii="Wingdings" w:hAnsi="Wingdings"/>
         <w:sz w:val="20"/>
       </w:rPr>
     </w:lvl>
@@ -22366,7 +22369,7 @@
         <w:ind w:left="5040" w:hanging="360"/>
       </w:pPr>
       <w:rPr>
-        <w:rFonts w:ascii="Wingdings" w:hAnsi="Wingdings" w:hint="default"/>
+        <w:rFonts w:hint="default" w:ascii="Wingdings" w:hAnsi="Wingdings"/>
         <w:sz w:val="20"/>
       </w:rPr>
     </w:lvl>
@@ -22382,7 +22385,7 @@
         <w:ind w:left="5760" w:hanging="360"/>
       </w:pPr>
       <w:rPr>
-        <w:rFonts w:ascii="Wingdings" w:hAnsi="Wingdings" w:hint="default"/>
+        <w:rFonts w:hint="default" w:ascii="Wingdings" w:hAnsi="Wingdings"/>
         <w:sz w:val="20"/>
       </w:rPr>
     </w:lvl>
@@ -22398,7 +22401,7 @@
         <w:ind w:left="6480" w:hanging="360"/>
       </w:pPr>
       <w:rPr>
-        <w:rFonts w:ascii="Wingdings" w:hAnsi="Wingdings" w:hint="default"/>
+        <w:rFonts w:hint="default" w:ascii="Wingdings" w:hAnsi="Wingdings"/>
         <w:sz w:val="20"/>
       </w:rPr>
     </w:lvl>
@@ -22419,7 +22422,7 @@
         <w:ind w:left="720" w:hanging="360"/>
       </w:pPr>
       <w:rPr>
-        <w:rFonts w:ascii="Symbol" w:hAnsi="Symbol" w:hint="default"/>
+        <w:rFonts w:hint="default" w:ascii="Symbol" w:hAnsi="Symbol"/>
         <w:sz w:val="20"/>
       </w:rPr>
     </w:lvl>
@@ -22435,7 +22438,7 @@
         <w:ind w:left="1440" w:hanging="360"/>
       </w:pPr>
       <w:rPr>
-        <w:rFonts w:ascii="Courier New" w:hAnsi="Courier New" w:hint="default"/>
+        <w:rFonts w:hint="default" w:ascii="Courier New" w:hAnsi="Courier New"/>
         <w:sz w:val="20"/>
       </w:rPr>
     </w:lvl>
@@ -22451,7 +22454,7 @@
         <w:ind w:left="2160" w:hanging="360"/>
       </w:pPr>
       <w:rPr>
-        <w:rFonts w:ascii="Wingdings" w:hAnsi="Wingdings" w:hint="default"/>
+        <w:rFonts w:hint="default" w:ascii="Wingdings" w:hAnsi="Wingdings"/>
         <w:sz w:val="20"/>
       </w:rPr>
     </w:lvl>
@@ -22467,7 +22470,7 @@
         <w:ind w:left="2880" w:hanging="360"/>
       </w:pPr>
       <w:rPr>
-        <w:rFonts w:ascii="Wingdings" w:hAnsi="Wingdings" w:hint="default"/>
+        <w:rFonts w:hint="default" w:ascii="Wingdings" w:hAnsi="Wingdings"/>
         <w:sz w:val="20"/>
       </w:rPr>
     </w:lvl>
@@ -22483,7 +22486,7 @@
         <w:ind w:left="3600" w:hanging="360"/>
       </w:pPr>
       <w:rPr>
-        <w:rFonts w:ascii="Wingdings" w:hAnsi="Wingdings" w:hint="default"/>
+        <w:rFonts w:hint="default" w:ascii="Wingdings" w:hAnsi="Wingdings"/>
         <w:sz w:val="20"/>
       </w:rPr>
     </w:lvl>
@@ -22499,7 +22502,7 @@
         <w:ind w:left="4320" w:hanging="360"/>
       </w:pPr>
       <w:rPr>
-        <w:rFonts w:ascii="Wingdings" w:hAnsi="Wingdings" w:hint="default"/>
+        <w:rFonts w:hint="default" w:ascii="Wingdings" w:hAnsi="Wingdings"/>
         <w:sz w:val="20"/>
       </w:rPr>
     </w:lvl>
@@ -22515,7 +22518,7 @@
         <w:ind w:left="5040" w:hanging="360"/>
       </w:pPr>
       <w:rPr>
-        <w:rFonts w:ascii="Wingdings" w:hAnsi="Wingdings" w:hint="default"/>
+        <w:rFonts w:hint="default" w:ascii="Wingdings" w:hAnsi="Wingdings"/>
         <w:sz w:val="20"/>
       </w:rPr>
     </w:lvl>
@@ -22531,7 +22534,7 @@
         <w:ind w:left="5760" w:hanging="360"/>
       </w:pPr>
       <w:rPr>
-        <w:rFonts w:ascii="Wingdings" w:hAnsi="Wingdings" w:hint="default"/>
+        <w:rFonts w:hint="default" w:ascii="Wingdings" w:hAnsi="Wingdings"/>
         <w:sz w:val="20"/>
       </w:rPr>
     </w:lvl>
@@ -22547,7 +22550,7 @@
         <w:ind w:left="6480" w:hanging="360"/>
       </w:pPr>
       <w:rPr>
-        <w:rFonts w:ascii="Wingdings" w:hAnsi="Wingdings" w:hint="default"/>
+        <w:rFonts w:hint="default" w:ascii="Wingdings" w:hAnsi="Wingdings"/>
         <w:sz w:val="20"/>
       </w:rPr>
     </w:lvl>
@@ -22568,7 +22571,7 @@
         <w:ind w:left="720" w:hanging="360"/>
       </w:pPr>
       <w:rPr>
-        <w:rFonts w:ascii="Symbol" w:hAnsi="Symbol" w:hint="default"/>
+        <w:rFonts w:hint="default" w:ascii="Symbol" w:hAnsi="Symbol"/>
         <w:sz w:val="20"/>
       </w:rPr>
     </w:lvl>
@@ -22584,7 +22587,7 @@
         <w:ind w:left="1440" w:hanging="360"/>
       </w:pPr>
       <w:rPr>
-        <w:rFonts w:ascii="Courier New" w:hAnsi="Courier New" w:hint="default"/>
+        <w:rFonts w:hint="default" w:ascii="Courier New" w:hAnsi="Courier New"/>
         <w:sz w:val="20"/>
       </w:rPr>
     </w:lvl>
@@ -22600,7 +22603,7 @@
         <w:ind w:left="2160" w:hanging="360"/>
       </w:pPr>
       <w:rPr>
-        <w:rFonts w:ascii="Wingdings" w:hAnsi="Wingdings" w:hint="default"/>
+        <w:rFonts w:hint="default" w:ascii="Wingdings" w:hAnsi="Wingdings"/>
         <w:sz w:val="20"/>
       </w:rPr>
     </w:lvl>
@@ -22616,7 +22619,7 @@
         <w:ind w:left="2880" w:hanging="360"/>
       </w:pPr>
       <w:rPr>
-        <w:rFonts w:ascii="Wingdings" w:hAnsi="Wingdings" w:hint="default"/>
+        <w:rFonts w:hint="default" w:ascii="Wingdings" w:hAnsi="Wingdings"/>
         <w:sz w:val="20"/>
       </w:rPr>
     </w:lvl>
@@ -22632,7 +22635,7 @@
         <w:ind w:left="3600" w:hanging="360"/>
       </w:pPr>
       <w:rPr>
-        <w:rFonts w:ascii="Wingdings" w:hAnsi="Wingdings" w:hint="default"/>
+        <w:rFonts w:hint="default" w:ascii="Wingdings" w:hAnsi="Wingdings"/>
         <w:sz w:val="20"/>
       </w:rPr>
     </w:lvl>
@@ -22648,7 +22651,7 @@
         <w:ind w:left="4320" w:hanging="360"/>
       </w:pPr>
       <w:rPr>
-        <w:rFonts w:ascii="Wingdings" w:hAnsi="Wingdings" w:hint="default"/>
+        <w:rFonts w:hint="default" w:ascii="Wingdings" w:hAnsi="Wingdings"/>
         <w:sz w:val="20"/>
       </w:rPr>
     </w:lvl>
@@ -22664,7 +22667,7 @@
         <w:ind w:left="5040" w:hanging="360"/>
       </w:pPr>
       <w:rPr>
-        <w:rFonts w:ascii="Wingdings" w:hAnsi="Wingdings" w:hint="default"/>
+        <w:rFonts w:hint="default" w:ascii="Wingdings" w:hAnsi="Wingdings"/>
         <w:sz w:val="20"/>
       </w:rPr>
     </w:lvl>
@@ -22680,7 +22683,7 @@
         <w:ind w:left="5760" w:hanging="360"/>
       </w:pPr>
       <w:rPr>
-        <w:rFonts w:ascii="Wingdings" w:hAnsi="Wingdings" w:hint="default"/>
+        <w:rFonts w:hint="default" w:ascii="Wingdings" w:hAnsi="Wingdings"/>
         <w:sz w:val="20"/>
       </w:rPr>
     </w:lvl>
@@ -22696,7 +22699,7 @@
         <w:ind w:left="6480" w:hanging="360"/>
       </w:pPr>
       <w:rPr>
-        <w:rFonts w:ascii="Wingdings" w:hAnsi="Wingdings" w:hint="default"/>
+        <w:rFonts w:hint="default" w:ascii="Wingdings" w:hAnsi="Wingdings"/>
         <w:sz w:val="20"/>
       </w:rPr>
     </w:lvl>
@@ -22717,7 +22720,7 @@
         <w:ind w:left="720" w:hanging="360"/>
       </w:pPr>
       <w:rPr>
-        <w:rFonts w:ascii="Symbol" w:hAnsi="Symbol" w:hint="default"/>
+        <w:rFonts w:hint="default" w:ascii="Symbol" w:hAnsi="Symbol"/>
         <w:sz w:val="20"/>
       </w:rPr>
     </w:lvl>
@@ -22733,7 +22736,7 @@
         <w:ind w:left="1440" w:hanging="360"/>
       </w:pPr>
       <w:rPr>
-        <w:rFonts w:ascii="Courier New" w:hAnsi="Courier New" w:hint="default"/>
+        <w:rFonts w:hint="default" w:ascii="Courier New" w:hAnsi="Courier New"/>
         <w:sz w:val="20"/>
       </w:rPr>
     </w:lvl>
@@ -22749,7 +22752,7 @@
         <w:ind w:left="2160" w:hanging="360"/>
       </w:pPr>
       <w:rPr>
-        <w:rFonts w:ascii="Wingdings" w:hAnsi="Wingdings" w:hint="default"/>
+        <w:rFonts w:hint="default" w:ascii="Wingdings" w:hAnsi="Wingdings"/>
         <w:sz w:val="20"/>
       </w:rPr>
     </w:lvl>
@@ -22765,7 +22768,7 @@
         <w:ind w:left="2880" w:hanging="360"/>
       </w:pPr>
       <w:rPr>
-        <w:rFonts w:ascii="Wingdings" w:hAnsi="Wingdings" w:hint="default"/>
+        <w:rFonts w:hint="default" w:ascii="Wingdings" w:hAnsi="Wingdings"/>
         <w:sz w:val="20"/>
       </w:rPr>
     </w:lvl>
@@ -22781,7 +22784,7 @@
         <w:ind w:left="3600" w:hanging="360"/>
       </w:pPr>
       <w:rPr>
-        <w:rFonts w:ascii="Wingdings" w:hAnsi="Wingdings" w:hint="default"/>
+        <w:rFonts w:hint="default" w:ascii="Wingdings" w:hAnsi="Wingdings"/>
         <w:sz w:val="20"/>
       </w:rPr>
     </w:lvl>
@@ -22797,7 +22800,7 @@
         <w:ind w:left="4320" w:hanging="360"/>
       </w:pPr>
       <w:rPr>
-        <w:rFonts w:ascii="Wingdings" w:hAnsi="Wingdings" w:hint="default"/>
+        <w:rFonts w:hint="default" w:ascii="Wingdings" w:hAnsi="Wingdings"/>
         <w:sz w:val="20"/>
       </w:rPr>
     </w:lvl>
@@ -22813,7 +22816,7 @@
         <w:ind w:left="5040" w:hanging="360"/>
       </w:pPr>
       <w:rPr>
-        <w:rFonts w:ascii="Wingdings" w:hAnsi="Wingdings" w:hint="default"/>
+        <w:rFonts w:hint="default" w:ascii="Wingdings" w:hAnsi="Wingdings"/>
         <w:sz w:val="20"/>
       </w:rPr>
     </w:lvl>
@@ -22829,7 +22832,7 @@
         <w:ind w:left="5760" w:hanging="360"/>
       </w:pPr>
       <w:rPr>
-        <w:rFonts w:ascii="Wingdings" w:hAnsi="Wingdings" w:hint="default"/>
+        <w:rFonts w:hint="default" w:ascii="Wingdings" w:hAnsi="Wingdings"/>
         <w:sz w:val="20"/>
       </w:rPr>
     </w:lvl>
@@ -22845,7 +22848,7 @@
         <w:ind w:left="6480" w:hanging="360"/>
       </w:pPr>
       <w:rPr>
-        <w:rFonts w:ascii="Wingdings" w:hAnsi="Wingdings" w:hint="default"/>
+        <w:rFonts w:hint="default" w:ascii="Wingdings" w:hAnsi="Wingdings"/>
         <w:sz w:val="20"/>
       </w:rPr>
     </w:lvl>
@@ -22982,7 +22985,7 @@
         <w:ind w:left="720" w:hanging="360"/>
       </w:pPr>
       <w:rPr>
-        <w:rFonts w:ascii="Symbol" w:hAnsi="Symbol" w:hint="default"/>
+        <w:rFonts w:hint="default" w:ascii="Symbol" w:hAnsi="Symbol"/>
         <w:sz w:val="20"/>
       </w:rPr>
     </w:lvl>
@@ -22998,7 +23001,7 @@
         <w:ind w:left="1440" w:hanging="360"/>
       </w:pPr>
       <w:rPr>
-        <w:rFonts w:ascii="Courier New" w:hAnsi="Courier New" w:hint="default"/>
+        <w:rFonts w:hint="default" w:ascii="Courier New" w:hAnsi="Courier New"/>
         <w:sz w:val="20"/>
       </w:rPr>
     </w:lvl>
@@ -23014,7 +23017,7 @@
         <w:ind w:left="2160" w:hanging="360"/>
       </w:pPr>
       <w:rPr>
-        <w:rFonts w:ascii="Wingdings" w:hAnsi="Wingdings" w:hint="default"/>
+        <w:rFonts w:hint="default" w:ascii="Wingdings" w:hAnsi="Wingdings"/>
         <w:sz w:val="20"/>
       </w:rPr>
     </w:lvl>
@@ -23030,7 +23033,7 @@
         <w:ind w:left="2880" w:hanging="360"/>
       </w:pPr>
       <w:rPr>
-        <w:rFonts w:ascii="Wingdings" w:hAnsi="Wingdings" w:hint="default"/>
+        <w:rFonts w:hint="default" w:ascii="Wingdings" w:hAnsi="Wingdings"/>
         <w:sz w:val="20"/>
       </w:rPr>
     </w:lvl>
@@ -23046,7 +23049,7 @@
         <w:ind w:left="3600" w:hanging="360"/>
       </w:pPr>
       <w:rPr>
-        <w:rFonts w:ascii="Wingdings" w:hAnsi="Wingdings" w:hint="default"/>
+        <w:rFonts w:hint="default" w:ascii="Wingdings" w:hAnsi="Wingdings"/>
         <w:sz w:val="20"/>
       </w:rPr>
     </w:lvl>
@@ -23062,7 +23065,7 @@
         <w:ind w:left="4320" w:hanging="360"/>
       </w:pPr>
       <w:rPr>
-        <w:rFonts w:ascii="Wingdings" w:hAnsi="Wingdings" w:hint="default"/>
+        <w:rFonts w:hint="default" w:ascii="Wingdings" w:hAnsi="Wingdings"/>
         <w:sz w:val="20"/>
       </w:rPr>
     </w:lvl>
@@ -23078,7 +23081,7 @@
         <w:ind w:left="5040" w:hanging="360"/>
       </w:pPr>
       <w:rPr>
-        <w:rFonts w:ascii="Wingdings" w:hAnsi="Wingdings" w:hint="default"/>
+        <w:rFonts w:hint="default" w:ascii="Wingdings" w:hAnsi="Wingdings"/>
         <w:sz w:val="20"/>
       </w:rPr>
     </w:lvl>
@@ -23094,7 +23097,7 @@
         <w:ind w:left="5760" w:hanging="360"/>
       </w:pPr>
       <w:rPr>
-        <w:rFonts w:ascii="Wingdings" w:hAnsi="Wingdings" w:hint="default"/>
+        <w:rFonts w:hint="default" w:ascii="Wingdings" w:hAnsi="Wingdings"/>
         <w:sz w:val="20"/>
       </w:rPr>
     </w:lvl>
@@ -23110,7 +23113,7 @@
         <w:ind w:left="6480" w:hanging="360"/>
       </w:pPr>
       <w:rPr>
-        <w:rFonts w:ascii="Wingdings" w:hAnsi="Wingdings" w:hint="default"/>
+        <w:rFonts w:hint="default" w:ascii="Wingdings" w:hAnsi="Wingdings"/>
         <w:sz w:val="20"/>
       </w:rPr>
     </w:lvl>
@@ -23131,7 +23134,7 @@
         <w:ind w:left="720" w:hanging="360"/>
       </w:pPr>
       <w:rPr>
-        <w:rFonts w:ascii="Symbol" w:hAnsi="Symbol" w:hint="default"/>
+        <w:rFonts w:hint="default" w:ascii="Symbol" w:hAnsi="Symbol"/>
         <w:sz w:val="20"/>
       </w:rPr>
     </w:lvl>
@@ -23147,7 +23150,7 @@
         <w:ind w:left="1440" w:hanging="360"/>
       </w:pPr>
       <w:rPr>
-        <w:rFonts w:ascii="Courier New" w:hAnsi="Courier New" w:hint="default"/>
+        <w:rFonts w:hint="default" w:ascii="Courier New" w:hAnsi="Courier New"/>
         <w:sz w:val="20"/>
       </w:rPr>
     </w:lvl>
@@ -23163,7 +23166,7 @@
         <w:ind w:left="2160" w:hanging="360"/>
       </w:pPr>
       <w:rPr>
-        <w:rFonts w:ascii="Wingdings" w:hAnsi="Wingdings" w:hint="default"/>
+        <w:rFonts w:hint="default" w:ascii="Wingdings" w:hAnsi="Wingdings"/>
         <w:sz w:val="20"/>
       </w:rPr>
     </w:lvl>
@@ -23179,7 +23182,7 @@
         <w:ind w:left="2880" w:hanging="360"/>
       </w:pPr>
       <w:rPr>
-        <w:rFonts w:ascii="Wingdings" w:hAnsi="Wingdings" w:hint="default"/>
+        <w:rFonts w:hint="default" w:ascii="Wingdings" w:hAnsi="Wingdings"/>
         <w:sz w:val="20"/>
       </w:rPr>
     </w:lvl>
@@ -23195,7 +23198,7 @@
         <w:ind w:left="3600" w:hanging="360"/>
       </w:pPr>
       <w:rPr>
-        <w:rFonts w:ascii="Wingdings" w:hAnsi="Wingdings" w:hint="default"/>
+        <w:rFonts w:hint="default" w:ascii="Wingdings" w:hAnsi="Wingdings"/>
         <w:sz w:val="20"/>
       </w:rPr>
     </w:lvl>
@@ -23211,7 +23214,7 @@
         <w:ind w:left="4320" w:hanging="360"/>
       </w:pPr>
       <w:rPr>
-        <w:rFonts w:ascii="Wingdings" w:hAnsi="Wingdings" w:hint="default"/>
+        <w:rFonts w:hint="default" w:ascii="Wingdings" w:hAnsi="Wingdings"/>
         <w:sz w:val="20"/>
       </w:rPr>
     </w:lvl>
@@ -23227,7 +23230,7 @@
         <w:ind w:left="5040" w:hanging="360"/>
       </w:pPr>
       <w:rPr>
-        <w:rFonts w:ascii="Wingdings" w:hAnsi="Wingdings" w:hint="default"/>
+        <w:rFonts w:hint="default" w:ascii="Wingdings" w:hAnsi="Wingdings"/>
         <w:sz w:val="20"/>
       </w:rPr>
     </w:lvl>
@@ -23243,7 +23246,7 @@
         <w:ind w:left="5760" w:hanging="360"/>
       </w:pPr>
       <w:rPr>
-        <w:rFonts w:ascii="Wingdings" w:hAnsi="Wingdings" w:hint="default"/>
+        <w:rFonts w:hint="default" w:ascii="Wingdings" w:hAnsi="Wingdings"/>
         <w:sz w:val="20"/>
       </w:rPr>
     </w:lvl>
@@ -23259,7 +23262,7 @@
         <w:ind w:left="6480" w:hanging="360"/>
       </w:pPr>
       <w:rPr>
-        <w:rFonts w:ascii="Wingdings" w:hAnsi="Wingdings" w:hint="default"/>
+        <w:rFonts w:hint="default" w:ascii="Wingdings" w:hAnsi="Wingdings"/>
         <w:sz w:val="20"/>
       </w:rPr>
     </w:lvl>
@@ -23280,7 +23283,7 @@
         <w:ind w:left="720" w:hanging="360"/>
       </w:pPr>
       <w:rPr>
-        <w:rFonts w:ascii="Symbol" w:hAnsi="Symbol" w:hint="default"/>
+        <w:rFonts w:hint="default" w:ascii="Symbol" w:hAnsi="Symbol"/>
         <w:sz w:val="20"/>
       </w:rPr>
     </w:lvl>
@@ -23296,7 +23299,7 @@
         <w:ind w:left="1440" w:hanging="360"/>
       </w:pPr>
       <w:rPr>
-        <w:rFonts w:ascii="Courier New" w:hAnsi="Courier New" w:hint="default"/>
+        <w:rFonts w:hint="default" w:ascii="Courier New" w:hAnsi="Courier New"/>
         <w:sz w:val="20"/>
       </w:rPr>
     </w:lvl>
@@ -23312,7 +23315,7 @@
         <w:ind w:left="2160" w:hanging="360"/>
       </w:pPr>
       <w:rPr>
-        <w:rFonts w:ascii="Wingdings" w:hAnsi="Wingdings" w:hint="default"/>
+        <w:rFonts w:hint="default" w:ascii="Wingdings" w:hAnsi="Wingdings"/>
         <w:sz w:val="20"/>
       </w:rPr>
     </w:lvl>
@@ -23328,7 +23331,7 @@
         <w:ind w:left="2880" w:hanging="360"/>
       </w:pPr>
       <w:rPr>
-        <w:rFonts w:ascii="Wingdings" w:hAnsi="Wingdings" w:hint="default"/>
+        <w:rFonts w:hint="default" w:ascii="Wingdings" w:hAnsi="Wingdings"/>
         <w:sz w:val="20"/>
       </w:rPr>
     </w:lvl>
@@ -23344,7 +23347,7 @@
         <w:ind w:left="3600" w:hanging="360"/>
       </w:pPr>
       <w:rPr>
-        <w:rFonts w:ascii="Wingdings" w:hAnsi="Wingdings" w:hint="default"/>
+        <w:rFonts w:hint="default" w:ascii="Wingdings" w:hAnsi="Wingdings"/>
         <w:sz w:val="20"/>
       </w:rPr>
     </w:lvl>
@@ -23360,7 +23363,7 @@
         <w:ind w:left="4320" w:hanging="360"/>
       </w:pPr>
       <w:rPr>
-        <w:rFonts w:ascii="Wingdings" w:hAnsi="Wingdings" w:hint="default"/>
+        <w:rFonts w:hint="default" w:ascii="Wingdings" w:hAnsi="Wingdings"/>
         <w:sz w:val="20"/>
       </w:rPr>
     </w:lvl>
@@ -23376,7 +23379,7 @@
         <w:ind w:left="5040" w:hanging="360"/>
       </w:pPr>
       <w:rPr>
-        <w:rFonts w:ascii="Wingdings" w:hAnsi="Wingdings" w:hint="default"/>
+        <w:rFonts w:hint="default" w:ascii="Wingdings" w:hAnsi="Wingdings"/>
         <w:sz w:val="20"/>
       </w:rPr>
     </w:lvl>
@@ -23392,7 +23395,7 @@
         <w:ind w:left="5760" w:hanging="360"/>
       </w:pPr>
       <w:rPr>
-        <w:rFonts w:ascii="Wingdings" w:hAnsi="Wingdings" w:hint="default"/>
+        <w:rFonts w:hint="default" w:ascii="Wingdings" w:hAnsi="Wingdings"/>
         <w:sz w:val="20"/>
       </w:rPr>
     </w:lvl>
@@ -23408,7 +23411,7 @@
         <w:ind w:left="6480" w:hanging="360"/>
       </w:pPr>
       <w:rPr>
-        <w:rFonts w:ascii="Wingdings" w:hAnsi="Wingdings" w:hint="default"/>
+        <w:rFonts w:hint="default" w:ascii="Wingdings" w:hAnsi="Wingdings"/>
         <w:sz w:val="20"/>
       </w:rPr>
     </w:lvl>
@@ -23526,11 +23529,11 @@
 </file>
 
 <file path=word/styles.xml><?xml version="1.0" encoding="utf-8"?>
-<w:styles xmlns:mc="http://schemas.openxmlformats.org/markup-compatibility/2006" xmlns:r="http://schemas.openxmlformats.org/officeDocument/2006/relationships" xmlns:w="http://schemas.openxmlformats.org/wordprocessingml/2006/main" xmlns:w14="http://schemas.microsoft.com/office/word/2010/wordml" xmlns:w15="http://schemas.microsoft.com/office/word/2012/wordml" xmlns:w16cex="http://schemas.microsoft.com/office/word/2018/wordml/cex" xmlns:w16cid="http://schemas.microsoft.com/office/word/2016/wordml/cid" xmlns:w16="http://schemas.microsoft.com/office/word/2018/wordml" xmlns:w16du="http://schemas.microsoft.com/office/word/2023/wordml/word16du" xmlns:w16sdtdh="http://schemas.microsoft.com/office/word/2020/wordml/sdtdatahash" xmlns:w16sdtfl="http://schemas.microsoft.com/office/word/2024/wordml/sdtformatlock" xmlns:w16se="http://schemas.microsoft.com/office/word/2015/wordml/symex" mc:Ignorable="w14 w15 w16se w16cid w16 w16cex w16sdtdh w16sdtfl w16du">
+<w:styles xmlns:wp14="http://schemas.microsoft.com/office/word/2010/wordprocessingDrawing" xmlns:mc="http://schemas.openxmlformats.org/markup-compatibility/2006" xmlns:r="http://schemas.openxmlformats.org/officeDocument/2006/relationships" xmlns:w="http://schemas.openxmlformats.org/wordprocessingml/2006/main" xmlns:w14="http://schemas.microsoft.com/office/word/2010/wordml" xmlns:w15="http://schemas.microsoft.com/office/word/2012/wordml" xmlns:w16cex="http://schemas.microsoft.com/office/word/2018/wordml/cex" xmlns:w16cid="http://schemas.microsoft.com/office/word/2016/wordml/cid" xmlns:w16="http://schemas.microsoft.com/office/word/2018/wordml" xmlns:w16du="http://schemas.microsoft.com/office/word/2023/wordml/word16du" xmlns:w16sdtdh="http://schemas.microsoft.com/office/word/2020/wordml/sdtdatahash" xmlns:w16sdtfl="http://schemas.microsoft.com/office/word/2024/wordml/sdtformatlock" xmlns:w16se="http://schemas.microsoft.com/office/word/2015/wordml/symex" mc:Ignorable="w14 w15 w16se w16cid w16 w16cex w16sdtdh w16sdtfl w16du wp14">
   <w:docDefaults>
     <w:rPrDefault>
       <w:rPr>
-        <w:rFonts w:asciiTheme="minorHAnsi" w:eastAsiaTheme="minorEastAsia" w:hAnsiTheme="minorHAnsi" w:cstheme="minorBidi"/>
+        <w:rFonts w:asciiTheme="minorHAnsi" w:hAnsiTheme="minorHAnsi" w:eastAsiaTheme="minorEastAsia" w:cstheme="minorBidi"/>
         <w:lang w:val="nb-NO" w:eastAsia="nb-NO" w:bidi="ar-SA"/>
       </w:rPr>
     </w:rPrDefault>
@@ -23543,14 +23546,14 @@
   <w:latentStyles w:defLockedState="0" w:defUIPriority="99" w:defSemiHidden="0" w:defUnhideWhenUsed="0" w:defQFormat="0" w:count="376">
     <w:lsdException w:name="Normal" w:uiPriority="0" w:qFormat="1"/>
     <w:lsdException w:name="heading 1" w:uiPriority="9" w:qFormat="1"/>
-    <w:lsdException w:name="heading 2" w:semiHidden="1" w:uiPriority="9" w:unhideWhenUsed="1" w:qFormat="1"/>
-    <w:lsdException w:name="heading 3" w:semiHidden="1" w:uiPriority="9" w:unhideWhenUsed="1" w:qFormat="1"/>
-    <w:lsdException w:name="heading 4" w:semiHidden="1" w:uiPriority="9" w:unhideWhenUsed="1" w:qFormat="1"/>
-    <w:lsdException w:name="heading 5" w:semiHidden="1" w:uiPriority="9" w:unhideWhenUsed="1" w:qFormat="1"/>
-    <w:lsdException w:name="heading 6" w:semiHidden="1" w:uiPriority="9" w:unhideWhenUsed="1" w:qFormat="1"/>
-    <w:lsdException w:name="heading 7" w:semiHidden="1" w:uiPriority="9" w:unhideWhenUsed="1" w:qFormat="1"/>
-    <w:lsdException w:name="heading 8" w:semiHidden="1" w:uiPriority="9" w:unhideWhenUsed="1" w:qFormat="1"/>
-    <w:lsdException w:name="heading 9" w:semiHidden="1" w:uiPriority="9" w:unhideWhenUsed="1" w:qFormat="1"/>
+    <w:lsdException w:name="heading 2" w:uiPriority="9" w:semiHidden="1" w:unhideWhenUsed="1" w:qFormat="1"/>
+    <w:lsdException w:name="heading 3" w:uiPriority="9" w:semiHidden="1" w:unhideWhenUsed="1" w:qFormat="1"/>
+    <w:lsdException w:name="heading 4" w:uiPriority="9" w:semiHidden="1" w:unhideWhenUsed="1" w:qFormat="1"/>
+    <w:lsdException w:name="heading 5" w:uiPriority="9" w:semiHidden="1" w:unhideWhenUsed="1" w:qFormat="1"/>
+    <w:lsdException w:name="heading 6" w:uiPriority="9" w:semiHidden="1" w:unhideWhenUsed="1" w:qFormat="1"/>
+    <w:lsdException w:name="heading 7" w:uiPriority="9" w:semiHidden="1" w:unhideWhenUsed="1" w:qFormat="1"/>
+    <w:lsdException w:name="heading 8" w:uiPriority="9" w:semiHidden="1" w:unhideWhenUsed="1" w:qFormat="1"/>
+    <w:lsdException w:name="heading 9" w:uiPriority="9" w:semiHidden="1" w:unhideWhenUsed="1" w:qFormat="1"/>
     <w:lsdException w:name="index 1" w:semiHidden="1" w:unhideWhenUsed="1"/>
     <w:lsdException w:name="index 2" w:semiHidden="1" w:unhideWhenUsed="1"/>
     <w:lsdException w:name="index 3" w:semiHidden="1" w:unhideWhenUsed="1"/>
@@ -23560,22 +23563,22 @@
     <w:lsdException w:name="index 7" w:semiHidden="1" w:unhideWhenUsed="1"/>
     <w:lsdException w:name="index 8" w:semiHidden="1" w:unhideWhenUsed="1"/>
     <w:lsdException w:name="index 9" w:semiHidden="1" w:unhideWhenUsed="1"/>
-    <w:lsdException w:name="toc 1" w:semiHidden="1" w:uiPriority="39" w:unhideWhenUsed="1"/>
-    <w:lsdException w:name="toc 2" w:semiHidden="1" w:uiPriority="39" w:unhideWhenUsed="1"/>
-    <w:lsdException w:name="toc 3" w:semiHidden="1" w:uiPriority="39" w:unhideWhenUsed="1"/>
-    <w:lsdException w:name="toc 4" w:semiHidden="1" w:uiPriority="39" w:unhideWhenUsed="1"/>
-    <w:lsdException w:name="toc 5" w:semiHidden="1" w:uiPriority="39" w:unhideWhenUsed="1"/>
-    <w:lsdException w:name="toc 6" w:semiHidden="1" w:uiPriority="39" w:unhideWhenUsed="1"/>
-    <w:lsdException w:name="toc 7" w:semiHidden="1" w:uiPriority="39" w:unhideWhenUsed="1"/>
-    <w:lsdException w:name="toc 8" w:semiHidden="1" w:uiPriority="39" w:unhideWhenUsed="1"/>
-    <w:lsdException w:name="toc 9" w:semiHidden="1" w:uiPriority="39" w:unhideWhenUsed="1"/>
+    <w:lsdException w:name="toc 1" w:uiPriority="39" w:semiHidden="1" w:unhideWhenUsed="1"/>
+    <w:lsdException w:name="toc 2" w:uiPriority="39" w:semiHidden="1" w:unhideWhenUsed="1"/>
+    <w:lsdException w:name="toc 3" w:uiPriority="39" w:semiHidden="1" w:unhideWhenUsed="1"/>
+    <w:lsdException w:name="toc 4" w:uiPriority="39" w:semiHidden="1" w:unhideWhenUsed="1"/>
+    <w:lsdException w:name="toc 5" w:uiPriority="39" w:semiHidden="1" w:unhideWhenUsed="1"/>
+    <w:lsdException w:name="toc 6" w:uiPriority="39" w:semiHidden="1" w:unhideWhenUsed="1"/>
+    <w:lsdException w:name="toc 7" w:uiPriority="39" w:semiHidden="1" w:unhideWhenUsed="1"/>
+    <w:lsdException w:name="toc 8" w:uiPriority="39" w:semiHidden="1" w:unhideWhenUsed="1"/>
+    <w:lsdException w:name="toc 9" w:uiPriority="39" w:semiHidden="1" w:unhideWhenUsed="1"/>
     <w:lsdException w:name="Normal Indent" w:semiHidden="1" w:unhideWhenUsed="1"/>
     <w:lsdException w:name="footnote text" w:semiHidden="1" w:unhideWhenUsed="1"/>
     <w:lsdException w:name="annotation text" w:semiHidden="1" w:unhideWhenUsed="1"/>
     <w:lsdException w:name="header" w:semiHidden="1" w:unhideWhenUsed="1"/>
     <w:lsdException w:name="footer" w:semiHidden="1" w:unhideWhenUsed="1"/>
     <w:lsdException w:name="index heading" w:semiHidden="1" w:unhideWhenUsed="1"/>
-    <w:lsdException w:name="caption" w:semiHidden="1" w:uiPriority="35" w:unhideWhenUsed="1" w:qFormat="1"/>
+    <w:lsdException w:name="caption" w:uiPriority="35" w:semiHidden="1" w:unhideWhenUsed="1" w:qFormat="1"/>
     <w:lsdException w:name="table of figures" w:semiHidden="1" w:unhideWhenUsed="1"/>
     <w:lsdException w:name="envelope address" w:semiHidden="1" w:unhideWhenUsed="1"/>
     <w:lsdException w:name="envelope return" w:semiHidden="1" w:unhideWhenUsed="1"/>
@@ -23606,7 +23609,7 @@
     <w:lsdException w:name="Title" w:uiPriority="10" w:qFormat="1"/>
     <w:lsdException w:name="Closing" w:semiHidden="1" w:unhideWhenUsed="1"/>
     <w:lsdException w:name="Signature" w:semiHidden="1" w:unhideWhenUsed="1"/>
-    <w:lsdException w:name="Default Paragraph Font" w:semiHidden="1" w:uiPriority="1" w:unhideWhenUsed="1"/>
+    <w:lsdException w:name="Default Paragraph Font" w:uiPriority="1" w:semiHidden="1" w:unhideWhenUsed="1"/>
     <w:lsdException w:name="Body Text" w:semiHidden="1" w:unhideWhenUsed="1"/>
     <w:lsdException w:name="Body Text Indent" w:semiHidden="1" w:unhideWhenUsed="1"/>
     <w:lsdException w:name="List Continue" w:semiHidden="1" w:unhideWhenUsed="1"/>
@@ -23806,8 +23809,8 @@
     <w:lsdException w:name="Subtle Reference" w:uiPriority="31" w:qFormat="1"/>
     <w:lsdException w:name="Intense Reference" w:uiPriority="32" w:qFormat="1"/>
     <w:lsdException w:name="Book Title" w:uiPriority="33" w:qFormat="1"/>
-    <w:lsdException w:name="Bibliography" w:semiHidden="1" w:uiPriority="37" w:unhideWhenUsed="1"/>
-    <w:lsdException w:name="TOC Heading" w:semiHidden="1" w:uiPriority="39" w:unhideWhenUsed="1" w:qFormat="1"/>
+    <w:lsdException w:name="Bibliography" w:uiPriority="37" w:semiHidden="1" w:unhideWhenUsed="1"/>
+    <w:lsdException w:name="TOC Heading" w:uiPriority="39" w:semiHidden="1" w:unhideWhenUsed="1" w:qFormat="1"/>
     <w:lsdException w:name="Plain Table 1" w:uiPriority="41"/>
     <w:lsdException w:name="Plain Table 2" w:uiPriority="42"/>
     <w:lsdException w:name="Plain Table 3" w:uiPriority="43"/>
@@ -23918,7 +23921,7 @@
     <w:lsdException w:name="Unresolved Mention" w:semiHidden="1" w:unhideWhenUsed="1"/>
     <w:lsdException w:name="Smart Link" w:semiHidden="1" w:unhideWhenUsed="1"/>
   </w:latentStyles>
-  <w:style w:type="paragraph" w:default="1" w:styleId="Normal">
+  <w:style w:type="paragraph" w:styleId="Normal" w:default="1">
     <w:name w:val="Normal"/>
     <w:qFormat/>
     <w:rsid w:val="00FA2F8E"/>
@@ -23933,10 +23936,10 @@
     <w:rsid w:val="00415074"/>
     <w:pPr>
       <w:pBdr>
-        <w:top w:val="single" w:sz="24" w:space="0" w:color="26BCD2" w:themeColor="accent1"/>
-        <w:left w:val="single" w:sz="24" w:space="0" w:color="26BCD2" w:themeColor="accent1"/>
-        <w:bottom w:val="single" w:sz="24" w:space="0" w:color="26BCD2" w:themeColor="accent1"/>
-        <w:right w:val="single" w:sz="24" w:space="0" w:color="26BCD2" w:themeColor="accent1"/>
+        <w:top w:val="single" w:color="26BCD2" w:themeColor="accent1" w:sz="24" w:space="0"/>
+        <w:left w:val="single" w:color="26BCD2" w:themeColor="accent1" w:sz="24" w:space="0"/>
+        <w:bottom w:val="single" w:color="26BCD2" w:themeColor="accent1" w:sz="24" w:space="0"/>
+        <w:right w:val="single" w:color="26BCD2" w:themeColor="accent1" w:sz="24" w:space="0"/>
       </w:pBdr>
       <w:shd w:val="clear" w:color="auto" w:fill="26BCD2" w:themeFill="accent1"/>
       <w:spacing w:after="0"/>
@@ -23961,10 +23964,10 @@
     <w:rsid w:val="00415074"/>
     <w:pPr>
       <w:pBdr>
-        <w:top w:val="single" w:sz="24" w:space="0" w:color="D2F2F7" w:themeColor="accent1" w:themeTint="33"/>
-        <w:left w:val="single" w:sz="24" w:space="0" w:color="D2F2F7" w:themeColor="accent1" w:themeTint="33"/>
-        <w:bottom w:val="single" w:sz="24" w:space="0" w:color="D2F2F7" w:themeColor="accent1" w:themeTint="33"/>
-        <w:right w:val="single" w:sz="24" w:space="0" w:color="D2F2F7" w:themeColor="accent1" w:themeTint="33"/>
+        <w:top w:val="single" w:color="D2F2F7" w:themeColor="accent1" w:themeTint="33" w:sz="24" w:space="0"/>
+        <w:left w:val="single" w:color="D2F2F7" w:themeColor="accent1" w:themeTint="33" w:sz="24" w:space="0"/>
+        <w:bottom w:val="single" w:color="D2F2F7" w:themeColor="accent1" w:themeTint="33" w:sz="24" w:space="0"/>
+        <w:right w:val="single" w:color="D2F2F7" w:themeColor="accent1" w:themeTint="33" w:sz="24" w:space="0"/>
       </w:pBdr>
       <w:shd w:val="clear" w:color="auto" w:fill="D2F2F7" w:themeFill="accent1" w:themeFillTint="33"/>
       <w:spacing w:after="0"/>
@@ -23986,7 +23989,7 @@
     <w:rsid w:val="00415074"/>
     <w:pPr>
       <w:pBdr>
-        <w:top w:val="single" w:sz="6" w:space="2" w:color="26BCD2" w:themeColor="accent1"/>
+        <w:top w:val="single" w:color="26BCD2" w:themeColor="accent1" w:sz="6" w:space="2"/>
       </w:pBdr>
       <w:spacing w:before="300" w:after="0"/>
       <w:outlineLvl w:val="2"/>
@@ -24008,7 +24011,7 @@
     <w:rsid w:val="00415074"/>
     <w:pPr>
       <w:pBdr>
-        <w:top w:val="dotted" w:sz="6" w:space="2" w:color="26BCD2" w:themeColor="accent1"/>
+        <w:top w:val="dotted" w:color="26BCD2" w:themeColor="accent1" w:sz="6" w:space="2"/>
       </w:pBdr>
       <w:spacing w:before="200" w:after="0"/>
       <w:outlineLvl w:val="3"/>
@@ -24031,7 +24034,7 @@
     <w:rsid w:val="00415074"/>
     <w:pPr>
       <w:pBdr>
-        <w:bottom w:val="single" w:sz="6" w:space="1" w:color="26BCD2" w:themeColor="accent1"/>
+        <w:bottom w:val="single" w:color="26BCD2" w:themeColor="accent1" w:sz="6" w:space="1"/>
       </w:pBdr>
       <w:spacing w:before="200" w:after="0"/>
       <w:outlineLvl w:val="4"/>
@@ -24054,7 +24057,7 @@
     <w:rsid w:val="00415074"/>
     <w:pPr>
       <w:pBdr>
-        <w:bottom w:val="dotted" w:sz="6" w:space="1" w:color="26BCD2" w:themeColor="accent1"/>
+        <w:bottom w:val="dotted" w:color="26BCD2" w:themeColor="accent1" w:sz="6" w:space="1"/>
       </w:pBdr>
       <w:spacing w:before="200" w:after="0"/>
       <w:outlineLvl w:val="5"/>
@@ -24129,13 +24132,13 @@
       <w:szCs w:val="18"/>
     </w:rPr>
   </w:style>
-  <w:style w:type="character" w:default="1" w:styleId="Standardskriftforavsnitt">
+  <w:style w:type="character" w:styleId="Standardskriftforavsnitt" w:default="1">
     <w:name w:val="Default Paragraph Font"/>
     <w:uiPriority w:val="1"/>
     <w:semiHidden/>
     <w:unhideWhenUsed/>
   </w:style>
-  <w:style w:type="table" w:default="1" w:styleId="Vanligtabell">
+  <w:style w:type="table" w:styleId="Vanligtabell" w:default="1">
     <w:name w:val="Normal Table"/>
     <w:uiPriority w:val="99"/>
     <w:semiHidden/>
@@ -24150,13 +24153,13 @@
       </w:tblCellMar>
     </w:tblPr>
   </w:style>
-  <w:style w:type="numbering" w:default="1" w:styleId="Ingenliste">
+  <w:style w:type="numbering" w:styleId="Ingenliste" w:default="1">
     <w:name w:val="No List"/>
     <w:uiPriority w:val="99"/>
     <w:semiHidden/>
     <w:unhideWhenUsed/>
   </w:style>
-  <w:style w:type="character" w:customStyle="1" w:styleId="Overskrift1Tegn">
+  <w:style w:type="character" w:styleId="Overskrift1Tegn" w:customStyle="1">
     <w:name w:val="Overskrift 1 Tegn"/>
     <w:basedOn w:val="Standardskriftforavsnitt"/>
     <w:link w:val="Overskrift1"/>
@@ -24171,7 +24174,7 @@
       <w:shd w:val="clear" w:color="auto" w:fill="26BCD2" w:themeFill="accent1"/>
     </w:rPr>
   </w:style>
-  <w:style w:type="character" w:customStyle="1" w:styleId="Overskrift2Tegn">
+  <w:style w:type="character" w:styleId="Overskrift2Tegn" w:customStyle="1">
     <w:name w:val="Overskrift 2 Tegn"/>
     <w:basedOn w:val="Standardskriftforavsnitt"/>
     <w:link w:val="Overskrift2"/>
@@ -24195,7 +24198,7 @@
       <w:spacing w:before="0" w:after="0"/>
     </w:pPr>
     <w:rPr>
-      <w:rFonts w:asciiTheme="majorHAnsi" w:eastAsiaTheme="majorEastAsia" w:hAnsiTheme="majorHAnsi" w:cstheme="majorBidi"/>
+      <w:rFonts w:asciiTheme="majorHAnsi" w:hAnsiTheme="majorHAnsi" w:eastAsiaTheme="majorEastAsia" w:cstheme="majorBidi"/>
       <w:caps/>
       <w:color w:val="26BCD2" w:themeColor="accent1"/>
       <w:spacing w:val="10"/>
@@ -24203,14 +24206,14 @@
       <w:szCs w:val="52"/>
     </w:rPr>
   </w:style>
-  <w:style w:type="character" w:customStyle="1" w:styleId="TittelTegn">
+  <w:style w:type="character" w:styleId="TittelTegn" w:customStyle="1">
     <w:name w:val="Tittel Tegn"/>
     <w:basedOn w:val="Standardskriftforavsnitt"/>
     <w:link w:val="Tittel"/>
     <w:uiPriority w:val="10"/>
     <w:rsid w:val="00415074"/>
     <w:rPr>
-      <w:rFonts w:asciiTheme="majorHAnsi" w:eastAsiaTheme="majorEastAsia" w:hAnsiTheme="majorHAnsi" w:cstheme="majorBidi"/>
+      <w:rFonts w:asciiTheme="majorHAnsi" w:hAnsiTheme="majorHAnsi" w:eastAsiaTheme="majorEastAsia" w:cstheme="majorBidi"/>
       <w:caps/>
       <w:color w:val="26BCD2" w:themeColor="accent1"/>
       <w:spacing w:val="10"/>
@@ -24237,7 +24240,7 @@
       <w:szCs w:val="21"/>
     </w:rPr>
   </w:style>
-  <w:style w:type="character" w:customStyle="1" w:styleId="UndertittelTegn">
+  <w:style w:type="character" w:styleId="UndertittelTegn" w:customStyle="1">
     <w:name w:val="Undertittel Tegn"/>
     <w:basedOn w:val="Standardskriftforavsnitt"/>
     <w:link w:val="Undertittel"/>
@@ -24251,7 +24254,7 @@
       <w:szCs w:val="21"/>
     </w:rPr>
   </w:style>
-  <w:style w:type="character" w:customStyle="1" w:styleId="Overskrift3Tegn">
+  <w:style w:type="character" w:styleId="Overskrift3Tegn" w:customStyle="1">
     <w:name w:val="Overskrift 3 Tegn"/>
     <w:basedOn w:val="Standardskriftforavsnitt"/>
     <w:link w:val="Overskrift3"/>
@@ -24263,7 +24266,7 @@
       <w:spacing w:val="15"/>
     </w:rPr>
   </w:style>
-  <w:style w:type="character" w:customStyle="1" w:styleId="Overskrift4Tegn">
+  <w:style w:type="character" w:styleId="Overskrift4Tegn" w:customStyle="1">
     <w:name w:val="Overskrift 4 Tegn"/>
     <w:basedOn w:val="Standardskriftforavsnitt"/>
     <w:link w:val="Overskrift4"/>
@@ -24289,7 +24292,7 @@
       </w:tabs>
     </w:pPr>
   </w:style>
-  <w:style w:type="character" w:customStyle="1" w:styleId="TopptekstTegn">
+  <w:style w:type="character" w:styleId="TopptekstTegn" w:customStyle="1">
     <w:name w:val="Topptekst Tegn"/>
     <w:basedOn w:val="Standardskriftforavsnitt"/>
     <w:link w:val="Topptekst"/>
@@ -24310,7 +24313,7 @@
       </w:tabs>
     </w:pPr>
   </w:style>
-  <w:style w:type="character" w:customStyle="1" w:styleId="BunntekstTegn">
+  <w:style w:type="character" w:styleId="BunntekstTegn" w:customStyle="1">
     <w:name w:val="Bunntekst Tegn"/>
     <w:basedOn w:val="Standardskriftforavsnitt"/>
     <w:link w:val="Bunntekst"/>
@@ -24324,12 +24327,12 @@
     <w:rsid w:val="004F0EDE"/>
     <w:tblPr>
       <w:tblBorders>
-        <w:top w:val="single" w:sz="4" w:space="0" w:color="auto"/>
-        <w:left w:val="single" w:sz="4" w:space="0" w:color="auto"/>
-        <w:bottom w:val="single" w:sz="4" w:space="0" w:color="auto"/>
-        <w:right w:val="single" w:sz="4" w:space="0" w:color="auto"/>
-        <w:insideH w:val="single" w:sz="4" w:space="0" w:color="auto"/>
-        <w:insideV w:val="single" w:sz="4" w:space="0" w:color="auto"/>
+        <w:top w:val="single" w:color="auto" w:sz="4" w:space="0"/>
+        <w:left w:val="single" w:color="auto" w:sz="4" w:space="0"/>
+        <w:bottom w:val="single" w:color="auto" w:sz="4" w:space="0"/>
+        <w:right w:val="single" w:color="auto" w:sz="4" w:space="0"/>
+        <w:insideH w:val="single" w:color="auto" w:sz="4" w:space="0"/>
+        <w:insideV w:val="single" w:color="auto" w:sz="4" w:space="0"/>
       </w:tblBorders>
     </w:tblPr>
   </w:style>
@@ -24342,7 +24345,7 @@
       <w:spacing w:after="0" w:line="240" w:lineRule="auto"/>
     </w:pPr>
   </w:style>
-  <w:style w:type="character" w:customStyle="1" w:styleId="Overskrift5Tegn">
+  <w:style w:type="character" w:styleId="Overskrift5Tegn" w:customStyle="1">
     <w:name w:val="Overskrift 5 Tegn"/>
     <w:basedOn w:val="Standardskriftforavsnitt"/>
     <w:link w:val="Overskrift5"/>
@@ -24355,7 +24358,7 @@
       <w:spacing w:val="10"/>
     </w:rPr>
   </w:style>
-  <w:style w:type="character" w:customStyle="1" w:styleId="Overskrift6Tegn">
+  <w:style w:type="character" w:styleId="Overskrift6Tegn" w:customStyle="1">
     <w:name w:val="Overskrift 6 Tegn"/>
     <w:basedOn w:val="Standardskriftforavsnitt"/>
     <w:link w:val="Overskrift6"/>
@@ -24368,7 +24371,7 @@
       <w:spacing w:val="10"/>
     </w:rPr>
   </w:style>
-  <w:style w:type="character" w:customStyle="1" w:styleId="Overskrift7Tegn">
+  <w:style w:type="character" w:styleId="Overskrift7Tegn" w:customStyle="1">
     <w:name w:val="Overskrift 7 Tegn"/>
     <w:basedOn w:val="Standardskriftforavsnitt"/>
     <w:link w:val="Overskrift7"/>
@@ -24381,7 +24384,7 @@
       <w:spacing w:val="10"/>
     </w:rPr>
   </w:style>
-  <w:style w:type="character" w:customStyle="1" w:styleId="Overskrift8Tegn">
+  <w:style w:type="character" w:styleId="Overskrift8Tegn" w:customStyle="1">
     <w:name w:val="Overskrift 8 Tegn"/>
     <w:basedOn w:val="Standardskriftforavsnitt"/>
     <w:link w:val="Overskrift8"/>
@@ -24395,7 +24398,7 @@
       <w:szCs w:val="18"/>
     </w:rPr>
   </w:style>
-  <w:style w:type="character" w:customStyle="1" w:styleId="Overskrift9Tegn">
+  <w:style w:type="character" w:styleId="Overskrift9Tegn" w:customStyle="1">
     <w:name w:val="Overskrift 9 Tegn"/>
     <w:basedOn w:val="Standardskriftforavsnitt"/>
     <w:link w:val="Overskrift9"/>
@@ -24448,7 +24451,7 @@
     <w:unhideWhenUsed/>
     <w:rsid w:val="009B6F7A"/>
   </w:style>
-  <w:style w:type="character" w:customStyle="1" w:styleId="BrdtekstTegn">
+  <w:style w:type="character" w:styleId="BrdtekstTegn" w:customStyle="1">
     <w:name w:val="Brødtekst Tegn"/>
     <w:link w:val="Brdtekst"/>
     <w:uiPriority w:val="99"/>
@@ -24458,7 +24461,7 @@
       <w:color w:val="000000"/>
     </w:rPr>
   </w:style>
-  <w:style w:type="paragraph" w:customStyle="1" w:styleId="Slettes">
+  <w:style w:type="paragraph" w:styleId="Slettes" w:customStyle="1">
     <w:name w:val="Slettes"/>
     <w:basedOn w:val="Normal"/>
     <w:next w:val="Normal"/>
@@ -24469,7 +24472,7 @@
       <w:color w:val="C00000"/>
     </w:rPr>
   </w:style>
-  <w:style w:type="character" w:customStyle="1" w:styleId="SlettesChar">
+  <w:style w:type="character" w:styleId="SlettesChar" w:customStyle="1">
     <w:name w:val="Slettes Char"/>
     <w:basedOn w:val="Standardskriftforavsnitt"/>
     <w:link w:val="Slettes"/>
@@ -24495,7 +24498,7 @@
       <w:szCs w:val="18"/>
     </w:rPr>
   </w:style>
-  <w:style w:type="character" w:customStyle="1" w:styleId="BobletekstTegn">
+  <w:style w:type="character" w:styleId="BobletekstTegn" w:customStyle="1">
     <w:name w:val="Bobletekst Tegn"/>
     <w:basedOn w:val="Standardskriftforavsnitt"/>
     <w:link w:val="Bobletekst"/>
@@ -24531,7 +24534,7 @@
     <w:unhideWhenUsed/>
     <w:rsid w:val="00D17432"/>
   </w:style>
-  <w:style w:type="character" w:customStyle="1" w:styleId="MerknadstekstTegn">
+  <w:style w:type="character" w:styleId="MerknadstekstTegn" w:customStyle="1">
     <w:name w:val="Merknadstekst Tegn"/>
     <w:basedOn w:val="Standardskriftforavsnitt"/>
     <w:link w:val="Merknadstekst"/>
@@ -24557,7 +24560,7 @@
       <w:bCs/>
     </w:rPr>
   </w:style>
-  <w:style w:type="character" w:customStyle="1" w:styleId="KommentaremneTegn">
+  <w:style w:type="character" w:styleId="KommentaremneTegn" w:customStyle="1">
     <w:name w:val="Kommentaremne Tegn"/>
     <w:basedOn w:val="MerknadstekstTegn"/>
     <w:link w:val="Kommentaremne"/>
@@ -24571,7 +24574,7 @@
       <w:lang w:eastAsia="en-US"/>
     </w:rPr>
   </w:style>
-  <w:style w:type="paragraph" w:customStyle="1" w:styleId="Instructiontext">
+  <w:style w:type="paragraph" w:styleId="Instructiontext" w:customStyle="1">
     <w:name w:val="Instruction text"/>
     <w:basedOn w:val="Normal"/>
     <w:next w:val="Normal"/>
@@ -24582,7 +24585,7 @@
       <w:color w:val="C00000"/>
     </w:rPr>
   </w:style>
-  <w:style w:type="character" w:customStyle="1" w:styleId="InstructiontextChar">
+  <w:style w:type="character" w:styleId="InstructiontextChar" w:customStyle="1">
     <w:name w:val="Instruction text Char"/>
     <w:basedOn w:val="Standardskriftforavsnitt"/>
     <w:link w:val="Instructiontext"/>
@@ -24631,7 +24634,7 @@
       <w:szCs w:val="24"/>
     </w:rPr>
   </w:style>
-  <w:style w:type="character" w:customStyle="1" w:styleId="SitatTegn">
+  <w:style w:type="character" w:styleId="SitatTegn" w:customStyle="1">
     <w:name w:val="Sitat Tegn"/>
     <w:basedOn w:val="Standardskriftforavsnitt"/>
     <w:link w:val="Sitat"/>
@@ -24663,7 +24666,7 @@
       <w:szCs w:val="24"/>
     </w:rPr>
   </w:style>
-  <w:style w:type="character" w:customStyle="1" w:styleId="SterktsitatTegn">
+  <w:style w:type="character" w:styleId="SterktsitatTegn" w:customStyle="1">
     <w:name w:val="Sterkt sitat Tegn"/>
     <w:basedOn w:val="Standardskriftforavsnitt"/>
     <w:link w:val="Sterktsitat"/>
@@ -24748,7 +24751,7 @@
       <w:spacing w:beforeAutospacing="1" w:after="100" w:afterAutospacing="1" w:line="240" w:lineRule="auto"/>
     </w:pPr>
     <w:rPr>
-      <w:rFonts w:ascii="Times New Roman" w:eastAsia="Times New Roman" w:hAnsi="Times New Roman" w:cs="Times New Roman"/>
+      <w:rFonts w:ascii="Times New Roman" w:hAnsi="Times New Roman" w:eastAsia="Times New Roman" w:cs="Times New Roman"/>
       <w:sz w:val="24"/>
       <w:szCs w:val="24"/>
     </w:rPr>
@@ -24776,7 +24779,7 @@
       <w:spacing w:before="0" w:after="0" w:line="240" w:lineRule="auto"/>
     </w:pPr>
   </w:style>
-  <w:style w:type="character" w:customStyle="1" w:styleId="FotnotetekstTegn">
+  <w:style w:type="character" w:styleId="FotnotetekstTegn" w:customStyle="1">
     <w:name w:val="Fotnotetekst Tegn"/>
     <w:basedOn w:val="Standardskriftforavsnitt"/>
     <w:link w:val="Fotnotetekst"/>
@@ -24891,7 +24894,7 @@
       <w:spacing w:before="0" w:after="0" w:line="240" w:lineRule="auto"/>
     </w:pPr>
   </w:style>
-  <w:style w:type="character" w:customStyle="1" w:styleId="SluttnotetekstTegn">
+  <w:style w:type="character" w:styleId="SluttnotetekstTegn" w:customStyle="1">
     <w:name w:val="Sluttnotetekst Tegn"/>
     <w:basedOn w:val="Standardskriftforavsnitt"/>
     <w:link w:val="Sluttnotetekst"/>
@@ -24930,12 +24933,12 @@
       <w:tblStyleRowBandSize w:val="1"/>
       <w:tblStyleColBandSize w:val="1"/>
       <w:tblBorders>
-        <w:top w:val="single" w:sz="4" w:space="0" w:color="999999" w:themeColor="text1" w:themeTint="66"/>
-        <w:left w:val="single" w:sz="4" w:space="0" w:color="999999" w:themeColor="text1" w:themeTint="66"/>
-        <w:bottom w:val="single" w:sz="4" w:space="0" w:color="999999" w:themeColor="text1" w:themeTint="66"/>
-        <w:right w:val="single" w:sz="4" w:space="0" w:color="999999" w:themeColor="text1" w:themeTint="66"/>
-        <w:insideH w:val="single" w:sz="4" w:space="0" w:color="999999" w:themeColor="text1" w:themeTint="66"/>
-        <w:insideV w:val="single" w:sz="4" w:space="0" w:color="999999" w:themeColor="text1" w:themeTint="66"/>
+        <w:top w:val="single" w:color="999999" w:themeColor="text1" w:themeTint="66" w:sz="4" w:space="0"/>
+        <w:left w:val="single" w:color="999999" w:themeColor="text1" w:themeTint="66" w:sz="4" w:space="0"/>
+        <w:bottom w:val="single" w:color="999999" w:themeColor="text1" w:themeTint="66" w:sz="4" w:space="0"/>
+        <w:right w:val="single" w:color="999999" w:themeColor="text1" w:themeTint="66" w:sz="4" w:space="0"/>
+        <w:insideH w:val="single" w:color="999999" w:themeColor="text1" w:themeTint="66" w:sz="4" w:space="0"/>
+        <w:insideV w:val="single" w:color="999999" w:themeColor="text1" w:themeTint="66" w:sz="4" w:space="0"/>
       </w:tblBorders>
     </w:tblPr>
     <w:tblStylePr w:type="firstRow">
@@ -24946,7 +24949,7 @@
       <w:tblPr/>
       <w:tcPr>
         <w:tcBorders>
-          <w:bottom w:val="single" w:sz="12" w:space="0" w:color="666666" w:themeColor="text1" w:themeTint="99"/>
+          <w:bottom w:val="single" w:color="666666" w:themeColor="text1" w:themeTint="99" w:sz="12" w:space="0"/>
         </w:tcBorders>
       </w:tcPr>
     </w:tblStylePr>
@@ -24958,7 +24961,7 @@
       <w:tblPr/>
       <w:tcPr>
         <w:tcBorders>
-          <w:top w:val="double" w:sz="2" w:space="0" w:color="666666" w:themeColor="text1" w:themeTint="99"/>
+          <w:top w:val="double" w:color="666666" w:themeColor="text1" w:themeTint="99" w:sz="2" w:space="0"/>
         </w:tcBorders>
       </w:tcPr>
     </w:tblStylePr>
@@ -24985,12 +24988,12 @@
     </w:pPr>
     <w:tblPr>
       <w:tblBorders>
-        <w:top w:val="single" w:sz="4" w:space="0" w:color="BFBFBF" w:themeColor="background1" w:themeShade="BF"/>
-        <w:left w:val="single" w:sz="4" w:space="0" w:color="BFBFBF" w:themeColor="background1" w:themeShade="BF"/>
-        <w:bottom w:val="single" w:sz="4" w:space="0" w:color="BFBFBF" w:themeColor="background1" w:themeShade="BF"/>
-        <w:right w:val="single" w:sz="4" w:space="0" w:color="BFBFBF" w:themeColor="background1" w:themeShade="BF"/>
-        <w:insideH w:val="single" w:sz="4" w:space="0" w:color="BFBFBF" w:themeColor="background1" w:themeShade="BF"/>
-        <w:insideV w:val="single" w:sz="4" w:space="0" w:color="BFBFBF" w:themeColor="background1" w:themeShade="BF"/>
+        <w:top w:val="single" w:color="BFBFBF" w:themeColor="background1" w:themeShade="BF" w:sz="4" w:space="0"/>
+        <w:left w:val="single" w:color="BFBFBF" w:themeColor="background1" w:themeShade="BF" w:sz="4" w:space="0"/>
+        <w:bottom w:val="single" w:color="BFBFBF" w:themeColor="background1" w:themeShade="BF" w:sz="4" w:space="0"/>
+        <w:right w:val="single" w:color="BFBFBF" w:themeColor="background1" w:themeShade="BF" w:sz="4" w:space="0"/>
+        <w:insideH w:val="single" w:color="BFBFBF" w:themeColor="background1" w:themeShade="BF" w:sz="4" w:space="0"/>
+        <w:insideV w:val="single" w:color="BFBFBF" w:themeColor="background1" w:themeShade="BF" w:sz="4" w:space="0"/>
       </w:tblBorders>
     </w:tblPr>
   </w:style>
